--- a/08-传感器电路/03-霍尔传感器电路/线性霍尔电路/线性霍尔电路.docx
+++ b/08-传感器电路/03-霍尔传感器电路/线性霍尔电路/线性霍尔电路.docx
@@ -1980,6 +1980,20 @@
     </w:p>
     <w:bookmarkEnd w:id="26"/>
     <w:bookmarkEnd w:id="27"/>
+    <w:p>
+      <w:pPr>
+        <w:spacing w:before="360"/>
+        <w:jc w:val="center"/>
+      </w:pPr>
+      <w:r>
+        <w:rPr>
+          <w:rFonts w:ascii="Times New Roman" w:hAnsi="Times New Roman"/>
+          <w:color w:val="555555"/>
+          <w:sz w:val="21"/>
+        </w:rPr>
+        <w:t>材料收集者：杜文杰</w:t>
+      </w:r>
+    </w:p>
     <w:sectPr>
       <w:headerReference r:id="rId9" w:type="default"/>
       <w:footerReference r:id="rId10" w:type="default"/>

--- a/08-传感器电路/03-霍尔传感器电路/线性霍尔电路/线性霍尔电路.docx
+++ b/08-传感器电路/03-霍尔传感器电路/线性霍尔电路/线性霍尔电路.docx
@@ -1,6 +1,6 @@
 
 <file path=word/document.xml><?xml version="1.0" encoding="utf-8"?>
-<w:document xmlns:w="http://schemas.openxmlformats.org/wordprocessingml/2006/main" xmlns:m="http://schemas.openxmlformats.org/officeDocument/2006/math" xmlns:r="http://schemas.openxmlformats.org/officeDocument/2006/relationships" xmlns:o="urn:schemas-microsoft-com:office:office" xmlns:v="urn:schemas-microsoft-com:vml" xmlns:w10="urn:schemas-microsoft-com:office:word" xmlns:a="http://schemas.openxmlformats.org/drawingml/2006/main" xmlns:pic="http://schemas.openxmlformats.org/drawingml/2006/picture" xmlns:wp="http://schemas.openxmlformats.org/drawingml/2006/wordprocessingDrawing">
+<w:document xmlns:m="http://schemas.openxmlformats.org/officeDocument/2006/math" xmlns:r="http://schemas.openxmlformats.org/officeDocument/2006/relationships" xmlns:w="http://schemas.openxmlformats.org/wordprocessingml/2006/main" xmlns:o="urn:schemas-microsoft-com:office:office" xmlns:v="urn:schemas-microsoft-com:vml" xmlns:w10="urn:schemas-microsoft-com:office:word" xmlns:a="http://schemas.openxmlformats.org/drawingml/2006/main" xmlns:pic="http://schemas.openxmlformats.org/drawingml/2006/picture" xmlns:wp="http://schemas.openxmlformats.org/drawingml/2006/wordprocessingDrawing">
   <w:body>
     <w:bookmarkStart w:id="27" w:name="线性霍尔电路"/>
     <w:p>
@@ -9,7 +9,7 @@
       </w:pPr>
       <w:r>
         <w:rPr>
-          <w:rFonts w:hint="eastAsia"/>
+          <w:rFonts w:hint="eastAsia" w:eastAsia="黑体"/>
         </w:rPr>
         <w:t xml:space="preserve">线性霍尔电路</w:t>
       </w:r>
@@ -21,7 +21,7 @@
       </w:pPr>
       <w:r>
         <w:rPr>
-          <w:rFonts w:hint="eastAsia"/>
+          <w:rFonts w:hint="eastAsia" w:eastAsia="黑体"/>
         </w:rPr>
         <w:t xml:space="preserve">拓扑描述</w:t>
       </w:r>
@@ -32,16 +32,19 @@
       </w:pPr>
       <w:r>
         <w:rPr>
-          <w:rFonts w:hint="eastAsia"/>
+          <w:rFonts w:hint="eastAsia" w:eastAsia="黑体"/>
         </w:rPr>
         <w:t xml:space="preserve">由</w:t>
       </w:r>
       <w:r>
+        <w:rPr>
+          <w:rFonts w:eastAsia="黑体"/>
+        </w:rPr>
         <w:t xml:space="preserve"> </w:t>
       </w:r>
       <w:r>
         <w:rPr>
-          <w:rFonts w:hint="eastAsia"/>
+          <w:rFonts w:hint="eastAsia" w:eastAsia="黑体"/>
           <w:b/>
           <w:bCs/>
         </w:rPr>
@@ -49,6 +52,7 @@
       </w:r>
       <w:r>
         <w:rPr>
+          <w:rFonts w:eastAsia="黑体"/>
           <w:b/>
           <w:bCs/>
         </w:rPr>
@@ -70,16 +74,19 @@
       </m:oMath>
       <w:r>
         <w:rPr>
-          <w:rFonts w:hint="eastAsia"/>
+          <w:rFonts w:hint="eastAsia" w:eastAsia="黑体"/>
         </w:rPr>
         <w:t xml:space="preserve">（内部霍尔元件在恒流偏置下产生霍尔电压，经内部放大与失调校准）与</w:t>
       </w:r>
       <w:r>
+        <w:rPr>
+          <w:rFonts w:eastAsia="黑体"/>
+        </w:rPr>
         <w:t xml:space="preserve"> </w:t>
       </w:r>
       <w:r>
         <w:rPr>
-          <w:rFonts w:hint="eastAsia"/>
+          <w:rFonts w:hint="eastAsia" w:eastAsia="黑体"/>
           <w:b/>
           <w:bCs/>
         </w:rPr>
@@ -87,6 +94,7 @@
       </w:r>
       <w:r>
         <w:rPr>
+          <w:rFonts w:eastAsia="黑体"/>
           <w:b/>
           <w:bCs/>
         </w:rPr>
@@ -94,22 +102,25 @@
       </w:r>
       <w:r>
         <w:rPr>
-          <w:rFonts w:hint="eastAsia"/>
+          <w:rFonts w:hint="eastAsia" w:eastAsia="黑体"/>
         </w:rPr>
         <w:t xml:space="preserve">（及可选输出滤波器）组成。电路共有</w:t>
       </w:r>
       <w:r>
+        <w:rPr>
+          <w:rFonts w:eastAsia="黑体"/>
+        </w:rPr>
         <w:t xml:space="preserve"> 3 </w:t>
       </w:r>
       <w:r>
         <w:rPr>
-          <w:rFonts w:hint="eastAsia"/>
+          <w:rFonts w:hint="eastAsia" w:eastAsia="黑体"/>
         </w:rPr>
         <w:t xml:space="preserve">个关键节点：</w:t>
       </w:r>
       <w:r>
         <w:rPr>
-          <w:rFonts w:hint="eastAsia"/>
+          <w:rFonts w:hint="eastAsia" w:eastAsia="黑体"/>
           <w:b/>
           <w:bCs/>
         </w:rPr>
@@ -117,6 +128,7 @@
       </w:r>
       <w:r>
         <w:rPr>
+          <w:rFonts w:eastAsia="黑体"/>
           <w:b/>
           <w:bCs/>
         </w:rPr>
@@ -124,7 +136,7 @@
       </w:r>
       <w:r>
         <w:rPr>
-          <w:rFonts w:hint="eastAsia"/>
+          <w:rFonts w:hint="eastAsia" w:eastAsia="黑体"/>
           <w:b/>
           <w:bCs/>
         </w:rPr>
@@ -132,7 +144,7 @@
       </w:r>
       <w:r>
         <w:rPr>
-          <w:rFonts w:hint="eastAsia"/>
+          <w:rFonts w:hint="eastAsia" w:eastAsia="黑体"/>
         </w:rPr>
         <w:t xml:space="preserve">（</w:t>
       </w:r>
@@ -151,35 +163,44 @@
         </m:sSub>
       </m:oMath>
       <w:r>
+        <w:rPr>
+          <w:rFonts w:eastAsia="黑体"/>
+        </w:rPr>
         <w:t xml:space="preserve"> </w:t>
       </w:r>
       <w:r>
         <w:rPr>
-          <w:rFonts w:hint="eastAsia"/>
+          <w:rFonts w:hint="eastAsia" w:eastAsia="黑体"/>
         </w:rPr>
         <w:t xml:space="preserve">的</w:t>
       </w:r>
       <w:r>
+        <w:rPr>
+          <w:rFonts w:eastAsia="黑体"/>
+        </w:rPr>
         <w:t xml:space="preserve"> VCC </w:t>
       </w:r>
       <w:r>
         <w:rPr>
-          <w:rFonts w:hint="eastAsia"/>
+          <w:rFonts w:hint="eastAsia" w:eastAsia="黑体"/>
         </w:rPr>
         <w:t xml:space="preserve">脚接</w:t>
       </w:r>
       <w:r>
+        <w:rPr>
+          <w:rFonts w:eastAsia="黑体"/>
+        </w:rPr>
         <w:t xml:space="preserve"> </w:t>
       </w:r>
       <w:r>
         <w:rPr>
-          <w:rFonts w:hint="eastAsia"/>
+          <w:rFonts w:hint="eastAsia" w:eastAsia="黑体"/>
         </w:rPr>
         <w:t xml:space="preserve">+VCC，配去耦电容）；</w:t>
       </w:r>
       <w:r>
         <w:rPr>
-          <w:rFonts w:hint="eastAsia"/>
+          <w:rFonts w:hint="eastAsia" w:eastAsia="黑体"/>
           <w:b/>
           <w:bCs/>
         </w:rPr>
@@ -187,6 +208,7 @@
       </w:r>
       <w:r>
         <w:rPr>
+          <w:rFonts w:eastAsia="黑体"/>
           <w:b/>
           <w:bCs/>
         </w:rPr>
@@ -194,7 +216,7 @@
       </w:r>
       <w:r>
         <w:rPr>
-          <w:rFonts w:hint="eastAsia"/>
+          <w:rFonts w:hint="eastAsia" w:eastAsia="黑体"/>
           <w:b/>
           <w:bCs/>
         </w:rPr>
@@ -202,7 +224,7 @@
       </w:r>
       <w:r>
         <w:rPr>
-          <w:rFonts w:hint="eastAsia"/>
+          <w:rFonts w:hint="eastAsia" w:eastAsia="黑体"/>
         </w:rPr>
         <w:t xml:space="preserve">（</w:t>
       </w:r>
@@ -221,26 +243,32 @@
         </m:sSub>
       </m:oMath>
       <w:r>
+        <w:rPr>
+          <w:rFonts w:eastAsia="黑体"/>
+        </w:rPr>
         <w:t xml:space="preserve"> </w:t>
       </w:r>
       <w:r>
         <w:rPr>
-          <w:rFonts w:hint="eastAsia"/>
+          <w:rFonts w:hint="eastAsia" w:eastAsia="黑体"/>
         </w:rPr>
         <w:t xml:space="preserve">的</w:t>
       </w:r>
       <w:r>
+        <w:rPr>
+          <w:rFonts w:eastAsia="黑体"/>
+        </w:rPr>
         <w:t xml:space="preserve"> GND </w:t>
       </w:r>
       <w:r>
         <w:rPr>
-          <w:rFonts w:hint="eastAsia"/>
+          <w:rFonts w:hint="eastAsia" w:eastAsia="黑体"/>
         </w:rPr>
         <w:t xml:space="preserve">脚接地）；</w:t>
       </w:r>
       <w:r>
         <w:rPr>
-          <w:rFonts w:hint="eastAsia"/>
+          <w:rFonts w:hint="eastAsia" w:eastAsia="黑体"/>
           <w:b/>
           <w:bCs/>
         </w:rPr>
@@ -248,6 +276,7 @@
       </w:r>
       <w:r>
         <w:rPr>
+          <w:rFonts w:eastAsia="黑体"/>
           <w:b/>
           <w:bCs/>
         </w:rPr>
@@ -255,7 +284,7 @@
       </w:r>
       <w:r>
         <w:rPr>
-          <w:rFonts w:hint="eastAsia"/>
+          <w:rFonts w:hint="eastAsia" w:eastAsia="黑体"/>
           <w:b/>
           <w:bCs/>
         </w:rPr>
@@ -263,7 +292,7 @@
       </w:r>
       <w:r>
         <w:rPr>
-          <w:rFonts w:hint="eastAsia"/>
+          <w:rFonts w:hint="eastAsia" w:eastAsia="黑体"/>
         </w:rPr>
         <w:t xml:space="preserve">（</w:t>
       </w:r>
@@ -282,33 +311,45 @@
         </m:sSub>
       </m:oMath>
       <w:r>
+        <w:rPr>
+          <w:rFonts w:eastAsia="黑体"/>
+        </w:rPr>
         <w:t xml:space="preserve"> </w:t>
       </w:r>
       <w:r>
         <w:rPr>
-          <w:rFonts w:hint="eastAsia"/>
+          <w:rFonts w:hint="eastAsia" w:eastAsia="黑体"/>
         </w:rPr>
         <w:t xml:space="preserve">的</w:t>
       </w:r>
       <w:r>
+        <w:rPr>
+          <w:rFonts w:eastAsia="黑体"/>
+        </w:rPr>
         <w:t xml:space="preserve"> OUT </w:t>
       </w:r>
       <w:r>
         <w:rPr>
-          <w:rFonts w:hint="eastAsia"/>
+          <w:rFonts w:hint="eastAsia" w:eastAsia="黑体"/>
         </w:rPr>
         <w:t xml:space="preserve">脚与后级</w:t>
       </w:r>
       <w:r>
+        <w:rPr>
+          <w:rFonts w:eastAsia="黑体"/>
+        </w:rPr>
         <w:t xml:space="preserve"> </w:t>
       </w:r>
       <w:r>
         <w:rPr>
-          <w:rFonts w:hint="eastAsia"/>
+          <w:rFonts w:hint="eastAsia" w:eastAsia="黑体"/>
         </w:rPr>
         <w:t xml:space="preserve">ADC/滤波器输入相连，作为</w:t>
       </w:r>
       <w:r>
+        <w:rPr>
+          <w:rFonts w:eastAsia="黑体"/>
+        </w:rPr>
         <w:t xml:space="preserve"> </w:t>
       </w:r>
       <m:oMath>
@@ -333,7 +374,7 @@
       </m:oMath>
       <w:r>
         <w:rPr>
-          <w:rFonts w:hint="eastAsia"/>
+          <w:rFonts w:hint="eastAsia" w:eastAsia="黑体"/>
         </w:rPr>
         <w:t xml:space="preserve">）。</w:t>
       </w:r>
@@ -342,7 +383,7 @@
       <w:pPr/>
       <w:r>
         <w:rPr>
-          <w:rFonts w:hint="eastAsia"/>
+          <w:rFonts w:hint="eastAsia" w:eastAsia="黑体"/>
         </w:rPr>
         <w:t xml:space="preserve">各元件管脚连接：</w:t>
       </w:r>
@@ -361,44 +402,56 @@
         </m:sSub>
       </m:oMath>
       <w:r>
+        <w:rPr>
+          <w:rFonts w:eastAsia="黑体"/>
+        </w:rPr>
         <w:t xml:space="preserve"> </w:t>
       </w:r>
       <w:r>
         <w:rPr>
-          <w:rFonts w:hint="eastAsia"/>
+          <w:rFonts w:hint="eastAsia" w:eastAsia="黑体"/>
         </w:rPr>
         <w:t xml:space="preserve">的</w:t>
       </w:r>
       <w:r>
+        <w:rPr>
+          <w:rFonts w:eastAsia="黑体"/>
+        </w:rPr>
         <w:t xml:space="preserve"> VCC </w:t>
       </w:r>
       <w:r>
         <w:rPr>
-          <w:rFonts w:hint="eastAsia"/>
+          <w:rFonts w:hint="eastAsia" w:eastAsia="黑体"/>
         </w:rPr>
         <w:t xml:space="preserve">接节点①、GND</w:t>
       </w:r>
       <w:r>
+        <w:rPr>
+          <w:rFonts w:eastAsia="黑体"/>
+        </w:rPr>
         <w:t xml:space="preserve"> </w:t>
       </w:r>
       <w:r>
         <w:rPr>
-          <w:rFonts w:hint="eastAsia"/>
+          <w:rFonts w:hint="eastAsia" w:eastAsia="黑体"/>
         </w:rPr>
         <w:t xml:space="preserve">接节点②、OUT</w:t>
       </w:r>
       <w:r>
+        <w:rPr>
+          <w:rFonts w:eastAsia="黑体"/>
+        </w:rPr>
         <w:t xml:space="preserve"> </w:t>
       </w:r>
       <w:r>
         <w:rPr>
-          <w:rFonts w:hint="eastAsia"/>
+          <w:rFonts w:hint="eastAsia" w:eastAsia="黑体"/>
         </w:rPr>
         <w:t xml:space="preserve">接节点③；</w:t>
       </w:r>
       <w:r>
         <w:rPr>
-          <w:rFonts w:hint="eastAsia"/>
+          <w:rFonts w:hint="eastAsia" w:eastAsia="黑体"/>
           <w:b/>
           <w:bCs/>
         </w:rPr>
@@ -406,17 +459,21 @@
       </w:r>
       <w:r>
         <w:rPr>
+          <w:rFonts w:eastAsia="黑体"/>
           <w:b/>
           <w:bCs/>
         </w:rPr>
         <w:t xml:space="preserve"> ADC</w:t>
       </w:r>
       <w:r>
+        <w:rPr>
+          <w:rFonts w:eastAsia="黑体"/>
+        </w:rPr>
         <w:t xml:space="preserve"> </w:t>
       </w:r>
       <w:r>
         <w:rPr>
-          <w:rFonts w:hint="eastAsia"/>
+          <w:rFonts w:hint="eastAsia" w:eastAsia="黑体"/>
         </w:rPr>
         <w:t xml:space="preserve">输入接节点③。输出以电源中点（V_CC/2）为基准，</w:t>
       </w:r>
@@ -478,11 +535,14 @@
       </m:oMath>
       <w:r>
         <w:rPr>
-          <w:rFonts w:hint="eastAsia"/>
+          <w:rFonts w:hint="eastAsia" w:eastAsia="黑体"/>
         </w:rPr>
         <w:t xml:space="preserve">，磁铁靠近使</w:t>
       </w:r>
       <w:r>
+        <w:rPr>
+          <w:rFonts w:eastAsia="黑体"/>
+        </w:rPr>
         <w:t xml:space="preserve"> </w:t>
       </w:r>
       <m:oMath>
@@ -491,11 +551,14 @@
         </m:r>
       </m:oMath>
       <w:r>
+        <w:rPr>
+          <w:rFonts w:eastAsia="黑体"/>
+        </w:rPr>
         <w:t xml:space="preserve"> </w:t>
       </w:r>
       <w:r>
         <w:rPr>
-          <w:rFonts w:hint="eastAsia"/>
+          <w:rFonts w:hint="eastAsia" w:eastAsia="黑体"/>
         </w:rPr>
         <w:t xml:space="preserve">增大时输出偏离静态值。</w:t>
       </w:r>
@@ -504,16 +567,19 @@
       <w:pPr/>
       <w:r>
         <w:rPr>
-          <w:rFonts w:hint="eastAsia"/>
+          <w:rFonts w:hint="eastAsia" w:eastAsia="黑体"/>
         </w:rPr>
         <w:t xml:space="preserve">由此构成”线性（模拟比率式）霍尔</w:t>
       </w:r>
       <w:r>
+        <w:rPr>
+          <w:rFonts w:eastAsia="黑体"/>
+        </w:rPr>
         <w:t xml:space="preserve"> + </w:t>
       </w:r>
       <w:r>
         <w:rPr>
-          <w:rFonts w:hint="eastAsia"/>
+          <w:rFonts w:hint="eastAsia" w:eastAsia="黑体"/>
         </w:rPr>
         <w:t xml:space="preserve">后级采样”的连续磁场测量组态，输出随外磁场线性变化，对磁铁位置或电流磁场做连续性测量。</w:t>
       </w:r>
@@ -526,7 +592,7 @@
       </w:pPr>
       <w:r>
         <w:rPr>
-          <w:rFonts w:hint="eastAsia"/>
+          <w:rFonts w:hint="eastAsia" w:eastAsia="黑体"/>
         </w:rPr>
         <w:t xml:space="preserve">工作原理</w:t>
       </w:r>
@@ -537,11 +603,14 @@
       </w:pPr>
       <w:r>
         <w:rPr>
-          <w:rFonts w:hint="eastAsia"/>
+          <w:rFonts w:hint="eastAsia" w:eastAsia="黑体"/>
         </w:rPr>
         <w:t xml:space="preserve">霍尔电压</w:t>
       </w:r>
       <w:r>
+        <w:rPr>
+          <w:rFonts w:eastAsia="黑体"/>
+        </w:rPr>
         <w:t xml:space="preserve"> </w:t>
       </w:r>
       <m:oMath>
@@ -592,15 +661,21 @@
         </m:r>
       </m:oMath>
       <w:r>
+        <w:rPr>
+          <w:rFonts w:eastAsia="黑体"/>
+        </w:rPr>
         <w:t xml:space="preserve"> </w:t>
       </w:r>
       <w:r>
         <w:rPr>
-          <w:rFonts w:hint="eastAsia"/>
+          <w:rFonts w:hint="eastAsia" w:eastAsia="黑体"/>
         </w:rPr>
         <w:t xml:space="preserve">与磁感应强度成正比，内部放大器将微小的霍尔电压放大并平移，使输出</w:t>
       </w:r>
       <w:r>
+        <w:rPr>
+          <w:rFonts w:eastAsia="黑体"/>
+        </w:rPr>
         <w:t xml:space="preserve"> </w:t>
       </w:r>
       <m:oMath>
@@ -661,11 +736,14 @@
       </m:oMath>
       <w:r>
         <w:rPr>
-          <w:rFonts w:hint="eastAsia"/>
+          <w:rFonts w:hint="eastAsia" w:eastAsia="黑体"/>
         </w:rPr>
         <w:t xml:space="preserve">，其中</w:t>
       </w:r>
       <w:r>
+        <w:rPr>
+          <w:rFonts w:eastAsia="黑体"/>
+        </w:rPr>
         <w:t xml:space="preserve"> </w:t>
       </w:r>
       <m:oMath>
@@ -683,20 +761,26 @@
         </m:sSub>
       </m:oMath>
       <w:r>
+        <w:rPr>
+          <w:rFonts w:eastAsia="黑体"/>
+        </w:rPr>
         <w:t xml:space="preserve"> </w:t>
       </w:r>
       <w:r>
         <w:rPr>
-          <w:rFonts w:hint="eastAsia"/>
+          <w:rFonts w:hint="eastAsia" w:eastAsia="黑体"/>
         </w:rPr>
         <w:t xml:space="preserve">为零磁场静态输出，S</w:t>
       </w:r>
       <w:r>
+        <w:rPr>
+          <w:rFonts w:eastAsia="黑体"/>
+        </w:rPr>
         <w:t xml:space="preserve"> </w:t>
       </w:r>
       <w:r>
         <w:rPr>
-          <w:rFonts w:hint="eastAsia"/>
+          <w:rFonts w:hint="eastAsia" w:eastAsia="黑体"/>
         </w:rPr>
         <w:t xml:space="preserve">为器件灵敏度，实现对磁场的线性模拟输出。</w:t>
       </w:r>
@@ -709,7 +793,7 @@
       </w:pPr>
       <w:r>
         <w:rPr>
-          <w:rFonts w:hint="eastAsia"/>
+          <w:rFonts w:hint="eastAsia" w:eastAsia="黑体"/>
         </w:rPr>
         <w:t xml:space="preserve">关键计算公式</w:t>
       </w:r>
@@ -723,7 +807,7 @@
       </w:pPr>
       <w:r>
         <w:rPr>
-          <w:rFonts w:hint="eastAsia"/>
+          <w:rFonts w:hint="eastAsia" w:eastAsia="黑体"/>
         </w:rPr>
         <w:t xml:space="preserve">输出电压：</w:t>
       </w:r>
@@ -804,7 +888,7 @@
       </w:pPr>
       <w:r>
         <w:rPr>
-          <w:rFonts w:hint="eastAsia"/>
+          <w:rFonts w:hint="eastAsia" w:eastAsia="黑体"/>
         </w:rPr>
         <w:t xml:space="preserve">霍尔电压：</w:t>
       </w:r>
@@ -876,16 +960,19 @@
       </w:pPr>
       <w:r>
         <w:rPr>
-          <w:rFonts w:hint="eastAsia"/>
+          <w:rFonts w:hint="eastAsia" w:eastAsia="黑体"/>
         </w:rPr>
         <w:t xml:space="preserve">位置—磁场近似（磁铁靠近时</w:t>
       </w:r>
       <w:r>
+        <w:rPr>
+          <w:rFonts w:eastAsia="黑体"/>
+        </w:rPr>
         <w:t xml:space="preserve"> B </w:t>
       </w:r>
       <w:r>
         <w:rPr>
-          <w:rFonts w:hint="eastAsia"/>
+          <w:rFonts w:hint="eastAsia" w:eastAsia="黑体"/>
         </w:rPr>
         <w:t xml:space="preserve">增大）：</w:t>
       </w:r>
@@ -988,7 +1075,7 @@
             </w:pPr>
             <w:r>
               <w:rPr>
-                <w:rFonts w:hint="eastAsia"/>
+                <w:rFonts w:hint="eastAsia" w:eastAsia="黑体"/>
               </w:rPr>
               <w:t xml:space="preserve">符号</w:t>
             </w:r>
@@ -1002,7 +1089,7 @@
             </w:pPr>
             <w:r>
               <w:rPr>
-                <w:rFonts w:hint="eastAsia"/>
+                <w:rFonts w:hint="eastAsia" w:eastAsia="黑体"/>
               </w:rPr>
               <w:t xml:space="preserve">含义</w:t>
             </w:r>
@@ -1016,7 +1103,7 @@
             </w:pPr>
             <w:r>
               <w:rPr>
-                <w:rFonts w:hint="eastAsia"/>
+                <w:rFonts w:hint="eastAsia" w:eastAsia="黑体"/>
               </w:rPr>
               <w:t xml:space="preserve">单位</w:t>
             </w:r>
@@ -1051,6 +1138,9 @@
               </m:sSub>
             </m:oMath>
             <w:r>
+              <w:rPr>
+                <w:rFonts w:eastAsia="黑体"/>
+              </w:rPr>
               <w:t xml:space="preserve">​</w:t>
             </w:r>
           </w:p>
@@ -1063,7 +1153,7 @@
             </w:pPr>
             <w:r>
               <w:rPr>
-                <w:rFonts w:hint="eastAsia"/>
+                <w:rFonts w:hint="eastAsia" w:eastAsia="黑体"/>
               </w:rPr>
               <w:t xml:space="preserve">输出电压</w:t>
             </w:r>
@@ -1076,6 +1166,9 @@
               <w:pStyle w:val="Compact"/>
             </w:pPr>
             <w:r>
+              <w:rPr>
+                <w:rFonts w:eastAsia="黑体"/>
+              </w:rPr>
               <w:t xml:space="preserve">V</w:t>
             </w:r>
           </w:p>
@@ -1103,6 +1196,9 @@
               </m:sSub>
             </m:oMath>
             <w:r>
+              <w:rPr>
+                <w:rFonts w:eastAsia="黑体"/>
+              </w:rPr>
               <w:t xml:space="preserve">​</w:t>
             </w:r>
           </w:p>
@@ -1115,7 +1211,7 @@
             </w:pPr>
             <w:r>
               <w:rPr>
-                <w:rFonts w:hint="eastAsia"/>
+                <w:rFonts w:hint="eastAsia" w:eastAsia="黑体"/>
               </w:rPr>
               <w:t xml:space="preserve">零磁场静态输出</w:t>
             </w:r>
@@ -1128,6 +1224,9 @@
               <w:pStyle w:val="Compact"/>
             </w:pPr>
             <w:r>
+              <w:rPr>
+                <w:rFonts w:eastAsia="黑体"/>
+              </w:rPr>
               <w:t xml:space="preserve">V</w:t>
             </w:r>
           </w:p>
@@ -1146,6 +1245,9 @@
               </m:r>
             </m:oMath>
             <w:r>
+              <w:rPr>
+                <w:rFonts w:eastAsia="黑体"/>
+              </w:rPr>
               <w:t xml:space="preserve">​</w:t>
             </w:r>
           </w:p>
@@ -1158,7 +1260,7 @@
             </w:pPr>
             <w:r>
               <w:rPr>
-                <w:rFonts w:hint="eastAsia"/>
+                <w:rFonts w:hint="eastAsia" w:eastAsia="黑体"/>
               </w:rPr>
               <w:t xml:space="preserve">磁场灵敏度</w:t>
             </w:r>
@@ -1171,6 +1273,9 @@
               <w:pStyle w:val="Compact"/>
             </w:pPr>
             <w:r>
+              <w:rPr>
+                <w:rFonts w:eastAsia="黑体"/>
+              </w:rPr>
               <w:t xml:space="preserve">V/T</w:t>
             </w:r>
           </w:p>
@@ -1189,6 +1294,9 @@
               </m:r>
             </m:oMath>
             <w:r>
+              <w:rPr>
+                <w:rFonts w:eastAsia="黑体"/>
+              </w:rPr>
               <w:t xml:space="preserve">​</w:t>
             </w:r>
           </w:p>
@@ -1201,7 +1309,7 @@
             </w:pPr>
             <w:r>
               <w:rPr>
-                <w:rFonts w:hint="eastAsia"/>
+                <w:rFonts w:hint="eastAsia" w:eastAsia="黑体"/>
               </w:rPr>
               <w:t xml:space="preserve">磁感应强度</w:t>
             </w:r>
@@ -1214,6 +1322,9 @@
               <w:pStyle w:val="Compact"/>
             </w:pPr>
             <w:r>
+              <w:rPr>
+                <w:rFonts w:eastAsia="黑体"/>
+              </w:rPr>
               <w:t xml:space="preserve">T</w:t>
             </w:r>
           </w:p>
@@ -1241,6 +1352,9 @@
               </m:sSub>
             </m:oMath>
             <w:r>
+              <w:rPr>
+                <w:rFonts w:eastAsia="黑体"/>
+              </w:rPr>
               <w:t xml:space="preserve">​</w:t>
             </w:r>
           </w:p>
@@ -1253,7 +1367,7 @@
             </w:pPr>
             <w:r>
               <w:rPr>
-                <w:rFonts w:hint="eastAsia"/>
+                <w:rFonts w:hint="eastAsia" w:eastAsia="黑体"/>
               </w:rPr>
               <w:t xml:space="preserve">偏置电流</w:t>
             </w:r>
@@ -1266,6 +1380,9 @@
               <w:pStyle w:val="Compact"/>
             </w:pPr>
             <w:r>
+              <w:rPr>
+                <w:rFonts w:eastAsia="黑体"/>
+              </w:rPr>
               <w:t xml:space="preserve">A</w:t>
             </w:r>
           </w:p>
@@ -1284,6 +1401,9 @@
               </m:r>
             </m:oMath>
             <w:r>
+              <w:rPr>
+                <w:rFonts w:eastAsia="黑体"/>
+              </w:rPr>
               <w:t xml:space="preserve">​</w:t>
             </w:r>
           </w:p>
@@ -1296,7 +1416,7 @@
             </w:pPr>
             <w:r>
               <w:rPr>
-                <w:rFonts w:hint="eastAsia"/>
+                <w:rFonts w:hint="eastAsia" w:eastAsia="黑体"/>
               </w:rPr>
               <w:t xml:space="preserve">磁铁距离</w:t>
             </w:r>
@@ -1309,6 +1429,9 @@
               <w:pStyle w:val="Compact"/>
             </w:pPr>
             <w:r>
+              <w:rPr>
+                <w:rFonts w:eastAsia="黑体"/>
+              </w:rPr>
               <w:t xml:space="preserve">m</w:t>
             </w:r>
           </w:p>
@@ -1323,7 +1446,7 @@
       </w:pPr>
       <w:r>
         <w:rPr>
-          <w:rFonts w:hint="eastAsia"/>
+          <w:rFonts w:hint="eastAsia" w:eastAsia="黑体"/>
         </w:rPr>
         <w:t xml:space="preserve">元件调整影响</w:t>
       </w:r>
@@ -1338,7 +1461,7 @@
       </w:pPr>
       <w:r>
         <w:rPr>
-          <w:rFonts w:hint="eastAsia"/>
+          <w:rFonts w:hint="eastAsia" w:eastAsia="黑体"/>
           <w:b/>
           <w:bCs/>
         </w:rPr>
@@ -1346,20 +1469,27 @@
       </w:r>
       <w:r>
         <w:rPr>
+          <w:rFonts w:eastAsia="黑体"/>
           <w:b/>
           <w:bCs/>
         </w:rPr>
         <w:t xml:space="preserve"> I_c ↑</w:t>
       </w:r>
       <w:r>
+        <w:rPr>
+          <w:rFonts w:eastAsia="黑体"/>
+        </w:rPr>
         <w:t xml:space="preserve"> </w:t>
       </w:r>
       <w:r>
+        <w:rPr>
+          <w:rFonts w:eastAsia="黑体"/>
+        </w:rPr>
         <w:t xml:space="preserve">→ </w:t>
       </w:r>
       <w:r>
         <w:rPr>
-          <w:rFonts w:hint="eastAsia"/>
+          <w:rFonts w:hint="eastAsia" w:eastAsia="黑体"/>
         </w:rPr>
         <w:t xml:space="preserve">灵敏度提高，但自热与噪声增大、温漂增加。</w:t>
       </w:r>
@@ -1374,7 +1504,7 @@
       </w:pPr>
       <w:r>
         <w:rPr>
-          <w:rFonts w:hint="eastAsia"/>
+          <w:rFonts w:hint="eastAsia" w:eastAsia="黑体"/>
           <w:b/>
           <w:bCs/>
         </w:rPr>
@@ -1382,20 +1512,27 @@
       </w:r>
       <w:r>
         <w:rPr>
+          <w:rFonts w:eastAsia="黑体"/>
           <w:b/>
           <w:bCs/>
         </w:rPr>
         <w:t xml:space="preserve"> d ↓</w:t>
       </w:r>
       <w:r>
+        <w:rPr>
+          <w:rFonts w:eastAsia="黑体"/>
+        </w:rPr>
         <w:t xml:space="preserve"> </w:t>
       </w:r>
       <w:r>
+        <w:rPr>
+          <w:rFonts w:eastAsia="黑体"/>
+        </w:rPr>
         <w:t xml:space="preserve">→ </w:t>
       </w:r>
       <w:r>
         <w:rPr>
-          <w:rFonts w:hint="eastAsia"/>
+          <w:rFonts w:hint="eastAsia" w:eastAsia="黑体"/>
         </w:rPr>
         <w:t xml:space="preserve">磁感应强度增大，输出电压偏离静态值越大。</w:t>
       </w:r>
@@ -1410,21 +1547,27 @@
       </w:pPr>
       <w:r>
         <w:rPr>
-          <w:rFonts w:hint="eastAsia"/>
+          <w:rFonts w:hint="eastAsia" w:eastAsia="黑体"/>
           <w:b/>
           <w:bCs/>
         </w:rPr>
         <w:t xml:space="preserve">输出端负载/滤波</w:t>
       </w:r>
       <w:r>
+        <w:rPr>
+          <w:rFonts w:eastAsia="黑体"/>
+        </w:rPr>
         <w:t xml:space="preserve"> </w:t>
       </w:r>
       <w:r>
+        <w:rPr>
+          <w:rFonts w:eastAsia="黑体"/>
+        </w:rPr>
         <w:t xml:space="preserve">→ </w:t>
       </w:r>
       <w:r>
         <w:rPr>
-          <w:rFonts w:hint="eastAsia"/>
+          <w:rFonts w:hint="eastAsia" w:eastAsia="黑体"/>
         </w:rPr>
         <w:t xml:space="preserve">影响噪声与带宽，可加低通滤波抑制纹波。</w:t>
       </w:r>
@@ -1439,7 +1582,7 @@
       </w:pPr>
       <w:r>
         <w:rPr>
-          <w:rFonts w:hint="eastAsia"/>
+          <w:rFonts w:hint="eastAsia" w:eastAsia="黑体"/>
         </w:rPr>
         <w:t xml:space="preserve">器件灵敏度由内部放大器增益决定，选型时按所需量程匹配。</w:t>
       </w:r>
@@ -1452,7 +1595,7 @@
       </w:pPr>
       <w:r>
         <w:rPr>
-          <w:rFonts w:hint="eastAsia"/>
+          <w:rFonts w:hint="eastAsia" w:eastAsia="黑体"/>
         </w:rPr>
         <w:t xml:space="preserve">典型参数示例</w:t>
       </w:r>
@@ -1467,11 +1610,14 @@
       </w:pPr>
       <w:r>
         <w:rPr>
-          <w:rFonts w:hint="eastAsia"/>
+          <w:rFonts w:hint="eastAsia" w:eastAsia="黑体"/>
         </w:rPr>
         <w:t xml:space="preserve">某器件</w:t>
       </w:r>
       <w:r>
+        <w:rPr>
+          <w:rFonts w:eastAsia="黑体"/>
+        </w:rPr>
         <w:t xml:space="preserve"> </w:t>
       </w:r>
       <m:oMath>
@@ -1508,6 +1654,9 @@
         </m:r>
       </m:oMath>
       <w:r>
+        <w:rPr>
+          <w:rFonts w:eastAsia="黑体"/>
+        </w:rPr>
         <w:t xml:space="preserve">、</w:t>
       </w:r>
       <m:oMath>
@@ -1536,14 +1685,20 @@
       </m:oMath>
       <w:r>
         <w:rPr>
-          <w:rFonts w:hint="eastAsia"/>
+          <w:rFonts w:hint="eastAsia" w:eastAsia="黑体"/>
         </w:rPr>
         <w:t xml:space="preserve">（1</w:t>
       </w:r>
       <w:r>
+        <w:rPr>
+          <w:rFonts w:eastAsia="黑体"/>
+        </w:rPr>
         <w:t xml:space="preserve"> G =</w:t>
       </w:r>
       <w:r>
+        <w:rPr>
+          <w:rFonts w:eastAsia="黑体"/>
+        </w:rPr>
         <w:t xml:space="preserve"> </w:t>
       </w:r>
       <m:oMath>
@@ -1567,15 +1722,21 @@
         </m:sSup>
       </m:oMath>
       <w:r>
+        <w:rPr>
+          <w:rFonts w:eastAsia="黑体"/>
+        </w:rPr>
         <w:t xml:space="preserve"> </w:t>
       </w:r>
       <w:r>
         <w:rPr>
-          <w:rFonts w:hint="eastAsia"/>
+          <w:rFonts w:hint="eastAsia" w:eastAsia="黑体"/>
         </w:rPr>
         <w:t xml:space="preserve">T），磁感应</w:t>
       </w:r>
       <w:r>
+        <w:rPr>
+          <w:rFonts w:eastAsia="黑体"/>
+        </w:rPr>
         <w:t xml:space="preserve"> </w:t>
       </w:r>
       <m:oMath>
@@ -1604,7 +1765,7 @@
       </m:oMath>
       <w:r>
         <w:rPr>
-          <w:rFonts w:hint="eastAsia"/>
+          <w:rFonts w:hint="eastAsia" w:eastAsia="黑体"/>
         </w:rPr>
         <w:t xml:space="preserve">：</w:t>
       </w:r>
@@ -1699,6 +1860,9 @@
         </m:r>
       </m:oMath>
       <w:r>
+        <w:rPr>
+          <w:rFonts w:eastAsia="黑体"/>
+        </w:rPr>
         <w:t xml:space="preserve">。</w:t>
       </w:r>
     </w:p>
@@ -1712,11 +1876,14 @@
       </w:pPr>
       <w:r>
         <w:rPr>
-          <w:rFonts w:hint="eastAsia"/>
+          <w:rFonts w:hint="eastAsia" w:eastAsia="黑体"/>
         </w:rPr>
         <w:t xml:space="preserve">反向磁场</w:t>
       </w:r>
       <w:r>
+        <w:rPr>
+          <w:rFonts w:eastAsia="黑体"/>
+        </w:rPr>
         <w:t xml:space="preserve"> </w:t>
       </w:r>
       <m:oMath>
@@ -1751,7 +1918,7 @@
       </m:oMath>
       <w:r>
         <w:rPr>
-          <w:rFonts w:hint="eastAsia"/>
+          <w:rFonts w:hint="eastAsia" w:eastAsia="黑体"/>
         </w:rPr>
         <w:t xml:space="preserve">：</w:t>
       </w:r>
@@ -1813,6 +1980,9 @@
         </m:r>
       </m:oMath>
       <w:r>
+        <w:rPr>
+          <w:rFonts w:eastAsia="黑体"/>
+        </w:rPr>
         <w:t xml:space="preserve">。</w:t>
       </w:r>
     </w:p>
@@ -1824,7 +1994,7 @@
       </w:pPr>
       <w:r>
         <w:rPr>
-          <w:rFonts w:hint="eastAsia"/>
+          <w:rFonts w:hint="eastAsia" w:eastAsia="黑体"/>
         </w:rPr>
         <w:t xml:space="preserve">常见器件型号</w:t>
       </w:r>
@@ -1839,7 +2009,7 @@
       </w:pPr>
       <w:r>
         <w:rPr>
-          <w:rFonts w:hint="eastAsia"/>
+          <w:rFonts w:hint="eastAsia" w:eastAsia="黑体"/>
         </w:rPr>
         <w:t xml:space="preserve">线性霍尔：SS49E、SS495A、A1324、DRV5053、AD22151。</w:t>
       </w:r>
@@ -1852,7 +2022,7 @@
       </w:pPr>
       <w:r>
         <w:rPr>
-          <w:rFonts w:hint="eastAsia"/>
+          <w:rFonts w:hint="eastAsia" w:eastAsia="黑体"/>
         </w:rPr>
         <w:t xml:space="preserve">注意事项</w:t>
       </w:r>
@@ -1867,25 +2037,31 @@
       </w:pPr>
       <w:r>
         <w:rPr>
-          <w:rFonts w:hint="eastAsia"/>
+          <w:rFonts w:hint="eastAsia" w:eastAsia="黑体"/>
         </w:rPr>
         <w:t xml:space="preserve">输出以</w:t>
       </w:r>
       <w:r>
+        <w:rPr>
+          <w:rFonts w:eastAsia="黑体"/>
+        </w:rPr>
         <w:t xml:space="preserve"> V_CC/2 </w:t>
       </w:r>
       <w:r>
         <w:rPr>
-          <w:rFonts w:hint="eastAsia"/>
+          <w:rFonts w:hint="eastAsia" w:eastAsia="黑体"/>
         </w:rPr>
         <w:t xml:space="preserve">为基准，负磁场输出低于中点，正磁场高于中点，需按此设计</w:t>
       </w:r>
       <w:r>
+        <w:rPr>
+          <w:rFonts w:eastAsia="黑体"/>
+        </w:rPr>
         <w:t xml:space="preserve"> ADC </w:t>
       </w:r>
       <w:r>
         <w:rPr>
-          <w:rFonts w:hint="eastAsia"/>
+          <w:rFonts w:hint="eastAsia" w:eastAsia="黑体"/>
         </w:rPr>
         <w:t xml:space="preserve">范围。</w:t>
       </w:r>
@@ -1900,7 +2076,7 @@
       </w:pPr>
       <w:r>
         <w:rPr>
-          <w:rFonts w:hint="eastAsia"/>
+          <w:rFonts w:hint="eastAsia" w:eastAsia="黑体"/>
         </w:rPr>
         <w:t xml:space="preserve">线性度与温漂受器件影响，精密测量需选带失调校准型号或做温度补偿。</w:t>
       </w:r>
@@ -1915,7 +2091,7 @@
       </w:pPr>
       <w:r>
         <w:rPr>
-          <w:rFonts w:hint="eastAsia"/>
+          <w:rFonts w:hint="eastAsia" w:eastAsia="黑体"/>
         </w:rPr>
         <w:t xml:space="preserve">磁铁需安装在其线性工作区间内，过近会饱和。</w:t>
       </w:r>
@@ -1930,7 +2106,7 @@
       </w:pPr>
       <w:r>
         <w:rPr>
-          <w:rFonts w:hint="eastAsia"/>
+          <w:rFonts w:hint="eastAsia" w:eastAsia="黑体"/>
         </w:rPr>
         <w:t xml:space="preserve">供电纹波会直接耦合到输出，注意电源去耦。</w:t>
       </w:r>
@@ -1943,7 +2119,7 @@
       </w:pPr>
       <w:r>
         <w:rPr>
-          <w:rFonts w:hint="eastAsia"/>
+          <w:rFonts w:hint="eastAsia" w:eastAsia="黑体"/>
         </w:rPr>
         <w:t xml:space="preserve">参考资料</w:t>
       </w:r>
@@ -1957,11 +2133,14 @@
         </w:numPr>
       </w:pPr>
       <w:r>
+        <w:rPr>
+          <w:rFonts w:eastAsia="黑体"/>
+        </w:rPr>
         <w:t xml:space="preserve">Allegro A1324、SS49E </w:t>
       </w:r>
       <w:r>
         <w:rPr>
-          <w:rFonts w:hint="eastAsia"/>
+          <w:rFonts w:hint="eastAsia" w:eastAsia="黑体"/>
         </w:rPr>
         <w:t xml:space="preserve">数据手册。</w:t>
       </w:r>
@@ -1975,6 +2154,9 @@
         </w:numPr>
       </w:pPr>
       <w:r>
+        <w:rPr>
+          <w:rFonts w:eastAsia="黑体"/>
+        </w:rPr>
         <w:t xml:space="preserve">Wikipedia: Hall effect sensor。</w:t>
       </w:r>
     </w:p>
@@ -1987,11 +2169,11 @@
       </w:pPr>
       <w:r>
         <w:rPr>
-          <w:rFonts w:ascii="Times New Roman" w:hAnsi="Times New Roman"/>
+          <w:rFonts w:ascii="Times New Roman" w:hAnsi="Times New Roman" w:eastAsia="黑体"/>
           <w:color w:val="555555"/>
           <w:sz w:val="21"/>
         </w:rPr>
-        <w:t>材料收集者：杜文杰</w:t>
+        <w:t>材料收集者：杜文杰，WX手机：19519196569，QQ:3478827729</w:t>
       </w:r>
     </w:p>
     <w:sectPr>
@@ -2011,7 +2193,7 @@
 </file>
 
 <file path=word/footer1.xml><?xml version="1.0" encoding="utf-8"?>
-<w:ftr xmlns:m="http://schemas.openxmlformats.org/officeDocument/2006/math" xmlns:mc="http://schemas.openxmlformats.org/markup-compatibility/2006" xmlns:mo="http://schemas.microsoft.com/office/mac/office/2008/main" xmlns:mv="urn:schemas-microsoft-com:mac:vml" xmlns:o="urn:schemas-microsoft-com:office:office" xmlns:r="http://schemas.openxmlformats.org/officeDocument/2006/relationships" xmlns:v="urn:schemas-microsoft-com:vml" xmlns:w10="urn:schemas-microsoft-com:office:word" xmlns:w14="http://schemas.microsoft.com/office/word/2010/wordml" xmlns:w="http://schemas.openxmlformats.org/wordprocessingml/2006/main" xmlns:wne="http://schemas.microsoft.com/office/word/2006/wordml" xmlns:wp14="http://schemas.microsoft.com/office/word/2010/wordprocessingDrawing" xmlns:wp="http://schemas.openxmlformats.org/drawingml/2006/wordprocessingDrawing" xmlns:wpc="http://schemas.microsoft.com/office/word/2010/wordprocessingCanvas" xmlns:wpg="http://schemas.microsoft.com/office/word/2010/wordprocessingGroup" xmlns:wpi="http://schemas.microsoft.com/office/word/2010/wordprocessingInk" xmlns:wps="http://schemas.microsoft.com/office/word/2010/wordprocessingShape" mc:Ignorable="w14 wp14">
+<w:ftr xmlns:mc="http://schemas.openxmlformats.org/markup-compatibility/2006" xmlns:w="http://schemas.openxmlformats.org/wordprocessingml/2006/main" xmlns:m="http://schemas.openxmlformats.org/officeDocument/2006/math" xmlns:mo="http://schemas.microsoft.com/office/mac/office/2008/main" xmlns:mv="urn:schemas-microsoft-com:mac:vml" xmlns:o="urn:schemas-microsoft-com:office:office" xmlns:r="http://schemas.openxmlformats.org/officeDocument/2006/relationships" xmlns:v="urn:schemas-microsoft-com:vml" xmlns:w10="urn:schemas-microsoft-com:office:word" xmlns:w14="http://schemas.microsoft.com/office/word/2010/wordml" xmlns:wne="http://schemas.microsoft.com/office/word/2006/wordml" xmlns:wp14="http://schemas.microsoft.com/office/word/2010/wordprocessingDrawing" xmlns:wp="http://schemas.openxmlformats.org/drawingml/2006/wordprocessingDrawing" xmlns:wpc="http://schemas.microsoft.com/office/word/2010/wordprocessingCanvas" xmlns:wpg="http://schemas.microsoft.com/office/word/2010/wordprocessingGroup" xmlns:wpi="http://schemas.microsoft.com/office/word/2010/wordprocessingInk" xmlns:wps="http://schemas.microsoft.com/office/word/2010/wordprocessingShape" mc:Ignorable="w14 wp14">
   <w:p>
     <w:pPr>
       <w:pStyle w:val="Footer"/>
@@ -2019,12 +2201,14 @@
     </w:pPr>
     <w:r>
       <w:rPr>
+        <w:rFonts w:eastAsia="黑体"/>
         <w:sz w:val="18"/>
       </w:rPr>
       <w:t xml:space="preserve">第 </w:t>
     </w:r>
     <w:r>
       <w:rPr>
+        <w:rFonts w:eastAsia="黑体"/>
         <w:sz w:val="18"/>
       </w:rPr>
       <w:fldChar w:fldCharType="begin"/>
@@ -2033,6 +2217,7 @@
     </w:r>
     <w:r>
       <w:rPr>
+        <w:rFonts w:eastAsia="黑体"/>
         <w:sz w:val="18"/>
       </w:rPr>
       <w:t xml:space="preserve"> 页</w:t>
@@ -2046,6 +2231,9 @@
   <w:footnote w:type="continuationSeparator" w:id="0">
     <w:p>
       <w:r>
+        <w:rPr>
+          <w:rFonts w:eastAsia="黑体"/>
+        </w:rPr>
         <w:continuationSeparator/>
       </w:r>
     </w:p>
@@ -2053,6 +2241,9 @@
   <w:footnote w:type="separator" w:id="-1">
     <w:p>
       <w:r>
+        <w:rPr>
+          <w:rFonts w:eastAsia="黑体"/>
+        </w:rPr>
         <w:separator/>
       </w:r>
     </w:p>
@@ -2061,7 +2252,7 @@
 </file>
 
 <file path=word/header1.xml><?xml version="1.0" encoding="utf-8"?>
-<w:hdr xmlns:m="http://schemas.openxmlformats.org/officeDocument/2006/math" xmlns:mc="http://schemas.openxmlformats.org/markup-compatibility/2006" xmlns:mo="http://schemas.microsoft.com/office/mac/office/2008/main" xmlns:mv="urn:schemas-microsoft-com:mac:vml" xmlns:o="urn:schemas-microsoft-com:office:office" xmlns:r="http://schemas.openxmlformats.org/officeDocument/2006/relationships" xmlns:v="urn:schemas-microsoft-com:vml" xmlns:w10="urn:schemas-microsoft-com:office:word" xmlns:w14="http://schemas.microsoft.com/office/word/2010/wordml" xmlns:w="http://schemas.openxmlformats.org/wordprocessingml/2006/main" xmlns:wne="http://schemas.microsoft.com/office/word/2006/wordml" xmlns:wp14="http://schemas.microsoft.com/office/word/2010/wordprocessingDrawing" xmlns:wp="http://schemas.openxmlformats.org/drawingml/2006/wordprocessingDrawing" xmlns:wpc="http://schemas.microsoft.com/office/word/2010/wordprocessingCanvas" xmlns:wpg="http://schemas.microsoft.com/office/word/2010/wordprocessingGroup" xmlns:wpi="http://schemas.microsoft.com/office/word/2010/wordprocessingInk" xmlns:wps="http://schemas.microsoft.com/office/word/2010/wordprocessingShape" mc:Ignorable="w14 wp14">
+<w:hdr xmlns:mc="http://schemas.openxmlformats.org/markup-compatibility/2006" xmlns:w="http://schemas.openxmlformats.org/wordprocessingml/2006/main" xmlns:m="http://schemas.openxmlformats.org/officeDocument/2006/math" xmlns:mo="http://schemas.microsoft.com/office/mac/office/2008/main" xmlns:mv="urn:schemas-microsoft-com:mac:vml" xmlns:o="urn:schemas-microsoft-com:office:office" xmlns:r="http://schemas.openxmlformats.org/officeDocument/2006/relationships" xmlns:v="urn:schemas-microsoft-com:vml" xmlns:w10="urn:schemas-microsoft-com:office:word" xmlns:w14="http://schemas.microsoft.com/office/word/2010/wordml" xmlns:wne="http://schemas.microsoft.com/office/word/2006/wordml" xmlns:wp14="http://schemas.microsoft.com/office/word/2010/wordprocessingDrawing" xmlns:wp="http://schemas.openxmlformats.org/drawingml/2006/wordprocessingDrawing" xmlns:wpc="http://schemas.microsoft.com/office/word/2010/wordprocessingCanvas" xmlns:wpg="http://schemas.microsoft.com/office/word/2010/wordprocessingGroup" xmlns:wpi="http://schemas.microsoft.com/office/word/2010/wordprocessingInk" xmlns:wps="http://schemas.microsoft.com/office/word/2010/wordprocessingShape" mc:Ignorable="w14 wp14">
   <w:p>
     <w:pPr>
       <w:pStyle w:val="Header"/>
@@ -2069,7 +2260,7 @@
     </w:pPr>
     <w:r>
       <w:rPr>
-        <w:rFonts w:ascii="Times New Roman" w:hAnsi="Times New Roman"/>
+        <w:rFonts w:ascii="Times New Roman" w:hAnsi="Times New Roman" w:eastAsia="黑体"/>
         <w:sz w:val="18"/>
         <w:rFonts w:eastAsia="黑体"/>
         <w:rFonts w:eastAsia="黑体"/>
@@ -2081,7 +2272,7 @@
 </file>
 
 <file path=word/numbering.xml><?xml version="1.0" encoding="utf-8"?>
-<w:numbering xmlns:m="http://schemas.openxmlformats.org/officeDocument/2006/math" xmlns:mc="http://schemas.openxmlformats.org/markup-compatibility/2006" xmlns:mo="http://schemas.microsoft.com/office/mac/office/2008/main" xmlns:mv="urn:schemas-microsoft-com:mac:vml" xmlns:o="urn:schemas-microsoft-com:office:office" xmlns:r="http://schemas.openxmlformats.org/officeDocument/2006/relationships" xmlns:v="urn:schemas-microsoft-com:vml" xmlns:w="http://schemas.openxmlformats.org/wordprocessingml/2006/main" xmlns:w10="urn:schemas-microsoft-com:office:word" xmlns:w14="http://schemas.microsoft.com/office/word/2010/wordml" xmlns:wne="http://schemas.microsoft.com/office/word/2006/wordml" xmlns:wp="http://schemas.openxmlformats.org/drawingml/2006/wordprocessingDrawing" xmlns:wp14="http://schemas.microsoft.com/office/word/2010/wordprocessingDrawing" xmlns:wpc="http://schemas.microsoft.com/office/word/2010/wordprocessingCanvas" xmlns:wpg="http://schemas.microsoft.com/office/word/2010/wordprocessingGroup" xmlns:wpi="http://schemas.microsoft.com/office/word/2010/wordprocessingInk" xmlns:wps="http://schemas.microsoft.com/office/word/2010/wordprocessingShape" mc:Ignorable="w14 wp14">
+<w:numbering xmlns:mc="http://schemas.openxmlformats.org/markup-compatibility/2006" xmlns:w="http://schemas.openxmlformats.org/wordprocessingml/2006/main" xmlns:m="http://schemas.openxmlformats.org/officeDocument/2006/math" xmlns:mo="http://schemas.microsoft.com/office/mac/office/2008/main" xmlns:mv="urn:schemas-microsoft-com:mac:vml" xmlns:o="urn:schemas-microsoft-com:office:office" xmlns:r="http://schemas.openxmlformats.org/officeDocument/2006/relationships" xmlns:v="urn:schemas-microsoft-com:vml" xmlns:w10="urn:schemas-microsoft-com:office:word" xmlns:w14="http://schemas.microsoft.com/office/word/2010/wordml" xmlns:wne="http://schemas.microsoft.com/office/word/2006/wordml" xmlns:wp="http://schemas.openxmlformats.org/drawingml/2006/wordprocessingDrawing" xmlns:wp14="http://schemas.microsoft.com/office/word/2010/wordprocessingDrawing" xmlns:wpc="http://schemas.microsoft.com/office/word/2010/wordprocessingCanvas" xmlns:wpg="http://schemas.microsoft.com/office/word/2010/wordprocessingGroup" xmlns:wpi="http://schemas.microsoft.com/office/word/2010/wordprocessingInk" xmlns:wps="http://schemas.microsoft.com/office/word/2010/wordprocessingShape" mc:Ignorable="w14 wp14">
   <w:abstractNum w:abstractNumId="0">
     <w:nsid w:val="FFFFFF7C"/>
     <w:multiLevelType w:val="singleLevel"/>
@@ -2168,7 +2359,7 @@
         <w:ind w:hanging="360" w:left="1440"/>
       </w:pPr>
       <w:rPr>
-        <w:rFonts w:ascii="Symbol" w:hAnsi="Symbol" w:hint="default"/>
+        <w:rFonts w:ascii="Symbol" w:hAnsi="Symbol" w:hint="default" w:eastAsia="黑体"/>
       </w:rPr>
     </w:lvl>
   </w:abstractNum>
@@ -2189,7 +2380,7 @@
         <w:ind w:hanging="360" w:left="1080"/>
       </w:pPr>
       <w:rPr>
-        <w:rFonts w:ascii="Symbol" w:hAnsi="Symbol" w:hint="default"/>
+        <w:rFonts w:ascii="Symbol" w:hAnsi="Symbol" w:hint="default" w:eastAsia="黑体"/>
       </w:rPr>
     </w:lvl>
   </w:abstractNum>
@@ -2210,7 +2401,7 @@
         <w:ind w:hanging="360" w:left="720"/>
       </w:pPr>
       <w:rPr>
-        <w:rFonts w:ascii="Symbol" w:hAnsi="Symbol" w:hint="default"/>
+        <w:rFonts w:ascii="Symbol" w:hAnsi="Symbol" w:hint="default" w:eastAsia="黑体"/>
       </w:rPr>
     </w:lvl>
   </w:abstractNum>
@@ -2249,7 +2440,7 @@
         <w:ind w:hanging="360" w:left="360"/>
       </w:pPr>
       <w:rPr>
-        <w:rFonts w:ascii="Symbol" w:hAnsi="Symbol" w:hint="default"/>
+        <w:rFonts w:ascii="Symbol" w:hAnsi="Symbol" w:hint="default" w:eastAsia="黑体"/>
       </w:rPr>
     </w:lvl>
   </w:abstractNum>
@@ -2340,7 +2531,7 @@
         <w:ind w:left="720" w:hanging="360"/>
       </w:pPr>
       <w:rPr>
-        <w:rFonts w:ascii="Symbol" w:hAnsi="Symbol" w:cs="Symbol" w:hint="default"/>
+        <w:rFonts w:ascii="Symbol" w:hAnsi="Symbol" w:cs="Symbol" w:hint="default" w:eastAsia="黑体"/>
       </w:rPr>
     </w:lvl>
     <w:lvl w:ilvl="1">
@@ -2351,7 +2542,7 @@
         <w:ind w:left="1440" w:hanging="360"/>
       </w:pPr>
       <w:rPr>
-        <w:rFonts w:ascii="Courier New" w:hAnsi="Courier New" w:cs="Courier New" w:hint="default"/>
+        <w:rFonts w:ascii="Courier New" w:hAnsi="Courier New" w:cs="Courier New" w:hint="default" w:eastAsia="黑体"/>
       </w:rPr>
     </w:lvl>
     <w:lvl w:ilvl="2">
@@ -2362,7 +2553,7 @@
         <w:ind w:left="2160" w:hanging="360"/>
       </w:pPr>
       <w:rPr>
-        <w:rFonts w:ascii="Wingdings" w:hAnsi="Wingdings" w:cs="Wingdings" w:hint="default"/>
+        <w:rFonts w:ascii="Wingdings" w:hAnsi="Wingdings" w:cs="Wingdings" w:hint="default" w:eastAsia="黑体"/>
       </w:rPr>
     </w:lvl>
     <w:lvl w:ilvl="3">
@@ -2373,7 +2564,7 @@
         <w:ind w:left="2880" w:hanging="360"/>
       </w:pPr>
       <w:rPr>
-        <w:rFonts w:ascii="Symbol" w:hAnsi="Symbol" w:cs="Symbol" w:hint="default"/>
+        <w:rFonts w:ascii="Symbol" w:hAnsi="Symbol" w:cs="Symbol" w:hint="default" w:eastAsia="黑体"/>
       </w:rPr>
     </w:lvl>
     <w:lvl w:ilvl="4">
@@ -2384,7 +2575,7 @@
         <w:ind w:left="3600" w:hanging="360"/>
       </w:pPr>
       <w:rPr>
-        <w:rFonts w:ascii="Courier New" w:hAnsi="Courier New" w:cs="Courier New" w:hint="default"/>
+        <w:rFonts w:ascii="Courier New" w:hAnsi="Courier New" w:cs="Courier New" w:hint="default" w:eastAsia="黑体"/>
       </w:rPr>
     </w:lvl>
     <w:lvl w:ilvl="5">
@@ -2395,7 +2586,7 @@
         <w:ind w:left="4320" w:hanging="360"/>
       </w:pPr>
       <w:rPr>
-        <w:rFonts w:ascii="Wingdings" w:hAnsi="Wingdings" w:cs="Wingdings" w:hint="default"/>
+        <w:rFonts w:ascii="Wingdings" w:hAnsi="Wingdings" w:cs="Wingdings" w:hint="default" w:eastAsia="黑体"/>
       </w:rPr>
     </w:lvl>
     <w:lvl w:ilvl="6">
@@ -2406,7 +2597,7 @@
         <w:ind w:left="5040" w:hanging="360"/>
       </w:pPr>
       <w:rPr>
-        <w:rFonts w:ascii="Symbol" w:hAnsi="Symbol" w:cs="Symbol" w:hint="default"/>
+        <w:rFonts w:ascii="Symbol" w:hAnsi="Symbol" w:cs="Symbol" w:hint="default" w:eastAsia="黑体"/>
       </w:rPr>
     </w:lvl>
     <w:lvl w:ilvl="7">
@@ -2417,7 +2608,7 @@
         <w:ind w:left="5760" w:hanging="360"/>
       </w:pPr>
       <w:rPr>
-        <w:rFonts w:ascii="Courier New" w:hAnsi="Courier New" w:cs="Courier New" w:hint="default"/>
+        <w:rFonts w:ascii="Courier New" w:hAnsi="Courier New" w:cs="Courier New" w:hint="default" w:eastAsia="黑体"/>
       </w:rPr>
     </w:lvl>
     <w:lvl w:ilvl="8">
@@ -2428,7 +2619,7 @@
         <w:ind w:left="6480" w:hanging="360"/>
       </w:pPr>
       <w:rPr>
-        <w:rFonts w:ascii="Wingdings" w:hAnsi="Wingdings" w:cs="Wingdings" w:hint="default"/>
+        <w:rFonts w:ascii="Wingdings" w:hAnsi="Wingdings" w:cs="Wingdings" w:hint="default" w:eastAsia="黑体"/>
       </w:rPr>
     </w:lvl>
   </w:abstractNum>
@@ -2484,11 +2675,11 @@
 </file>
 
 <file path=word/styles.xml><?xml version="1.0" encoding="utf-8"?>
-<w:styles xmlns:mc="http://schemas.openxmlformats.org/markup-compatibility/2006" xmlns:r="http://schemas.openxmlformats.org/officeDocument/2006/relationships" xmlns:w="http://schemas.openxmlformats.org/wordprocessingml/2006/main" xmlns:w14="http://schemas.microsoft.com/office/word/2010/wordml" mc:Ignorable="w14">
+<w:styles xmlns:mc="http://schemas.openxmlformats.org/markup-compatibility/2006" xmlns:w="http://schemas.openxmlformats.org/wordprocessingml/2006/main" xmlns:r="http://schemas.openxmlformats.org/officeDocument/2006/relationships" xmlns:w14="http://schemas.microsoft.com/office/word/2010/wordml" mc:Ignorable="w14">
   <w:docDefaults>
     <w:rPrDefault>
       <w:rPr>
-        <w:rFonts w:asciiTheme="minorHAnsi" w:cstheme="minorBidi" w:eastAsiaTheme="minorEastAsia" w:hAnsiTheme="minorHAnsi"/>
+        <w:rFonts w:asciiTheme="minorHAnsi" w:cstheme="minorBidi" w:hAnsiTheme="minorHAnsi" w:eastAsia="黑体"/>
         <w:sz w:val="22"/>
         <w:szCs w:val="22"/>
         <w:lang w:bidi="ar-SA" w:eastAsia="en-US" w:val="en-US"/>
@@ -2710,7 +2901,7 @@
       <w:outlineLvl w:val="0"/>
     </w:pPr>
     <w:rPr>
-      <w:rFonts w:ascii="Times New Roman" w:asciiTheme="majorHAnsi" w:cstheme="majorBidi" w:eastAsia="黑体" w:eastAsiaTheme="majorEastAsia" w:hAnsi="Times New Roman" w:hAnsiTheme="majorHAnsi"/>
+      <w:rFonts w:ascii="Times New Roman" w:asciiTheme="majorHAnsi" w:cstheme="majorBidi" w:eastAsia="黑体" w:hAnsi="Times New Roman" w:hAnsiTheme="majorHAnsi"/>
       <w:b/>
       <w:bCs/>
       <w:color w:val="1F3864"/>
@@ -2734,7 +2925,7 @@
       <w:outlineLvl w:val="1"/>
     </w:pPr>
     <w:rPr>
-      <w:rFonts w:ascii="Times New Roman" w:asciiTheme="majorHAnsi" w:cstheme="majorBidi" w:eastAsia="黑体" w:eastAsiaTheme="majorEastAsia" w:hAnsi="Times New Roman" w:hAnsiTheme="majorHAnsi"/>
+      <w:rFonts w:ascii="Times New Roman" w:asciiTheme="majorHAnsi" w:cstheme="majorBidi" w:eastAsia="黑体" w:hAnsi="Times New Roman" w:hAnsiTheme="majorHAnsi"/>
       <w:b/>
       <w:bCs/>
       <w:color w:val="2E4E7E"/>
@@ -2758,7 +2949,7 @@
       <w:outlineLvl w:val="2"/>
     </w:pPr>
     <w:rPr>
-      <w:rFonts w:ascii="Times New Roman" w:asciiTheme="majorHAnsi" w:cstheme="majorBidi" w:eastAsia="黑体" w:eastAsiaTheme="majorEastAsia" w:hAnsi="Times New Roman" w:hAnsiTheme="majorHAnsi"/>
+      <w:rFonts w:ascii="Times New Roman" w:asciiTheme="majorHAnsi" w:cstheme="majorBidi" w:eastAsia="黑体" w:hAnsi="Times New Roman" w:hAnsiTheme="majorHAnsi"/>
       <w:b/>
       <w:bCs/>
       <w:color w:val="2E4E7E"/>
@@ -2782,7 +2973,7 @@
       <w:outlineLvl w:val="3"/>
     </w:pPr>
     <w:rPr>
-      <w:rFonts w:ascii="Times New Roman" w:asciiTheme="majorHAnsi" w:cstheme="majorBidi" w:eastAsia="黑体" w:eastAsiaTheme="majorEastAsia" w:hAnsi="Times New Roman" w:hAnsiTheme="majorHAnsi"/>
+      <w:rFonts w:ascii="Times New Roman" w:asciiTheme="majorHAnsi" w:cstheme="majorBidi" w:eastAsia="黑体" w:hAnsi="Times New Roman" w:hAnsiTheme="majorHAnsi"/>
       <w:b/>
       <w:bCs/>
       <w:i/>
@@ -2808,7 +2999,7 @@
       <w:outlineLvl w:val="4"/>
     </w:pPr>
     <w:rPr>
-      <w:rFonts w:ascii="Times New Roman" w:asciiTheme="majorHAnsi" w:cstheme="majorBidi" w:eastAsia="黑体" w:eastAsiaTheme="majorEastAsia" w:hAnsi="Times New Roman" w:hAnsiTheme="majorHAnsi"/>
+      <w:rFonts w:ascii="Times New Roman" w:asciiTheme="majorHAnsi" w:cstheme="majorBidi" w:eastAsia="黑体" w:hAnsi="Times New Roman" w:hAnsiTheme="majorHAnsi"/>
       <w:b/>
       <w:color w:val="333333"/>
       <w:sz w:val="22"/>
@@ -2831,7 +3022,7 @@
       <w:outlineLvl w:val="5"/>
     </w:pPr>
     <w:rPr>
-      <w:rFonts w:asciiTheme="majorHAnsi" w:cstheme="majorBidi" w:eastAsiaTheme="majorEastAsia" w:hAnsiTheme="majorHAnsi"/>
+      <w:rFonts w:asciiTheme="majorHAnsi" w:cstheme="majorBidi" w:hAnsiTheme="majorHAnsi" w:eastAsia="黑体"/>
       <w:i/>
       <w:iCs/>
       <w:color w:themeColor="accent1" w:themeShade="7F" w:val="243F60"/>
@@ -2854,7 +3045,7 @@
       <w:outlineLvl w:val="6"/>
     </w:pPr>
     <w:rPr>
-      <w:rFonts w:asciiTheme="majorHAnsi" w:cstheme="majorBidi" w:eastAsiaTheme="majorEastAsia" w:hAnsiTheme="majorHAnsi"/>
+      <w:rFonts w:asciiTheme="majorHAnsi" w:cstheme="majorBidi" w:hAnsiTheme="majorHAnsi" w:eastAsia="黑体"/>
       <w:i/>
       <w:iCs/>
       <w:color w:themeColor="text1" w:themeTint="BF" w:val="404040"/>
@@ -2877,7 +3068,7 @@
       <w:outlineLvl w:val="7"/>
     </w:pPr>
     <w:rPr>
-      <w:rFonts w:asciiTheme="majorHAnsi" w:cstheme="majorBidi" w:eastAsiaTheme="majorEastAsia" w:hAnsiTheme="majorHAnsi"/>
+      <w:rFonts w:asciiTheme="majorHAnsi" w:cstheme="majorBidi" w:hAnsiTheme="majorHAnsi" w:eastAsia="黑体"/>
       <w:color w:themeColor="accent1" w:val="4F81BD"/>
       <w:sz w:val="20"/>
       <w:szCs w:val="20"/>
@@ -2900,7 +3091,7 @@
       <w:outlineLvl w:val="8"/>
     </w:pPr>
     <w:rPr>
-      <w:rFonts w:asciiTheme="majorHAnsi" w:cstheme="majorBidi" w:eastAsiaTheme="majorEastAsia" w:hAnsiTheme="majorHAnsi"/>
+      <w:rFonts w:asciiTheme="majorHAnsi" w:cstheme="majorBidi" w:hAnsiTheme="majorHAnsi" w:eastAsia="黑体"/>
       <w:i/>
       <w:iCs/>
       <w:color w:themeColor="text1" w:themeTint="BF" w:val="404040"/>
@@ -2951,7 +3142,7 @@
     <w:uiPriority w:val="9"/>
     <w:rsid w:val="00FC693F"/>
     <w:rPr>
-      <w:rFonts w:asciiTheme="majorHAnsi" w:cstheme="majorBidi" w:eastAsiaTheme="majorEastAsia" w:hAnsiTheme="majorHAnsi"/>
+      <w:rFonts w:asciiTheme="majorHAnsi" w:cstheme="majorBidi" w:hAnsiTheme="majorHAnsi" w:eastAsia="黑体"/>
       <w:b/>
       <w:bCs/>
       <w:color w:themeColor="accent1" w:themeShade="BF" w:val="365F91"/>
@@ -2966,7 +3157,7 @@
     <w:uiPriority w:val="9"/>
     <w:rsid w:val="00FC693F"/>
     <w:rPr>
-      <w:rFonts w:asciiTheme="majorHAnsi" w:cstheme="majorBidi" w:eastAsiaTheme="majorEastAsia" w:hAnsiTheme="majorHAnsi"/>
+      <w:rFonts w:asciiTheme="majorHAnsi" w:cstheme="majorBidi" w:hAnsiTheme="majorHAnsi" w:eastAsia="黑体"/>
       <w:b/>
       <w:bCs/>
       <w:color w:themeColor="accent1" w:val="4F81BD"/>
@@ -2981,7 +3172,7 @@
     <w:uiPriority w:val="9"/>
     <w:rsid w:val="00FC693F"/>
     <w:rPr>
-      <w:rFonts w:asciiTheme="majorHAnsi" w:cstheme="majorBidi" w:eastAsiaTheme="majorEastAsia" w:hAnsiTheme="majorHAnsi"/>
+      <w:rFonts w:asciiTheme="majorHAnsi" w:cstheme="majorBidi" w:hAnsiTheme="majorHAnsi" w:eastAsia="黑体"/>
       <w:b/>
       <w:bCs/>
       <w:color w:themeColor="accent1" w:val="4F81BD"/>
@@ -3004,7 +3195,7 @@
       <w:contextualSpacing/>
     </w:pPr>
     <w:rPr>
-      <w:rFonts w:ascii="Times New Roman" w:asciiTheme="majorHAnsi" w:cstheme="majorBidi" w:eastAsia="黑体" w:eastAsiaTheme="majorEastAsia" w:hAnsi="Times New Roman" w:hAnsiTheme="majorHAnsi"/>
+      <w:rFonts w:ascii="Times New Roman" w:asciiTheme="majorHAnsi" w:cstheme="majorBidi" w:eastAsia="黑体" w:hAnsi="Times New Roman" w:hAnsiTheme="majorHAnsi"/>
       <w:b/>
       <w:color w:val="1F3864"/>
       <w:spacing w:val="5"/>
@@ -3020,7 +3211,7 @@
     <w:uiPriority w:val="10"/>
     <w:rsid w:val="00FC693F"/>
     <w:rPr>
-      <w:rFonts w:asciiTheme="majorHAnsi" w:cstheme="majorBidi" w:eastAsiaTheme="majorEastAsia" w:hAnsiTheme="majorHAnsi"/>
+      <w:rFonts w:asciiTheme="majorHAnsi" w:cstheme="majorBidi" w:hAnsiTheme="majorHAnsi" w:eastAsia="黑体"/>
       <w:color w:themeColor="text2" w:themeShade="BF" w:val="17365D"/>
       <w:spacing w:val="5"/>
       <w:kern w:val="28"/>
@@ -3042,7 +3233,7 @@
       </w:numPr>
     </w:pPr>
     <w:rPr>
-      <w:rFonts w:asciiTheme="majorHAnsi" w:cstheme="majorBidi" w:eastAsiaTheme="majorEastAsia" w:hAnsiTheme="majorHAnsi"/>
+      <w:rFonts w:asciiTheme="majorHAnsi" w:cstheme="majorBidi" w:hAnsiTheme="majorHAnsi" w:eastAsia="黑体"/>
       <w:i/>
       <w:iCs/>
       <w:color w:themeColor="accent1" w:val="4F81BD"/>
@@ -3058,7 +3249,7 @@
     <w:uiPriority w:val="11"/>
     <w:rsid w:val="00FC693F"/>
     <w:rPr>
-      <w:rFonts w:asciiTheme="majorHAnsi" w:cstheme="majorBidi" w:eastAsiaTheme="majorEastAsia" w:hAnsiTheme="majorHAnsi"/>
+      <w:rFonts w:asciiTheme="majorHAnsi" w:cstheme="majorBidi" w:hAnsiTheme="majorHAnsi" w:eastAsia="黑体"/>
       <w:i/>
       <w:iCs/>
       <w:color w:themeColor="accent1" w:val="4F81BD"/>
@@ -3125,6 +3316,7 @@
       <w:spacing w:after="120"/>
     </w:pPr>
     <w:rPr>
+      <w:rFonts w:eastAsia="黑体"/>
       <w:sz w:val="16"/>
       <w:szCs w:val="16"/>
     </w:rPr>
@@ -3136,6 +3328,7 @@
     <w:uiPriority w:val="99"/>
     <w:rsid w:val="00AA1D8D"/>
     <w:rPr>
+      <w:rFonts w:eastAsia="黑体"/>
       <w:sz w:val="16"/>
       <w:szCs w:val="16"/>
     </w:rPr>
@@ -3305,7 +3498,7 @@
       </w:tabs>
     </w:pPr>
     <w:rPr>
-      <w:rFonts w:ascii="Courier" w:hAnsi="Courier"/>
+      <w:rFonts w:ascii="Courier" w:hAnsi="Courier" w:eastAsia="黑体"/>
       <w:sz w:val="20"/>
       <w:szCs w:val="20"/>
     </w:rPr>
@@ -3317,7 +3510,7 @@
     <w:uiPriority w:val="99"/>
     <w:rsid w:val="0029639D"/>
     <w:rPr>
-      <w:rFonts w:ascii="Courier" w:hAnsi="Courier"/>
+      <w:rFonts w:ascii="Courier" w:hAnsi="Courier" w:eastAsia="黑体"/>
       <w:sz w:val="20"/>
       <w:szCs w:val="20"/>
     </w:rPr>
@@ -3353,6 +3546,7 @@
     <w:uiPriority w:val="29"/>
     <w:rsid w:val="00FC693F"/>
     <w:rPr>
+      <w:rFonts w:eastAsia="黑体"/>
       <w:i/>
       <w:iCs/>
       <w:color w:themeColor="text1" w:val="000000"/>
@@ -3366,7 +3560,7 @@
     <w:semiHidden/>
     <w:rsid w:val="00FC693F"/>
     <w:rPr>
-      <w:rFonts w:asciiTheme="majorHAnsi" w:cstheme="majorBidi" w:eastAsiaTheme="majorEastAsia" w:hAnsiTheme="majorHAnsi"/>
+      <w:rFonts w:asciiTheme="majorHAnsi" w:cstheme="majorBidi" w:hAnsiTheme="majorHAnsi" w:eastAsia="黑体"/>
       <w:b/>
       <w:bCs/>
       <w:i/>
@@ -3382,7 +3576,7 @@
     <w:semiHidden/>
     <w:rsid w:val="00FC693F"/>
     <w:rPr>
-      <w:rFonts w:asciiTheme="majorHAnsi" w:cstheme="majorBidi" w:eastAsiaTheme="majorEastAsia" w:hAnsiTheme="majorHAnsi"/>
+      <w:rFonts w:asciiTheme="majorHAnsi" w:cstheme="majorBidi" w:hAnsiTheme="majorHAnsi" w:eastAsia="黑体"/>
       <w:color w:themeColor="accent1" w:themeShade="7F" w:val="243F60"/>
     </w:rPr>
   </w:style>
@@ -3394,7 +3588,7 @@
     <w:semiHidden/>
     <w:rsid w:val="00FC693F"/>
     <w:rPr>
-      <w:rFonts w:asciiTheme="majorHAnsi" w:cstheme="majorBidi" w:eastAsiaTheme="majorEastAsia" w:hAnsiTheme="majorHAnsi"/>
+      <w:rFonts w:asciiTheme="majorHAnsi" w:cstheme="majorBidi" w:hAnsiTheme="majorHAnsi" w:eastAsia="黑体"/>
       <w:i/>
       <w:iCs/>
       <w:color w:themeColor="accent1" w:themeShade="7F" w:val="243F60"/>
@@ -3408,7 +3602,7 @@
     <w:semiHidden/>
     <w:rsid w:val="00FC693F"/>
     <w:rPr>
-      <w:rFonts w:asciiTheme="majorHAnsi" w:cstheme="majorBidi" w:eastAsiaTheme="majorEastAsia" w:hAnsiTheme="majorHAnsi"/>
+      <w:rFonts w:asciiTheme="majorHAnsi" w:cstheme="majorBidi" w:hAnsiTheme="majorHAnsi" w:eastAsia="黑体"/>
       <w:i/>
       <w:iCs/>
       <w:color w:themeColor="text1" w:themeTint="BF" w:val="404040"/>
@@ -3422,7 +3616,7 @@
     <w:semiHidden/>
     <w:rsid w:val="00FC693F"/>
     <w:rPr>
-      <w:rFonts w:asciiTheme="majorHAnsi" w:cstheme="majorBidi" w:eastAsiaTheme="majorEastAsia" w:hAnsiTheme="majorHAnsi"/>
+      <w:rFonts w:asciiTheme="majorHAnsi" w:cstheme="majorBidi" w:hAnsiTheme="majorHAnsi" w:eastAsia="黑体"/>
       <w:color w:themeColor="accent1" w:val="4F81BD"/>
       <w:sz w:val="20"/>
       <w:szCs w:val="20"/>
@@ -3436,7 +3630,7 @@
     <w:semiHidden/>
     <w:rsid w:val="00FC693F"/>
     <w:rPr>
-      <w:rFonts w:asciiTheme="majorHAnsi" w:cstheme="majorBidi" w:eastAsiaTheme="majorEastAsia" w:hAnsiTheme="majorHAnsi"/>
+      <w:rFonts w:asciiTheme="majorHAnsi" w:cstheme="majorBidi" w:hAnsiTheme="majorHAnsi" w:eastAsia="黑体"/>
       <w:i/>
       <w:iCs/>
       <w:color w:themeColor="text1" w:themeTint="BF" w:val="404040"/>
@@ -3457,6 +3651,7 @@
       <w:spacing w:line="240" w:lineRule="auto"/>
     </w:pPr>
     <w:rPr>
+      <w:rFonts w:eastAsia="黑体"/>
       <w:b/>
       <w:bCs/>
       <w:color w:themeColor="accent1" w:val="4F81BD"/>
@@ -3471,6 +3666,7 @@
     <w:qFormat/>
     <w:rsid w:val="00FC693F"/>
     <w:rPr>
+      <w:rFonts w:eastAsia="黑体"/>
       <w:b/>
       <w:bCs/>
     </w:rPr>
@@ -3482,6 +3678,7 @@
     <w:qFormat/>
     <w:rsid w:val="00FC693F"/>
     <w:rPr>
+      <w:rFonts w:eastAsia="黑体"/>
       <w:i/>
       <w:iCs/>
     </w:rPr>
@@ -3502,6 +3699,7 @@
       <w:ind w:left="936" w:right="936"/>
     </w:pPr>
     <w:rPr>
+      <w:rFonts w:eastAsia="黑体"/>
       <w:b/>
       <w:bCs/>
       <w:i/>
@@ -3516,6 +3714,7 @@
     <w:uiPriority w:val="30"/>
     <w:rsid w:val="00FC693F"/>
     <w:rPr>
+      <w:rFonts w:eastAsia="黑体"/>
       <w:b/>
       <w:bCs/>
       <w:i/>
@@ -3530,6 +3729,7 @@
     <w:qFormat/>
     <w:rsid w:val="00FC693F"/>
     <w:rPr>
+      <w:rFonts w:eastAsia="黑体"/>
       <w:i/>
       <w:iCs/>
       <w:color w:themeColor="text1" w:themeTint="7F" w:val="808080"/>
@@ -3542,6 +3742,7 @@
     <w:qFormat/>
     <w:rsid w:val="00FC693F"/>
     <w:rPr>
+      <w:rFonts w:eastAsia="黑体"/>
       <w:b/>
       <w:bCs/>
       <w:i/>
@@ -3556,6 +3757,7 @@
     <w:qFormat/>
     <w:rsid w:val="00FC693F"/>
     <w:rPr>
+      <w:rFonts w:eastAsia="黑体"/>
       <w:smallCaps/>
       <w:color w:themeColor="accent2" w:val="C0504D"/>
       <w:u w:val="single"/>
@@ -3568,6 +3770,7 @@
     <w:qFormat/>
     <w:rsid w:val="00FC693F"/>
     <w:rPr>
+      <w:rFonts w:eastAsia="黑体"/>
       <w:b/>
       <w:bCs/>
       <w:smallCaps/>
@@ -3583,6 +3786,7 @@
     <w:qFormat/>
     <w:rsid w:val="00FC693F"/>
     <w:rPr>
+      <w:rFonts w:eastAsia="黑体"/>
       <w:b/>
       <w:bCs/>
       <w:smallCaps/>
@@ -3637,6 +3841,7 @@
       <w:spacing w:after="0" w:line="240" w:lineRule="auto"/>
     </w:pPr>
     <w:rPr>
+      <w:rFonts w:eastAsia="黑体"/>
       <w:color w:themeColor="text1" w:themeShade="BF" w:val="000000"/>
     </w:rPr>
     <w:tblPr>
@@ -3659,6 +3864,7 @@
         <w:spacing w:after="0" w:before="0" w:line="240" w:lineRule="auto"/>
       </w:pPr>
       <w:rPr>
+        <w:rFonts w:eastAsia="黑体"/>
         <w:b/>
         <w:bCs/>
       </w:rPr>
@@ -3679,6 +3885,7 @@
         <w:spacing w:after="0" w:before="0" w:line="240" w:lineRule="auto"/>
       </w:pPr>
       <w:rPr>
+        <w:rFonts w:eastAsia="黑体"/>
         <w:b/>
         <w:bCs/>
       </w:rPr>
@@ -3696,12 +3903,14 @@
     </w:tblStylePr>
     <w:tblStylePr w:type="firstCol">
       <w:rPr>
+        <w:rFonts w:eastAsia="黑体"/>
         <w:b/>
         <w:bCs/>
       </w:rPr>
     </w:tblStylePr>
     <w:tblStylePr w:type="lastCol">
       <w:rPr>
+        <w:rFonts w:eastAsia="黑体"/>
         <w:b/>
         <w:bCs/>
       </w:rPr>
@@ -3740,6 +3949,7 @@
       <w:spacing w:after="0" w:line="240" w:lineRule="auto"/>
     </w:pPr>
     <w:rPr>
+      <w:rFonts w:eastAsia="黑体"/>
       <w:color w:themeColor="accent1" w:themeShade="BF" w:val="365F91"/>
     </w:rPr>
     <w:tblPr>
@@ -3762,6 +3972,7 @@
         <w:spacing w:after="0" w:before="0" w:line="240" w:lineRule="auto"/>
       </w:pPr>
       <w:rPr>
+        <w:rFonts w:eastAsia="黑体"/>
         <w:b/>
         <w:bCs/>
       </w:rPr>
@@ -3782,6 +3993,7 @@
         <w:spacing w:after="0" w:before="0" w:line="240" w:lineRule="auto"/>
       </w:pPr>
       <w:rPr>
+        <w:rFonts w:eastAsia="黑体"/>
         <w:b/>
         <w:bCs/>
       </w:rPr>
@@ -3799,12 +4011,14 @@
     </w:tblStylePr>
     <w:tblStylePr w:type="firstCol">
       <w:rPr>
+        <w:rFonts w:eastAsia="黑体"/>
         <w:b/>
         <w:bCs/>
       </w:rPr>
     </w:tblStylePr>
     <w:tblStylePr w:type="lastCol">
       <w:rPr>
+        <w:rFonts w:eastAsia="黑体"/>
         <w:b/>
         <w:bCs/>
       </w:rPr>
@@ -3843,6 +4057,7 @@
       <w:spacing w:after="0" w:line="240" w:lineRule="auto"/>
     </w:pPr>
     <w:rPr>
+      <w:rFonts w:eastAsia="黑体"/>
       <w:color w:themeColor="accent2" w:themeShade="BF" w:val="943634"/>
     </w:rPr>
     <w:tblPr>
@@ -3865,6 +4080,7 @@
         <w:spacing w:after="0" w:before="0" w:line="240" w:lineRule="auto"/>
       </w:pPr>
       <w:rPr>
+        <w:rFonts w:eastAsia="黑体"/>
         <w:b/>
         <w:bCs/>
       </w:rPr>
@@ -3885,6 +4101,7 @@
         <w:spacing w:after="0" w:before="0" w:line="240" w:lineRule="auto"/>
       </w:pPr>
       <w:rPr>
+        <w:rFonts w:eastAsia="黑体"/>
         <w:b/>
         <w:bCs/>
       </w:rPr>
@@ -3902,12 +4119,14 @@
     </w:tblStylePr>
     <w:tblStylePr w:type="firstCol">
       <w:rPr>
+        <w:rFonts w:eastAsia="黑体"/>
         <w:b/>
         <w:bCs/>
       </w:rPr>
     </w:tblStylePr>
     <w:tblStylePr w:type="lastCol">
       <w:rPr>
+        <w:rFonts w:eastAsia="黑体"/>
         <w:b/>
         <w:bCs/>
       </w:rPr>
@@ -3946,6 +4165,7 @@
       <w:spacing w:after="0" w:line="240" w:lineRule="auto"/>
     </w:pPr>
     <w:rPr>
+      <w:rFonts w:eastAsia="黑体"/>
       <w:color w:themeColor="accent3" w:themeShade="BF" w:val="76923C"/>
     </w:rPr>
     <w:tblPr>
@@ -3968,6 +4188,7 @@
         <w:spacing w:after="0" w:before="0" w:line="240" w:lineRule="auto"/>
       </w:pPr>
       <w:rPr>
+        <w:rFonts w:eastAsia="黑体"/>
         <w:b/>
         <w:bCs/>
       </w:rPr>
@@ -3988,6 +4209,7 @@
         <w:spacing w:after="0" w:before="0" w:line="240" w:lineRule="auto"/>
       </w:pPr>
       <w:rPr>
+        <w:rFonts w:eastAsia="黑体"/>
         <w:b/>
         <w:bCs/>
       </w:rPr>
@@ -4005,12 +4227,14 @@
     </w:tblStylePr>
     <w:tblStylePr w:type="firstCol">
       <w:rPr>
+        <w:rFonts w:eastAsia="黑体"/>
         <w:b/>
         <w:bCs/>
       </w:rPr>
     </w:tblStylePr>
     <w:tblStylePr w:type="lastCol">
       <w:rPr>
+        <w:rFonts w:eastAsia="黑体"/>
         <w:b/>
         <w:bCs/>
       </w:rPr>
@@ -4049,6 +4273,7 @@
       <w:spacing w:after="0" w:line="240" w:lineRule="auto"/>
     </w:pPr>
     <w:rPr>
+      <w:rFonts w:eastAsia="黑体"/>
       <w:color w:themeColor="accent4" w:themeShade="BF" w:val="5F497A"/>
     </w:rPr>
     <w:tblPr>
@@ -4071,6 +4296,7 @@
         <w:spacing w:after="0" w:before="0" w:line="240" w:lineRule="auto"/>
       </w:pPr>
       <w:rPr>
+        <w:rFonts w:eastAsia="黑体"/>
         <w:b/>
         <w:bCs/>
       </w:rPr>
@@ -4091,6 +4317,7 @@
         <w:spacing w:after="0" w:before="0" w:line="240" w:lineRule="auto"/>
       </w:pPr>
       <w:rPr>
+        <w:rFonts w:eastAsia="黑体"/>
         <w:b/>
         <w:bCs/>
       </w:rPr>
@@ -4108,12 +4335,14 @@
     </w:tblStylePr>
     <w:tblStylePr w:type="firstCol">
       <w:rPr>
+        <w:rFonts w:eastAsia="黑体"/>
         <w:b/>
         <w:bCs/>
       </w:rPr>
     </w:tblStylePr>
     <w:tblStylePr w:type="lastCol">
       <w:rPr>
+        <w:rFonts w:eastAsia="黑体"/>
         <w:b/>
         <w:bCs/>
       </w:rPr>
@@ -4152,6 +4381,7 @@
       <w:spacing w:after="0" w:line="240" w:lineRule="auto"/>
     </w:pPr>
     <w:rPr>
+      <w:rFonts w:eastAsia="黑体"/>
       <w:color w:themeColor="accent5" w:themeShade="BF" w:val="31849B"/>
     </w:rPr>
     <w:tblPr>
@@ -4174,6 +4404,7 @@
         <w:spacing w:after="0" w:before="0" w:line="240" w:lineRule="auto"/>
       </w:pPr>
       <w:rPr>
+        <w:rFonts w:eastAsia="黑体"/>
         <w:b/>
         <w:bCs/>
       </w:rPr>
@@ -4194,6 +4425,7 @@
         <w:spacing w:after="0" w:before="0" w:line="240" w:lineRule="auto"/>
       </w:pPr>
       <w:rPr>
+        <w:rFonts w:eastAsia="黑体"/>
         <w:b/>
         <w:bCs/>
       </w:rPr>
@@ -4211,12 +4443,14 @@
     </w:tblStylePr>
     <w:tblStylePr w:type="firstCol">
       <w:rPr>
+        <w:rFonts w:eastAsia="黑体"/>
         <w:b/>
         <w:bCs/>
       </w:rPr>
     </w:tblStylePr>
     <w:tblStylePr w:type="lastCol">
       <w:rPr>
+        <w:rFonts w:eastAsia="黑体"/>
         <w:b/>
         <w:bCs/>
       </w:rPr>
@@ -4255,6 +4489,7 @@
       <w:spacing w:after="0" w:line="240" w:lineRule="auto"/>
     </w:pPr>
     <w:rPr>
+      <w:rFonts w:eastAsia="黑体"/>
       <w:color w:themeColor="accent6" w:themeShade="BF" w:val="E36C0A"/>
     </w:rPr>
     <w:tblPr>
@@ -4277,6 +4512,7 @@
         <w:spacing w:after="0" w:before="0" w:line="240" w:lineRule="auto"/>
       </w:pPr>
       <w:rPr>
+        <w:rFonts w:eastAsia="黑体"/>
         <w:b/>
         <w:bCs/>
       </w:rPr>
@@ -4297,6 +4533,7 @@
         <w:spacing w:after="0" w:before="0" w:line="240" w:lineRule="auto"/>
       </w:pPr>
       <w:rPr>
+        <w:rFonts w:eastAsia="黑体"/>
         <w:b/>
         <w:bCs/>
       </w:rPr>
@@ -4314,12 +4551,14 @@
     </w:tblStylePr>
     <w:tblStylePr w:type="firstCol">
       <w:rPr>
+        <w:rFonts w:eastAsia="黑体"/>
         <w:b/>
         <w:bCs/>
       </w:rPr>
     </w:tblStylePr>
     <w:tblStylePr w:type="lastCol">
       <w:rPr>
+        <w:rFonts w:eastAsia="黑体"/>
         <w:b/>
         <w:bCs/>
       </w:rPr>
@@ -4379,6 +4618,7 @@
         <w:spacing w:after="0" w:before="0" w:line="240" w:lineRule="auto"/>
       </w:pPr>
       <w:rPr>
+        <w:rFonts w:eastAsia="黑体"/>
         <w:b/>
         <w:bCs/>
         <w:color w:themeColor="background1" w:val="FFFFFF"/>
@@ -4393,6 +4633,7 @@
         <w:spacing w:after="0" w:before="0" w:line="240" w:lineRule="auto"/>
       </w:pPr>
       <w:rPr>
+        <w:rFonts w:eastAsia="黑体"/>
         <w:b/>
         <w:bCs/>
       </w:rPr>
@@ -4408,12 +4649,14 @@
     </w:tblStylePr>
     <w:tblStylePr w:type="firstCol">
       <w:rPr>
+        <w:rFonts w:eastAsia="黑体"/>
         <w:b/>
         <w:bCs/>
       </w:rPr>
     </w:tblStylePr>
     <w:tblStylePr w:type="lastCol">
       <w:rPr>
+        <w:rFonts w:eastAsia="黑体"/>
         <w:b/>
         <w:bCs/>
       </w:rPr>
@@ -4471,6 +4714,7 @@
         <w:spacing w:after="0" w:before="0" w:line="240" w:lineRule="auto"/>
       </w:pPr>
       <w:rPr>
+        <w:rFonts w:eastAsia="黑体"/>
         <w:b/>
         <w:bCs/>
         <w:color w:themeColor="background1" w:val="FFFFFF"/>
@@ -4485,6 +4729,7 @@
         <w:spacing w:after="0" w:before="0" w:line="240" w:lineRule="auto"/>
       </w:pPr>
       <w:rPr>
+        <w:rFonts w:eastAsia="黑体"/>
         <w:b/>
         <w:bCs/>
       </w:rPr>
@@ -4500,12 +4745,14 @@
     </w:tblStylePr>
     <w:tblStylePr w:type="firstCol">
       <w:rPr>
+        <w:rFonts w:eastAsia="黑体"/>
         <w:b/>
         <w:bCs/>
       </w:rPr>
     </w:tblStylePr>
     <w:tblStylePr w:type="lastCol">
       <w:rPr>
+        <w:rFonts w:eastAsia="黑体"/>
         <w:b/>
         <w:bCs/>
       </w:rPr>
@@ -4563,6 +4810,7 @@
         <w:spacing w:after="0" w:before="0" w:line="240" w:lineRule="auto"/>
       </w:pPr>
       <w:rPr>
+        <w:rFonts w:eastAsia="黑体"/>
         <w:b/>
         <w:bCs/>
         <w:color w:themeColor="background1" w:val="FFFFFF"/>
@@ -4577,6 +4825,7 @@
         <w:spacing w:after="0" w:before="0" w:line="240" w:lineRule="auto"/>
       </w:pPr>
       <w:rPr>
+        <w:rFonts w:eastAsia="黑体"/>
         <w:b/>
         <w:bCs/>
       </w:rPr>
@@ -4592,12 +4841,14 @@
     </w:tblStylePr>
     <w:tblStylePr w:type="firstCol">
       <w:rPr>
+        <w:rFonts w:eastAsia="黑体"/>
         <w:b/>
         <w:bCs/>
       </w:rPr>
     </w:tblStylePr>
     <w:tblStylePr w:type="lastCol">
       <w:rPr>
+        <w:rFonts w:eastAsia="黑体"/>
         <w:b/>
         <w:bCs/>
       </w:rPr>
@@ -4655,6 +4906,7 @@
         <w:spacing w:after="0" w:before="0" w:line="240" w:lineRule="auto"/>
       </w:pPr>
       <w:rPr>
+        <w:rFonts w:eastAsia="黑体"/>
         <w:b/>
         <w:bCs/>
         <w:color w:themeColor="background1" w:val="FFFFFF"/>
@@ -4669,6 +4921,7 @@
         <w:spacing w:after="0" w:before="0" w:line="240" w:lineRule="auto"/>
       </w:pPr>
       <w:rPr>
+        <w:rFonts w:eastAsia="黑体"/>
         <w:b/>
         <w:bCs/>
       </w:rPr>
@@ -4684,12 +4937,14 @@
     </w:tblStylePr>
     <w:tblStylePr w:type="firstCol">
       <w:rPr>
+        <w:rFonts w:eastAsia="黑体"/>
         <w:b/>
         <w:bCs/>
       </w:rPr>
     </w:tblStylePr>
     <w:tblStylePr w:type="lastCol">
       <w:rPr>
+        <w:rFonts w:eastAsia="黑体"/>
         <w:b/>
         <w:bCs/>
       </w:rPr>
@@ -4747,6 +5002,7 @@
         <w:spacing w:after="0" w:before="0" w:line="240" w:lineRule="auto"/>
       </w:pPr>
       <w:rPr>
+        <w:rFonts w:eastAsia="黑体"/>
         <w:b/>
         <w:bCs/>
         <w:color w:themeColor="background1" w:val="FFFFFF"/>
@@ -4761,6 +5017,7 @@
         <w:spacing w:after="0" w:before="0" w:line="240" w:lineRule="auto"/>
       </w:pPr>
       <w:rPr>
+        <w:rFonts w:eastAsia="黑体"/>
         <w:b/>
         <w:bCs/>
       </w:rPr>
@@ -4776,12 +5033,14 @@
     </w:tblStylePr>
     <w:tblStylePr w:type="firstCol">
       <w:rPr>
+        <w:rFonts w:eastAsia="黑体"/>
         <w:b/>
         <w:bCs/>
       </w:rPr>
     </w:tblStylePr>
     <w:tblStylePr w:type="lastCol">
       <w:rPr>
+        <w:rFonts w:eastAsia="黑体"/>
         <w:b/>
         <w:bCs/>
       </w:rPr>
@@ -4839,6 +5098,7 @@
         <w:spacing w:after="0" w:before="0" w:line="240" w:lineRule="auto"/>
       </w:pPr>
       <w:rPr>
+        <w:rFonts w:eastAsia="黑体"/>
         <w:b/>
         <w:bCs/>
         <w:color w:themeColor="background1" w:val="FFFFFF"/>
@@ -4853,6 +5113,7 @@
         <w:spacing w:after="0" w:before="0" w:line="240" w:lineRule="auto"/>
       </w:pPr>
       <w:rPr>
+        <w:rFonts w:eastAsia="黑体"/>
         <w:b/>
         <w:bCs/>
       </w:rPr>
@@ -4868,12 +5129,14 @@
     </w:tblStylePr>
     <w:tblStylePr w:type="firstCol">
       <w:rPr>
+        <w:rFonts w:eastAsia="黑体"/>
         <w:b/>
         <w:bCs/>
       </w:rPr>
     </w:tblStylePr>
     <w:tblStylePr w:type="lastCol">
       <w:rPr>
+        <w:rFonts w:eastAsia="黑体"/>
         <w:b/>
         <w:bCs/>
       </w:rPr>
@@ -4931,6 +5194,7 @@
         <w:spacing w:after="0" w:before="0" w:line="240" w:lineRule="auto"/>
       </w:pPr>
       <w:rPr>
+        <w:rFonts w:eastAsia="黑体"/>
         <w:b/>
         <w:bCs/>
         <w:color w:themeColor="background1" w:val="FFFFFF"/>
@@ -4945,6 +5209,7 @@
         <w:spacing w:after="0" w:before="0" w:line="240" w:lineRule="auto"/>
       </w:pPr>
       <w:rPr>
+        <w:rFonts w:eastAsia="黑体"/>
         <w:b/>
         <w:bCs/>
       </w:rPr>
@@ -4960,12 +5225,14 @@
     </w:tblStylePr>
     <w:tblStylePr w:type="firstCol">
       <w:rPr>
+        <w:rFonts w:eastAsia="黑体"/>
         <w:b/>
         <w:bCs/>
       </w:rPr>
     </w:tblStylePr>
     <w:tblStylePr w:type="lastCol">
       <w:rPr>
+        <w:rFonts w:eastAsia="黑体"/>
         <w:b/>
         <w:bCs/>
       </w:rPr>
@@ -5025,7 +5292,7 @@
         <w:spacing w:after="0" w:before="0" w:line="240" w:lineRule="auto"/>
       </w:pPr>
       <w:rPr>
-        <w:rFonts w:asciiTheme="majorHAnsi" w:cstheme="majorBidi" w:eastAsiaTheme="majorEastAsia" w:hAnsiTheme="majorHAnsi"/>
+        <w:rFonts w:asciiTheme="majorHAnsi" w:cstheme="majorBidi" w:hAnsiTheme="majorHAnsi" w:eastAsia="黑体"/>
         <w:b/>
         <w:bCs/>
       </w:rPr>
@@ -5046,7 +5313,7 @@
         <w:spacing w:after="0" w:before="0" w:line="240" w:lineRule="auto"/>
       </w:pPr>
       <w:rPr>
-        <w:rFonts w:asciiTheme="majorHAnsi" w:cstheme="majorBidi" w:eastAsiaTheme="majorEastAsia" w:hAnsiTheme="majorHAnsi"/>
+        <w:rFonts w:asciiTheme="majorHAnsi" w:cstheme="majorBidi" w:hAnsiTheme="majorHAnsi" w:eastAsia="黑体"/>
         <w:b/>
         <w:bCs/>
       </w:rPr>
@@ -5064,14 +5331,14 @@
     </w:tblStylePr>
     <w:tblStylePr w:type="firstCol">
       <w:rPr>
-        <w:rFonts w:asciiTheme="majorHAnsi" w:cstheme="majorBidi" w:eastAsiaTheme="majorEastAsia" w:hAnsiTheme="majorHAnsi"/>
+        <w:rFonts w:asciiTheme="majorHAnsi" w:cstheme="majorBidi" w:hAnsiTheme="majorHAnsi" w:eastAsia="黑体"/>
         <w:b/>
         <w:bCs/>
       </w:rPr>
     </w:tblStylePr>
     <w:tblStylePr w:type="lastCol">
       <w:rPr>
-        <w:rFonts w:asciiTheme="majorHAnsi" w:cstheme="majorBidi" w:eastAsiaTheme="majorEastAsia" w:hAnsiTheme="majorHAnsi"/>
+        <w:rFonts w:asciiTheme="majorHAnsi" w:cstheme="majorBidi" w:hAnsiTheme="majorHAnsi" w:eastAsia="黑体"/>
         <w:b/>
         <w:bCs/>
       </w:rPr>
@@ -5155,7 +5422,7 @@
         <w:spacing w:after="0" w:before="0" w:line="240" w:lineRule="auto"/>
       </w:pPr>
       <w:rPr>
-        <w:rFonts w:asciiTheme="majorHAnsi" w:cstheme="majorBidi" w:eastAsiaTheme="majorEastAsia" w:hAnsiTheme="majorHAnsi"/>
+        <w:rFonts w:asciiTheme="majorHAnsi" w:cstheme="majorBidi" w:hAnsiTheme="majorHAnsi" w:eastAsia="黑体"/>
         <w:b/>
         <w:bCs/>
       </w:rPr>
@@ -5176,7 +5443,7 @@
         <w:spacing w:after="0" w:before="0" w:line="240" w:lineRule="auto"/>
       </w:pPr>
       <w:rPr>
-        <w:rFonts w:asciiTheme="majorHAnsi" w:cstheme="majorBidi" w:eastAsiaTheme="majorEastAsia" w:hAnsiTheme="majorHAnsi"/>
+        <w:rFonts w:asciiTheme="majorHAnsi" w:cstheme="majorBidi" w:hAnsiTheme="majorHAnsi" w:eastAsia="黑体"/>
         <w:b/>
         <w:bCs/>
       </w:rPr>
@@ -5194,14 +5461,14 @@
     </w:tblStylePr>
     <w:tblStylePr w:type="firstCol">
       <w:rPr>
-        <w:rFonts w:asciiTheme="majorHAnsi" w:cstheme="majorBidi" w:eastAsiaTheme="majorEastAsia" w:hAnsiTheme="majorHAnsi"/>
+        <w:rFonts w:asciiTheme="majorHAnsi" w:cstheme="majorBidi" w:hAnsiTheme="majorHAnsi" w:eastAsia="黑体"/>
         <w:b/>
         <w:bCs/>
       </w:rPr>
     </w:tblStylePr>
     <w:tblStylePr w:type="lastCol">
       <w:rPr>
-        <w:rFonts w:asciiTheme="majorHAnsi" w:cstheme="majorBidi" w:eastAsiaTheme="majorEastAsia" w:hAnsiTheme="majorHAnsi"/>
+        <w:rFonts w:asciiTheme="majorHAnsi" w:cstheme="majorBidi" w:hAnsiTheme="majorHAnsi" w:eastAsia="黑体"/>
         <w:b/>
         <w:bCs/>
       </w:rPr>
@@ -5285,7 +5552,7 @@
         <w:spacing w:after="0" w:before="0" w:line="240" w:lineRule="auto"/>
       </w:pPr>
       <w:rPr>
-        <w:rFonts w:asciiTheme="majorHAnsi" w:cstheme="majorBidi" w:eastAsiaTheme="majorEastAsia" w:hAnsiTheme="majorHAnsi"/>
+        <w:rFonts w:asciiTheme="majorHAnsi" w:cstheme="majorBidi" w:hAnsiTheme="majorHAnsi" w:eastAsia="黑体"/>
         <w:b/>
         <w:bCs/>
       </w:rPr>
@@ -5306,7 +5573,7 @@
         <w:spacing w:after="0" w:before="0" w:line="240" w:lineRule="auto"/>
       </w:pPr>
       <w:rPr>
-        <w:rFonts w:asciiTheme="majorHAnsi" w:cstheme="majorBidi" w:eastAsiaTheme="majorEastAsia" w:hAnsiTheme="majorHAnsi"/>
+        <w:rFonts w:asciiTheme="majorHAnsi" w:cstheme="majorBidi" w:hAnsiTheme="majorHAnsi" w:eastAsia="黑体"/>
         <w:b/>
         <w:bCs/>
       </w:rPr>
@@ -5324,14 +5591,14 @@
     </w:tblStylePr>
     <w:tblStylePr w:type="firstCol">
       <w:rPr>
-        <w:rFonts w:asciiTheme="majorHAnsi" w:cstheme="majorBidi" w:eastAsiaTheme="majorEastAsia" w:hAnsiTheme="majorHAnsi"/>
+        <w:rFonts w:asciiTheme="majorHAnsi" w:cstheme="majorBidi" w:hAnsiTheme="majorHAnsi" w:eastAsia="黑体"/>
         <w:b/>
         <w:bCs/>
       </w:rPr>
     </w:tblStylePr>
     <w:tblStylePr w:type="lastCol">
       <w:rPr>
-        <w:rFonts w:asciiTheme="majorHAnsi" w:cstheme="majorBidi" w:eastAsiaTheme="majorEastAsia" w:hAnsiTheme="majorHAnsi"/>
+        <w:rFonts w:asciiTheme="majorHAnsi" w:cstheme="majorBidi" w:hAnsiTheme="majorHAnsi" w:eastAsia="黑体"/>
         <w:b/>
         <w:bCs/>
       </w:rPr>
@@ -5415,7 +5682,7 @@
         <w:spacing w:after="0" w:before="0" w:line="240" w:lineRule="auto"/>
       </w:pPr>
       <w:rPr>
-        <w:rFonts w:asciiTheme="majorHAnsi" w:cstheme="majorBidi" w:eastAsiaTheme="majorEastAsia" w:hAnsiTheme="majorHAnsi"/>
+        <w:rFonts w:asciiTheme="majorHAnsi" w:cstheme="majorBidi" w:hAnsiTheme="majorHAnsi" w:eastAsia="黑体"/>
         <w:b/>
         <w:bCs/>
       </w:rPr>
@@ -5436,7 +5703,7 @@
         <w:spacing w:after="0" w:before="0" w:line="240" w:lineRule="auto"/>
       </w:pPr>
       <w:rPr>
-        <w:rFonts w:asciiTheme="majorHAnsi" w:cstheme="majorBidi" w:eastAsiaTheme="majorEastAsia" w:hAnsiTheme="majorHAnsi"/>
+        <w:rFonts w:asciiTheme="majorHAnsi" w:cstheme="majorBidi" w:hAnsiTheme="majorHAnsi" w:eastAsia="黑体"/>
         <w:b/>
         <w:bCs/>
       </w:rPr>
@@ -5454,14 +5721,14 @@
     </w:tblStylePr>
     <w:tblStylePr w:type="firstCol">
       <w:rPr>
-        <w:rFonts w:asciiTheme="majorHAnsi" w:cstheme="majorBidi" w:eastAsiaTheme="majorEastAsia" w:hAnsiTheme="majorHAnsi"/>
+        <w:rFonts w:asciiTheme="majorHAnsi" w:cstheme="majorBidi" w:hAnsiTheme="majorHAnsi" w:eastAsia="黑体"/>
         <w:b/>
         <w:bCs/>
       </w:rPr>
     </w:tblStylePr>
     <w:tblStylePr w:type="lastCol">
       <w:rPr>
-        <w:rFonts w:asciiTheme="majorHAnsi" w:cstheme="majorBidi" w:eastAsiaTheme="majorEastAsia" w:hAnsiTheme="majorHAnsi"/>
+        <w:rFonts w:asciiTheme="majorHAnsi" w:cstheme="majorBidi" w:hAnsiTheme="majorHAnsi" w:eastAsia="黑体"/>
         <w:b/>
         <w:bCs/>
       </w:rPr>
@@ -5545,7 +5812,7 @@
         <w:spacing w:after="0" w:before="0" w:line="240" w:lineRule="auto"/>
       </w:pPr>
       <w:rPr>
-        <w:rFonts w:asciiTheme="majorHAnsi" w:cstheme="majorBidi" w:eastAsiaTheme="majorEastAsia" w:hAnsiTheme="majorHAnsi"/>
+        <w:rFonts w:asciiTheme="majorHAnsi" w:cstheme="majorBidi" w:hAnsiTheme="majorHAnsi" w:eastAsia="黑体"/>
         <w:b/>
         <w:bCs/>
       </w:rPr>
@@ -5566,7 +5833,7 @@
         <w:spacing w:after="0" w:before="0" w:line="240" w:lineRule="auto"/>
       </w:pPr>
       <w:rPr>
-        <w:rFonts w:asciiTheme="majorHAnsi" w:cstheme="majorBidi" w:eastAsiaTheme="majorEastAsia" w:hAnsiTheme="majorHAnsi"/>
+        <w:rFonts w:asciiTheme="majorHAnsi" w:cstheme="majorBidi" w:hAnsiTheme="majorHAnsi" w:eastAsia="黑体"/>
         <w:b/>
         <w:bCs/>
       </w:rPr>
@@ -5584,14 +5851,14 @@
     </w:tblStylePr>
     <w:tblStylePr w:type="firstCol">
       <w:rPr>
-        <w:rFonts w:asciiTheme="majorHAnsi" w:cstheme="majorBidi" w:eastAsiaTheme="majorEastAsia" w:hAnsiTheme="majorHAnsi"/>
+        <w:rFonts w:asciiTheme="majorHAnsi" w:cstheme="majorBidi" w:hAnsiTheme="majorHAnsi" w:eastAsia="黑体"/>
         <w:b/>
         <w:bCs/>
       </w:rPr>
     </w:tblStylePr>
     <w:tblStylePr w:type="lastCol">
       <w:rPr>
-        <w:rFonts w:asciiTheme="majorHAnsi" w:cstheme="majorBidi" w:eastAsiaTheme="majorEastAsia" w:hAnsiTheme="majorHAnsi"/>
+        <w:rFonts w:asciiTheme="majorHAnsi" w:cstheme="majorBidi" w:hAnsiTheme="majorHAnsi" w:eastAsia="黑体"/>
         <w:b/>
         <w:bCs/>
       </w:rPr>
@@ -5675,7 +5942,7 @@
         <w:spacing w:after="0" w:before="0" w:line="240" w:lineRule="auto"/>
       </w:pPr>
       <w:rPr>
-        <w:rFonts w:asciiTheme="majorHAnsi" w:cstheme="majorBidi" w:eastAsiaTheme="majorEastAsia" w:hAnsiTheme="majorHAnsi"/>
+        <w:rFonts w:asciiTheme="majorHAnsi" w:cstheme="majorBidi" w:hAnsiTheme="majorHAnsi" w:eastAsia="黑体"/>
         <w:b/>
         <w:bCs/>
       </w:rPr>
@@ -5696,7 +5963,7 @@
         <w:spacing w:after="0" w:before="0" w:line="240" w:lineRule="auto"/>
       </w:pPr>
       <w:rPr>
-        <w:rFonts w:asciiTheme="majorHAnsi" w:cstheme="majorBidi" w:eastAsiaTheme="majorEastAsia" w:hAnsiTheme="majorHAnsi"/>
+        <w:rFonts w:asciiTheme="majorHAnsi" w:cstheme="majorBidi" w:hAnsiTheme="majorHAnsi" w:eastAsia="黑体"/>
         <w:b/>
         <w:bCs/>
       </w:rPr>
@@ -5714,14 +5981,14 @@
     </w:tblStylePr>
     <w:tblStylePr w:type="firstCol">
       <w:rPr>
-        <w:rFonts w:asciiTheme="majorHAnsi" w:cstheme="majorBidi" w:eastAsiaTheme="majorEastAsia" w:hAnsiTheme="majorHAnsi"/>
+        <w:rFonts w:asciiTheme="majorHAnsi" w:cstheme="majorBidi" w:hAnsiTheme="majorHAnsi" w:eastAsia="黑体"/>
         <w:b/>
         <w:bCs/>
       </w:rPr>
     </w:tblStylePr>
     <w:tblStylePr w:type="lastCol">
       <w:rPr>
-        <w:rFonts w:asciiTheme="majorHAnsi" w:cstheme="majorBidi" w:eastAsiaTheme="majorEastAsia" w:hAnsiTheme="majorHAnsi"/>
+        <w:rFonts w:asciiTheme="majorHAnsi" w:cstheme="majorBidi" w:hAnsiTheme="majorHAnsi" w:eastAsia="黑体"/>
         <w:b/>
         <w:bCs/>
       </w:rPr>
@@ -5805,7 +6072,7 @@
         <w:spacing w:after="0" w:before="0" w:line="240" w:lineRule="auto"/>
       </w:pPr>
       <w:rPr>
-        <w:rFonts w:asciiTheme="majorHAnsi" w:cstheme="majorBidi" w:eastAsiaTheme="majorEastAsia" w:hAnsiTheme="majorHAnsi"/>
+        <w:rFonts w:asciiTheme="majorHAnsi" w:cstheme="majorBidi" w:hAnsiTheme="majorHAnsi" w:eastAsia="黑体"/>
         <w:b/>
         <w:bCs/>
       </w:rPr>
@@ -5826,7 +6093,7 @@
         <w:spacing w:after="0" w:before="0" w:line="240" w:lineRule="auto"/>
       </w:pPr>
       <w:rPr>
-        <w:rFonts w:asciiTheme="majorHAnsi" w:cstheme="majorBidi" w:eastAsiaTheme="majorEastAsia" w:hAnsiTheme="majorHAnsi"/>
+        <w:rFonts w:asciiTheme="majorHAnsi" w:cstheme="majorBidi" w:hAnsiTheme="majorHAnsi" w:eastAsia="黑体"/>
         <w:b/>
         <w:bCs/>
       </w:rPr>
@@ -5844,14 +6111,14 @@
     </w:tblStylePr>
     <w:tblStylePr w:type="firstCol">
       <w:rPr>
-        <w:rFonts w:asciiTheme="majorHAnsi" w:cstheme="majorBidi" w:eastAsiaTheme="majorEastAsia" w:hAnsiTheme="majorHAnsi"/>
+        <w:rFonts w:asciiTheme="majorHAnsi" w:cstheme="majorBidi" w:hAnsiTheme="majorHAnsi" w:eastAsia="黑体"/>
         <w:b/>
         <w:bCs/>
       </w:rPr>
     </w:tblStylePr>
     <w:tblStylePr w:type="lastCol">
       <w:rPr>
-        <w:rFonts w:asciiTheme="majorHAnsi" w:cstheme="majorBidi" w:eastAsiaTheme="majorEastAsia" w:hAnsiTheme="majorHAnsi"/>
+        <w:rFonts w:asciiTheme="majorHAnsi" w:cstheme="majorBidi" w:hAnsiTheme="majorHAnsi" w:eastAsia="黑体"/>
         <w:b/>
         <w:bCs/>
       </w:rPr>
@@ -5934,6 +6201,7 @@
         <w:spacing w:after="0" w:before="0" w:line="240" w:lineRule="auto"/>
       </w:pPr>
       <w:rPr>
+        <w:rFonts w:eastAsia="黑体"/>
         <w:b/>
         <w:bCs/>
         <w:color w:themeColor="background1" w:val="FFFFFF"/>
@@ -5956,6 +6224,7 @@
         <w:spacing w:after="0" w:before="0" w:line="240" w:lineRule="auto"/>
       </w:pPr>
       <w:rPr>
+        <w:rFonts w:eastAsia="黑体"/>
         <w:b/>
         <w:bCs/>
       </w:rPr>
@@ -5973,12 +6242,14 @@
     </w:tblStylePr>
     <w:tblStylePr w:type="firstCol">
       <w:rPr>
+        <w:rFonts w:eastAsia="黑体"/>
         <w:b/>
         <w:bCs/>
       </w:rPr>
     </w:tblStylePr>
     <w:tblStylePr w:type="lastCol">
       <w:rPr>
+        <w:rFonts w:eastAsia="黑体"/>
         <w:b/>
         <w:bCs/>
       </w:rPr>
@@ -6040,6 +6311,7 @@
         <w:spacing w:after="0" w:before="0" w:line="240" w:lineRule="auto"/>
       </w:pPr>
       <w:rPr>
+        <w:rFonts w:eastAsia="黑体"/>
         <w:b/>
         <w:bCs/>
         <w:color w:themeColor="background1" w:val="FFFFFF"/>
@@ -6062,6 +6334,7 @@
         <w:spacing w:after="0" w:before="0" w:line="240" w:lineRule="auto"/>
       </w:pPr>
       <w:rPr>
+        <w:rFonts w:eastAsia="黑体"/>
         <w:b/>
         <w:bCs/>
       </w:rPr>
@@ -6079,12 +6352,14 @@
     </w:tblStylePr>
     <w:tblStylePr w:type="firstCol">
       <w:rPr>
+        <w:rFonts w:eastAsia="黑体"/>
         <w:b/>
         <w:bCs/>
       </w:rPr>
     </w:tblStylePr>
     <w:tblStylePr w:type="lastCol">
       <w:rPr>
+        <w:rFonts w:eastAsia="黑体"/>
         <w:b/>
         <w:bCs/>
       </w:rPr>
@@ -6146,6 +6421,7 @@
         <w:spacing w:after="0" w:before="0" w:line="240" w:lineRule="auto"/>
       </w:pPr>
       <w:rPr>
+        <w:rFonts w:eastAsia="黑体"/>
         <w:b/>
         <w:bCs/>
         <w:color w:themeColor="background1" w:val="FFFFFF"/>
@@ -6168,6 +6444,7 @@
         <w:spacing w:after="0" w:before="0" w:line="240" w:lineRule="auto"/>
       </w:pPr>
       <w:rPr>
+        <w:rFonts w:eastAsia="黑体"/>
         <w:b/>
         <w:bCs/>
       </w:rPr>
@@ -6185,12 +6462,14 @@
     </w:tblStylePr>
     <w:tblStylePr w:type="firstCol">
       <w:rPr>
+        <w:rFonts w:eastAsia="黑体"/>
         <w:b/>
         <w:bCs/>
       </w:rPr>
     </w:tblStylePr>
     <w:tblStylePr w:type="lastCol">
       <w:rPr>
+        <w:rFonts w:eastAsia="黑体"/>
         <w:b/>
         <w:bCs/>
       </w:rPr>
@@ -6252,6 +6531,7 @@
         <w:spacing w:after="0" w:before="0" w:line="240" w:lineRule="auto"/>
       </w:pPr>
       <w:rPr>
+        <w:rFonts w:eastAsia="黑体"/>
         <w:b/>
         <w:bCs/>
         <w:color w:themeColor="background1" w:val="FFFFFF"/>
@@ -6274,6 +6554,7 @@
         <w:spacing w:after="0" w:before="0" w:line="240" w:lineRule="auto"/>
       </w:pPr>
       <w:rPr>
+        <w:rFonts w:eastAsia="黑体"/>
         <w:b/>
         <w:bCs/>
       </w:rPr>
@@ -6291,12 +6572,14 @@
     </w:tblStylePr>
     <w:tblStylePr w:type="firstCol">
       <w:rPr>
+        <w:rFonts w:eastAsia="黑体"/>
         <w:b/>
         <w:bCs/>
       </w:rPr>
     </w:tblStylePr>
     <w:tblStylePr w:type="lastCol">
       <w:rPr>
+        <w:rFonts w:eastAsia="黑体"/>
         <w:b/>
         <w:bCs/>
       </w:rPr>
@@ -6358,6 +6641,7 @@
         <w:spacing w:after="0" w:before="0" w:line="240" w:lineRule="auto"/>
       </w:pPr>
       <w:rPr>
+        <w:rFonts w:eastAsia="黑体"/>
         <w:b/>
         <w:bCs/>
         <w:color w:themeColor="background1" w:val="FFFFFF"/>
@@ -6380,6 +6664,7 @@
         <w:spacing w:after="0" w:before="0" w:line="240" w:lineRule="auto"/>
       </w:pPr>
       <w:rPr>
+        <w:rFonts w:eastAsia="黑体"/>
         <w:b/>
         <w:bCs/>
       </w:rPr>
@@ -6397,12 +6682,14 @@
     </w:tblStylePr>
     <w:tblStylePr w:type="firstCol">
       <w:rPr>
+        <w:rFonts w:eastAsia="黑体"/>
         <w:b/>
         <w:bCs/>
       </w:rPr>
     </w:tblStylePr>
     <w:tblStylePr w:type="lastCol">
       <w:rPr>
+        <w:rFonts w:eastAsia="黑体"/>
         <w:b/>
         <w:bCs/>
       </w:rPr>
@@ -6464,6 +6751,7 @@
         <w:spacing w:after="0" w:before="0" w:line="240" w:lineRule="auto"/>
       </w:pPr>
       <w:rPr>
+        <w:rFonts w:eastAsia="黑体"/>
         <w:b/>
         <w:bCs/>
         <w:color w:themeColor="background1" w:val="FFFFFF"/>
@@ -6486,6 +6774,7 @@
         <w:spacing w:after="0" w:before="0" w:line="240" w:lineRule="auto"/>
       </w:pPr>
       <w:rPr>
+        <w:rFonts w:eastAsia="黑体"/>
         <w:b/>
         <w:bCs/>
       </w:rPr>
@@ -6503,12 +6792,14 @@
     </w:tblStylePr>
     <w:tblStylePr w:type="firstCol">
       <w:rPr>
+        <w:rFonts w:eastAsia="黑体"/>
         <w:b/>
         <w:bCs/>
       </w:rPr>
     </w:tblStylePr>
     <w:tblStylePr w:type="lastCol">
       <w:rPr>
+        <w:rFonts w:eastAsia="黑体"/>
         <w:b/>
         <w:bCs/>
       </w:rPr>
@@ -6570,6 +6861,7 @@
         <w:spacing w:after="0" w:before="0" w:line="240" w:lineRule="auto"/>
       </w:pPr>
       <w:rPr>
+        <w:rFonts w:eastAsia="黑体"/>
         <w:b/>
         <w:bCs/>
         <w:color w:themeColor="background1" w:val="FFFFFF"/>
@@ -6592,6 +6884,7 @@
         <w:spacing w:after="0" w:before="0" w:line="240" w:lineRule="auto"/>
       </w:pPr>
       <w:rPr>
+        <w:rFonts w:eastAsia="黑体"/>
         <w:b/>
         <w:bCs/>
       </w:rPr>
@@ -6609,12 +6902,14 @@
     </w:tblStylePr>
     <w:tblStylePr w:type="firstCol">
       <w:rPr>
+        <w:rFonts w:eastAsia="黑体"/>
         <w:b/>
         <w:bCs/>
       </w:rPr>
     </w:tblStylePr>
     <w:tblStylePr w:type="lastCol">
       <w:rPr>
+        <w:rFonts w:eastAsia="黑体"/>
         <w:b/>
         <w:bCs/>
       </w:rPr>
@@ -6673,6 +6968,7 @@
         <w:spacing w:after="0" w:before="0" w:line="240" w:lineRule="auto"/>
       </w:pPr>
       <w:rPr>
+        <w:rFonts w:eastAsia="黑体"/>
         <w:b/>
         <w:bCs/>
         <w:color w:themeColor="background1" w:val="FFFFFF"/>
@@ -6695,6 +6991,7 @@
         <w:spacing w:after="0" w:before="0" w:line="240" w:lineRule="auto"/>
       </w:pPr>
       <w:rPr>
+        <w:rFonts w:eastAsia="黑体"/>
         <w:color w:val="auto"/>
       </w:rPr>
       <w:tblPr/>
@@ -6712,6 +7009,7 @@
     </w:tblStylePr>
     <w:tblStylePr w:type="firstCol">
       <w:rPr>
+        <w:rFonts w:eastAsia="黑体"/>
         <w:b/>
         <w:bCs/>
         <w:color w:themeColor="background1" w:val="FFFFFF"/>
@@ -6731,6 +7029,7 @@
     </w:tblStylePr>
     <w:tblStylePr w:type="lastCol">
       <w:rPr>
+        <w:rFonts w:eastAsia="黑体"/>
         <w:b/>
         <w:bCs/>
         <w:color w:themeColor="background1" w:val="FFFFFF"/>
@@ -6779,6 +7078,7 @@
     </w:tblStylePr>
     <w:tblStylePr w:type="nwCell">
       <w:rPr>
+        <w:rFonts w:eastAsia="黑体"/>
         <w:color w:themeColor="background1" w:val="FFFFFF"/>
       </w:rPr>
       <w:tblPr/>
@@ -6822,6 +7122,7 @@
         <w:spacing w:after="0" w:before="0" w:line="240" w:lineRule="auto"/>
       </w:pPr>
       <w:rPr>
+        <w:rFonts w:eastAsia="黑体"/>
         <w:b/>
         <w:bCs/>
         <w:color w:themeColor="background1" w:val="FFFFFF"/>
@@ -6844,6 +7145,7 @@
         <w:spacing w:after="0" w:before="0" w:line="240" w:lineRule="auto"/>
       </w:pPr>
       <w:rPr>
+        <w:rFonts w:eastAsia="黑体"/>
         <w:color w:val="auto"/>
       </w:rPr>
       <w:tblPr/>
@@ -6861,6 +7163,7 @@
     </w:tblStylePr>
     <w:tblStylePr w:type="firstCol">
       <w:rPr>
+        <w:rFonts w:eastAsia="黑体"/>
         <w:b/>
         <w:bCs/>
         <w:color w:themeColor="background1" w:val="FFFFFF"/>
@@ -6880,6 +7183,7 @@
     </w:tblStylePr>
     <w:tblStylePr w:type="lastCol">
       <w:rPr>
+        <w:rFonts w:eastAsia="黑体"/>
         <w:b/>
         <w:bCs/>
         <w:color w:themeColor="background1" w:val="FFFFFF"/>
@@ -6928,6 +7232,7 @@
     </w:tblStylePr>
     <w:tblStylePr w:type="nwCell">
       <w:rPr>
+        <w:rFonts w:eastAsia="黑体"/>
         <w:color w:themeColor="background1" w:val="FFFFFF"/>
       </w:rPr>
       <w:tblPr/>
@@ -6971,6 +7276,7 @@
         <w:spacing w:after="0" w:before="0" w:line="240" w:lineRule="auto"/>
       </w:pPr>
       <w:rPr>
+        <w:rFonts w:eastAsia="黑体"/>
         <w:b/>
         <w:bCs/>
         <w:color w:themeColor="background1" w:val="FFFFFF"/>
@@ -6993,6 +7299,7 @@
         <w:spacing w:after="0" w:before="0" w:line="240" w:lineRule="auto"/>
       </w:pPr>
       <w:rPr>
+        <w:rFonts w:eastAsia="黑体"/>
         <w:color w:val="auto"/>
       </w:rPr>
       <w:tblPr/>
@@ -7010,6 +7317,7 @@
     </w:tblStylePr>
     <w:tblStylePr w:type="firstCol">
       <w:rPr>
+        <w:rFonts w:eastAsia="黑体"/>
         <w:b/>
         <w:bCs/>
         <w:color w:themeColor="background1" w:val="FFFFFF"/>
@@ -7029,6 +7337,7 @@
     </w:tblStylePr>
     <w:tblStylePr w:type="lastCol">
       <w:rPr>
+        <w:rFonts w:eastAsia="黑体"/>
         <w:b/>
         <w:bCs/>
         <w:color w:themeColor="background1" w:val="FFFFFF"/>
@@ -7077,6 +7386,7 @@
     </w:tblStylePr>
     <w:tblStylePr w:type="nwCell">
       <w:rPr>
+        <w:rFonts w:eastAsia="黑体"/>
         <w:color w:themeColor="background1" w:val="FFFFFF"/>
       </w:rPr>
       <w:tblPr/>
@@ -7120,6 +7430,7 @@
         <w:spacing w:after="0" w:before="0" w:line="240" w:lineRule="auto"/>
       </w:pPr>
       <w:rPr>
+        <w:rFonts w:eastAsia="黑体"/>
         <w:b/>
         <w:bCs/>
         <w:color w:themeColor="background1" w:val="FFFFFF"/>
@@ -7142,6 +7453,7 @@
         <w:spacing w:after="0" w:before="0" w:line="240" w:lineRule="auto"/>
       </w:pPr>
       <w:rPr>
+        <w:rFonts w:eastAsia="黑体"/>
         <w:color w:val="auto"/>
       </w:rPr>
       <w:tblPr/>
@@ -7159,6 +7471,7 @@
     </w:tblStylePr>
     <w:tblStylePr w:type="firstCol">
       <w:rPr>
+        <w:rFonts w:eastAsia="黑体"/>
         <w:b/>
         <w:bCs/>
         <w:color w:themeColor="background1" w:val="FFFFFF"/>
@@ -7178,6 +7491,7 @@
     </w:tblStylePr>
     <w:tblStylePr w:type="lastCol">
       <w:rPr>
+        <w:rFonts w:eastAsia="黑体"/>
         <w:b/>
         <w:bCs/>
         <w:color w:themeColor="background1" w:val="FFFFFF"/>
@@ -7226,6 +7540,7 @@
     </w:tblStylePr>
     <w:tblStylePr w:type="nwCell">
       <w:rPr>
+        <w:rFonts w:eastAsia="黑体"/>
         <w:color w:themeColor="background1" w:val="FFFFFF"/>
       </w:rPr>
       <w:tblPr/>
@@ -7269,6 +7584,7 @@
         <w:spacing w:after="0" w:before="0" w:line="240" w:lineRule="auto"/>
       </w:pPr>
       <w:rPr>
+        <w:rFonts w:eastAsia="黑体"/>
         <w:b/>
         <w:bCs/>
         <w:color w:themeColor="background1" w:val="FFFFFF"/>
@@ -7291,6 +7607,7 @@
         <w:spacing w:after="0" w:before="0" w:line="240" w:lineRule="auto"/>
       </w:pPr>
       <w:rPr>
+        <w:rFonts w:eastAsia="黑体"/>
         <w:color w:val="auto"/>
       </w:rPr>
       <w:tblPr/>
@@ -7308,6 +7625,7 @@
     </w:tblStylePr>
     <w:tblStylePr w:type="firstCol">
       <w:rPr>
+        <w:rFonts w:eastAsia="黑体"/>
         <w:b/>
         <w:bCs/>
         <w:color w:themeColor="background1" w:val="FFFFFF"/>
@@ -7327,6 +7645,7 @@
     </w:tblStylePr>
     <w:tblStylePr w:type="lastCol">
       <w:rPr>
+        <w:rFonts w:eastAsia="黑体"/>
         <w:b/>
         <w:bCs/>
         <w:color w:themeColor="background1" w:val="FFFFFF"/>
@@ -7375,6 +7694,7 @@
     </w:tblStylePr>
     <w:tblStylePr w:type="nwCell">
       <w:rPr>
+        <w:rFonts w:eastAsia="黑体"/>
         <w:color w:themeColor="background1" w:val="FFFFFF"/>
       </w:rPr>
       <w:tblPr/>
@@ -7418,6 +7738,7 @@
         <w:spacing w:after="0" w:before="0" w:line="240" w:lineRule="auto"/>
       </w:pPr>
       <w:rPr>
+        <w:rFonts w:eastAsia="黑体"/>
         <w:b/>
         <w:bCs/>
         <w:color w:themeColor="background1" w:val="FFFFFF"/>
@@ -7440,6 +7761,7 @@
         <w:spacing w:after="0" w:before="0" w:line="240" w:lineRule="auto"/>
       </w:pPr>
       <w:rPr>
+        <w:rFonts w:eastAsia="黑体"/>
         <w:color w:val="auto"/>
       </w:rPr>
       <w:tblPr/>
@@ -7457,6 +7779,7 @@
     </w:tblStylePr>
     <w:tblStylePr w:type="firstCol">
       <w:rPr>
+        <w:rFonts w:eastAsia="黑体"/>
         <w:b/>
         <w:bCs/>
         <w:color w:themeColor="background1" w:val="FFFFFF"/>
@@ -7476,6 +7799,7 @@
     </w:tblStylePr>
     <w:tblStylePr w:type="lastCol">
       <w:rPr>
+        <w:rFonts w:eastAsia="黑体"/>
         <w:b/>
         <w:bCs/>
         <w:color w:themeColor="background1" w:val="FFFFFF"/>
@@ -7524,6 +7848,7 @@
     </w:tblStylePr>
     <w:tblStylePr w:type="nwCell">
       <w:rPr>
+        <w:rFonts w:eastAsia="黑体"/>
         <w:color w:themeColor="background1" w:val="FFFFFF"/>
       </w:rPr>
       <w:tblPr/>
@@ -7567,6 +7892,7 @@
         <w:spacing w:after="0" w:before="0" w:line="240" w:lineRule="auto"/>
       </w:pPr>
       <w:rPr>
+        <w:rFonts w:eastAsia="黑体"/>
         <w:b/>
         <w:bCs/>
         <w:color w:themeColor="background1" w:val="FFFFFF"/>
@@ -7589,6 +7915,7 @@
         <w:spacing w:after="0" w:before="0" w:line="240" w:lineRule="auto"/>
       </w:pPr>
       <w:rPr>
+        <w:rFonts w:eastAsia="黑体"/>
         <w:color w:val="auto"/>
       </w:rPr>
       <w:tblPr/>
@@ -7606,6 +7933,7 @@
     </w:tblStylePr>
     <w:tblStylePr w:type="firstCol">
       <w:rPr>
+        <w:rFonts w:eastAsia="黑体"/>
         <w:b/>
         <w:bCs/>
         <w:color w:themeColor="background1" w:val="FFFFFF"/>
@@ -7625,6 +7953,7 @@
     </w:tblStylePr>
     <w:tblStylePr w:type="lastCol">
       <w:rPr>
+        <w:rFonts w:eastAsia="黑体"/>
         <w:b/>
         <w:bCs/>
         <w:color w:themeColor="background1" w:val="FFFFFF"/>
@@ -7673,6 +8002,7 @@
     </w:tblStylePr>
     <w:tblStylePr w:type="nwCell">
       <w:rPr>
+        <w:rFonts w:eastAsia="黑体"/>
         <w:color w:themeColor="background1" w:val="FFFFFF"/>
       </w:rPr>
       <w:tblPr/>
@@ -7697,6 +8027,7 @@
       <w:spacing w:after="0" w:line="240" w:lineRule="auto"/>
     </w:pPr>
     <w:rPr>
+      <w:rFonts w:eastAsia="黑体"/>
       <w:color w:themeColor="text1" w:val="000000"/>
     </w:rPr>
     <w:tblPr>
@@ -7716,7 +8047,7 @@
     </w:tblPr>
     <w:tblStylePr w:type="firstRow">
       <w:rPr>
-        <w:rFonts w:asciiTheme="majorHAnsi" w:cstheme="majorBidi" w:eastAsiaTheme="majorEastAsia" w:hAnsiTheme="majorHAnsi"/>
+        <w:rFonts w:asciiTheme="majorHAnsi" w:cstheme="majorBidi" w:hAnsiTheme="majorHAnsi" w:eastAsia="黑体"/>
       </w:rPr>
       <w:tblPr/>
       <w:tcPr>
@@ -7728,6 +8059,7 @@
     </w:tblStylePr>
     <w:tblStylePr w:type="lastRow">
       <w:rPr>
+        <w:rFonts w:eastAsia="黑体"/>
         <w:b/>
         <w:bCs/>
         <w:color w:themeColor="text2" w:val="1F497D"/>
@@ -7742,12 +8074,14 @@
     </w:tblStylePr>
     <w:tblStylePr w:type="firstCol">
       <w:rPr>
+        <w:rFonts w:eastAsia="黑体"/>
         <w:b/>
         <w:bCs/>
       </w:rPr>
     </w:tblStylePr>
     <w:tblStylePr w:type="lastCol">
       <w:rPr>
+        <w:rFonts w:eastAsia="黑体"/>
         <w:b/>
         <w:bCs/>
       </w:rPr>
@@ -7781,6 +8115,7 @@
       <w:spacing w:after="0" w:line="240" w:lineRule="auto"/>
     </w:pPr>
     <w:rPr>
+      <w:rFonts w:eastAsia="黑体"/>
       <w:color w:themeColor="text1" w:val="000000"/>
     </w:rPr>
     <w:tblPr>
@@ -7800,7 +8135,7 @@
     </w:tblPr>
     <w:tblStylePr w:type="firstRow">
       <w:rPr>
-        <w:rFonts w:asciiTheme="majorHAnsi" w:cstheme="majorBidi" w:eastAsiaTheme="majorEastAsia" w:hAnsiTheme="majorHAnsi"/>
+        <w:rFonts w:asciiTheme="majorHAnsi" w:cstheme="majorBidi" w:hAnsiTheme="majorHAnsi" w:eastAsia="黑体"/>
       </w:rPr>
       <w:tblPr/>
       <w:tcPr>
@@ -7812,6 +8147,7 @@
     </w:tblStylePr>
     <w:tblStylePr w:type="lastRow">
       <w:rPr>
+        <w:rFonts w:eastAsia="黑体"/>
         <w:b/>
         <w:bCs/>
         <w:color w:themeColor="text2" w:val="1F497D"/>
@@ -7826,12 +8162,14 @@
     </w:tblStylePr>
     <w:tblStylePr w:type="firstCol">
       <w:rPr>
+        <w:rFonts w:eastAsia="黑体"/>
         <w:b/>
         <w:bCs/>
       </w:rPr>
     </w:tblStylePr>
     <w:tblStylePr w:type="lastCol">
       <w:rPr>
+        <w:rFonts w:eastAsia="黑体"/>
         <w:b/>
         <w:bCs/>
       </w:rPr>
@@ -7865,6 +8203,7 @@
       <w:spacing w:after="0" w:line="240" w:lineRule="auto"/>
     </w:pPr>
     <w:rPr>
+      <w:rFonts w:eastAsia="黑体"/>
       <w:color w:themeColor="text1" w:val="000000"/>
     </w:rPr>
     <w:tblPr>
@@ -7884,7 +8223,7 @@
     </w:tblPr>
     <w:tblStylePr w:type="firstRow">
       <w:rPr>
-        <w:rFonts w:asciiTheme="majorHAnsi" w:cstheme="majorBidi" w:eastAsiaTheme="majorEastAsia" w:hAnsiTheme="majorHAnsi"/>
+        <w:rFonts w:asciiTheme="majorHAnsi" w:cstheme="majorBidi" w:hAnsiTheme="majorHAnsi" w:eastAsia="黑体"/>
       </w:rPr>
       <w:tblPr/>
       <w:tcPr>
@@ -7896,6 +8235,7 @@
     </w:tblStylePr>
     <w:tblStylePr w:type="lastRow">
       <w:rPr>
+        <w:rFonts w:eastAsia="黑体"/>
         <w:b/>
         <w:bCs/>
         <w:color w:themeColor="text2" w:val="1F497D"/>
@@ -7910,12 +8250,14 @@
     </w:tblStylePr>
     <w:tblStylePr w:type="firstCol">
       <w:rPr>
+        <w:rFonts w:eastAsia="黑体"/>
         <w:b/>
         <w:bCs/>
       </w:rPr>
     </w:tblStylePr>
     <w:tblStylePr w:type="lastCol">
       <w:rPr>
+        <w:rFonts w:eastAsia="黑体"/>
         <w:b/>
         <w:bCs/>
       </w:rPr>
@@ -7949,6 +8291,7 @@
       <w:spacing w:after="0" w:line="240" w:lineRule="auto"/>
     </w:pPr>
     <w:rPr>
+      <w:rFonts w:eastAsia="黑体"/>
       <w:color w:themeColor="text1" w:val="000000"/>
     </w:rPr>
     <w:tblPr>
@@ -7968,7 +8311,7 @@
     </w:tblPr>
     <w:tblStylePr w:type="firstRow">
       <w:rPr>
-        <w:rFonts w:asciiTheme="majorHAnsi" w:cstheme="majorBidi" w:eastAsiaTheme="majorEastAsia" w:hAnsiTheme="majorHAnsi"/>
+        <w:rFonts w:asciiTheme="majorHAnsi" w:cstheme="majorBidi" w:hAnsiTheme="majorHAnsi" w:eastAsia="黑体"/>
       </w:rPr>
       <w:tblPr/>
       <w:tcPr>
@@ -7980,6 +8323,7 @@
     </w:tblStylePr>
     <w:tblStylePr w:type="lastRow">
       <w:rPr>
+        <w:rFonts w:eastAsia="黑体"/>
         <w:b/>
         <w:bCs/>
         <w:color w:themeColor="text2" w:val="1F497D"/>
@@ -7994,12 +8338,14 @@
     </w:tblStylePr>
     <w:tblStylePr w:type="firstCol">
       <w:rPr>
+        <w:rFonts w:eastAsia="黑体"/>
         <w:b/>
         <w:bCs/>
       </w:rPr>
     </w:tblStylePr>
     <w:tblStylePr w:type="lastCol">
       <w:rPr>
+        <w:rFonts w:eastAsia="黑体"/>
         <w:b/>
         <w:bCs/>
       </w:rPr>
@@ -8033,6 +8379,7 @@
       <w:spacing w:after="0" w:line="240" w:lineRule="auto"/>
     </w:pPr>
     <w:rPr>
+      <w:rFonts w:eastAsia="黑体"/>
       <w:color w:themeColor="text1" w:val="000000"/>
     </w:rPr>
     <w:tblPr>
@@ -8052,7 +8399,7 @@
     </w:tblPr>
     <w:tblStylePr w:type="firstRow">
       <w:rPr>
-        <w:rFonts w:asciiTheme="majorHAnsi" w:cstheme="majorBidi" w:eastAsiaTheme="majorEastAsia" w:hAnsiTheme="majorHAnsi"/>
+        <w:rFonts w:asciiTheme="majorHAnsi" w:cstheme="majorBidi" w:hAnsiTheme="majorHAnsi" w:eastAsia="黑体"/>
       </w:rPr>
       <w:tblPr/>
       <w:tcPr>
@@ -8064,6 +8411,7 @@
     </w:tblStylePr>
     <w:tblStylePr w:type="lastRow">
       <w:rPr>
+        <w:rFonts w:eastAsia="黑体"/>
         <w:b/>
         <w:bCs/>
         <w:color w:themeColor="text2" w:val="1F497D"/>
@@ -8078,12 +8426,14 @@
     </w:tblStylePr>
     <w:tblStylePr w:type="firstCol">
       <w:rPr>
+        <w:rFonts w:eastAsia="黑体"/>
         <w:b/>
         <w:bCs/>
       </w:rPr>
     </w:tblStylePr>
     <w:tblStylePr w:type="lastCol">
       <w:rPr>
+        <w:rFonts w:eastAsia="黑体"/>
         <w:b/>
         <w:bCs/>
       </w:rPr>
@@ -8117,6 +8467,7 @@
       <w:spacing w:after="0" w:line="240" w:lineRule="auto"/>
     </w:pPr>
     <w:rPr>
+      <w:rFonts w:eastAsia="黑体"/>
       <w:color w:themeColor="text1" w:val="000000"/>
     </w:rPr>
     <w:tblPr>
@@ -8136,7 +8487,7 @@
     </w:tblPr>
     <w:tblStylePr w:type="firstRow">
       <w:rPr>
-        <w:rFonts w:asciiTheme="majorHAnsi" w:cstheme="majorBidi" w:eastAsiaTheme="majorEastAsia" w:hAnsiTheme="majorHAnsi"/>
+        <w:rFonts w:asciiTheme="majorHAnsi" w:cstheme="majorBidi" w:hAnsiTheme="majorHAnsi" w:eastAsia="黑体"/>
       </w:rPr>
       <w:tblPr/>
       <w:tcPr>
@@ -8148,6 +8499,7 @@
     </w:tblStylePr>
     <w:tblStylePr w:type="lastRow">
       <w:rPr>
+        <w:rFonts w:eastAsia="黑体"/>
         <w:b/>
         <w:bCs/>
         <w:color w:themeColor="text2" w:val="1F497D"/>
@@ -8162,12 +8514,14 @@
     </w:tblStylePr>
     <w:tblStylePr w:type="firstCol">
       <w:rPr>
+        <w:rFonts w:eastAsia="黑体"/>
         <w:b/>
         <w:bCs/>
       </w:rPr>
     </w:tblStylePr>
     <w:tblStylePr w:type="lastCol">
       <w:rPr>
+        <w:rFonts w:eastAsia="黑体"/>
         <w:b/>
         <w:bCs/>
       </w:rPr>
@@ -8201,6 +8555,7 @@
       <w:spacing w:after="0" w:line="240" w:lineRule="auto"/>
     </w:pPr>
     <w:rPr>
+      <w:rFonts w:eastAsia="黑体"/>
       <w:color w:themeColor="text1" w:val="000000"/>
     </w:rPr>
     <w:tblPr>
@@ -8220,7 +8575,7 @@
     </w:tblPr>
     <w:tblStylePr w:type="firstRow">
       <w:rPr>
-        <w:rFonts w:asciiTheme="majorHAnsi" w:cstheme="majorBidi" w:eastAsiaTheme="majorEastAsia" w:hAnsiTheme="majorHAnsi"/>
+        <w:rFonts w:asciiTheme="majorHAnsi" w:cstheme="majorBidi" w:hAnsiTheme="majorHAnsi" w:eastAsia="黑体"/>
       </w:rPr>
       <w:tblPr/>
       <w:tcPr>
@@ -8232,6 +8587,7 @@
     </w:tblStylePr>
     <w:tblStylePr w:type="lastRow">
       <w:rPr>
+        <w:rFonts w:eastAsia="黑体"/>
         <w:b/>
         <w:bCs/>
         <w:color w:themeColor="text2" w:val="1F497D"/>
@@ -8246,12 +8602,14 @@
     </w:tblStylePr>
     <w:tblStylePr w:type="firstCol">
       <w:rPr>
+        <w:rFonts w:eastAsia="黑体"/>
         <w:b/>
         <w:bCs/>
       </w:rPr>
     </w:tblStylePr>
     <w:tblStylePr w:type="lastCol">
       <w:rPr>
+        <w:rFonts w:eastAsia="黑体"/>
         <w:b/>
         <w:bCs/>
       </w:rPr>
@@ -8285,7 +8643,7 @@
       <w:spacing w:after="0" w:line="240" w:lineRule="auto"/>
     </w:pPr>
     <w:rPr>
-      <w:rFonts w:asciiTheme="majorHAnsi" w:cstheme="majorBidi" w:eastAsiaTheme="majorEastAsia" w:hAnsiTheme="majorHAnsi"/>
+      <w:rFonts w:asciiTheme="majorHAnsi" w:cstheme="majorBidi" w:hAnsiTheme="majorHAnsi" w:eastAsia="黑体"/>
       <w:color w:themeColor="text1" w:val="000000"/>
     </w:rPr>
     <w:tblPr>
@@ -8307,6 +8665,7 @@
     </w:tblPr>
     <w:tblStylePr w:type="firstRow">
       <w:rPr>
+        <w:rFonts w:eastAsia="黑体"/>
         <w:sz w:val="24"/>
         <w:szCs w:val="24"/>
       </w:rPr>
@@ -8413,7 +8772,7 @@
       <w:spacing w:after="0" w:line="240" w:lineRule="auto"/>
     </w:pPr>
     <w:rPr>
-      <w:rFonts w:asciiTheme="majorHAnsi" w:cstheme="majorBidi" w:eastAsiaTheme="majorEastAsia" w:hAnsiTheme="majorHAnsi"/>
+      <w:rFonts w:asciiTheme="majorHAnsi" w:cstheme="majorBidi" w:hAnsiTheme="majorHAnsi" w:eastAsia="黑体"/>
       <w:color w:themeColor="text1" w:val="000000"/>
     </w:rPr>
     <w:tblPr>
@@ -8435,6 +8794,7 @@
     </w:tblPr>
     <w:tblStylePr w:type="firstRow">
       <w:rPr>
+        <w:rFonts w:eastAsia="黑体"/>
         <w:sz w:val="24"/>
         <w:szCs w:val="24"/>
       </w:rPr>
@@ -8541,7 +8901,7 @@
       <w:spacing w:after="0" w:line="240" w:lineRule="auto"/>
     </w:pPr>
     <w:rPr>
-      <w:rFonts w:asciiTheme="majorHAnsi" w:cstheme="majorBidi" w:eastAsiaTheme="majorEastAsia" w:hAnsiTheme="majorHAnsi"/>
+      <w:rFonts w:asciiTheme="majorHAnsi" w:cstheme="majorBidi" w:hAnsiTheme="majorHAnsi" w:eastAsia="黑体"/>
       <w:color w:themeColor="text1" w:val="000000"/>
     </w:rPr>
     <w:tblPr>
@@ -8563,6 +8923,7 @@
     </w:tblPr>
     <w:tblStylePr w:type="firstRow">
       <w:rPr>
+        <w:rFonts w:eastAsia="黑体"/>
         <w:sz w:val="24"/>
         <w:szCs w:val="24"/>
       </w:rPr>
@@ -8669,7 +9030,7 @@
       <w:spacing w:after="0" w:line="240" w:lineRule="auto"/>
     </w:pPr>
     <w:rPr>
-      <w:rFonts w:asciiTheme="majorHAnsi" w:cstheme="majorBidi" w:eastAsiaTheme="majorEastAsia" w:hAnsiTheme="majorHAnsi"/>
+      <w:rFonts w:asciiTheme="majorHAnsi" w:cstheme="majorBidi" w:hAnsiTheme="majorHAnsi" w:eastAsia="黑体"/>
       <w:color w:themeColor="text1" w:val="000000"/>
     </w:rPr>
     <w:tblPr>
@@ -8691,6 +9052,7 @@
     </w:tblPr>
     <w:tblStylePr w:type="firstRow">
       <w:rPr>
+        <w:rFonts w:eastAsia="黑体"/>
         <w:sz w:val="24"/>
         <w:szCs w:val="24"/>
       </w:rPr>
@@ -8797,7 +9159,7 @@
       <w:spacing w:after="0" w:line="240" w:lineRule="auto"/>
     </w:pPr>
     <w:rPr>
-      <w:rFonts w:asciiTheme="majorHAnsi" w:cstheme="majorBidi" w:eastAsiaTheme="majorEastAsia" w:hAnsiTheme="majorHAnsi"/>
+      <w:rFonts w:asciiTheme="majorHAnsi" w:cstheme="majorBidi" w:hAnsiTheme="majorHAnsi" w:eastAsia="黑体"/>
       <w:color w:themeColor="text1" w:val="000000"/>
     </w:rPr>
     <w:tblPr>
@@ -8819,6 +9181,7 @@
     </w:tblPr>
     <w:tblStylePr w:type="firstRow">
       <w:rPr>
+        <w:rFonts w:eastAsia="黑体"/>
         <w:sz w:val="24"/>
         <w:szCs w:val="24"/>
       </w:rPr>
@@ -8925,7 +9288,7 @@
       <w:spacing w:after="0" w:line="240" w:lineRule="auto"/>
     </w:pPr>
     <w:rPr>
-      <w:rFonts w:asciiTheme="majorHAnsi" w:cstheme="majorBidi" w:eastAsiaTheme="majorEastAsia" w:hAnsiTheme="majorHAnsi"/>
+      <w:rFonts w:asciiTheme="majorHAnsi" w:cstheme="majorBidi" w:hAnsiTheme="majorHAnsi" w:eastAsia="黑体"/>
       <w:color w:themeColor="text1" w:val="000000"/>
     </w:rPr>
     <w:tblPr>
@@ -8947,6 +9310,7 @@
     </w:tblPr>
     <w:tblStylePr w:type="firstRow">
       <w:rPr>
+        <w:rFonts w:eastAsia="黑体"/>
         <w:sz w:val="24"/>
         <w:szCs w:val="24"/>
       </w:rPr>
@@ -9053,7 +9417,7 @@
       <w:spacing w:after="0" w:line="240" w:lineRule="auto"/>
     </w:pPr>
     <w:rPr>
-      <w:rFonts w:asciiTheme="majorHAnsi" w:cstheme="majorBidi" w:eastAsiaTheme="majorEastAsia" w:hAnsiTheme="majorHAnsi"/>
+      <w:rFonts w:asciiTheme="majorHAnsi" w:cstheme="majorBidi" w:hAnsiTheme="majorHAnsi" w:eastAsia="黑体"/>
       <w:color w:themeColor="text1" w:val="000000"/>
     </w:rPr>
     <w:tblPr>
@@ -9075,6 +9439,7 @@
     </w:tblPr>
     <w:tblStylePr w:type="firstRow">
       <w:rPr>
+        <w:rFonts w:eastAsia="黑体"/>
         <w:sz w:val="24"/>
         <w:szCs w:val="24"/>
       </w:rPr>
@@ -9204,12 +9569,14 @@
     </w:tcPr>
     <w:tblStylePr w:type="firstRow">
       <w:rPr>
+        <w:rFonts w:eastAsia="黑体"/>
         <w:b/>
         <w:bCs/>
       </w:rPr>
     </w:tblStylePr>
     <w:tblStylePr w:type="lastRow">
       <w:rPr>
+        <w:rFonts w:eastAsia="黑体"/>
         <w:b/>
         <w:bCs/>
       </w:rPr>
@@ -9222,12 +9589,14 @@
     </w:tblStylePr>
     <w:tblStylePr w:type="firstCol">
       <w:rPr>
+        <w:rFonts w:eastAsia="黑体"/>
         <w:b/>
         <w:bCs/>
       </w:rPr>
     </w:tblStylePr>
     <w:tblStylePr w:type="lastCol">
       <w:rPr>
+        <w:rFonts w:eastAsia="黑体"/>
         <w:b/>
         <w:bCs/>
       </w:rPr>
@@ -9277,12 +9646,14 @@
     </w:tcPr>
     <w:tblStylePr w:type="firstRow">
       <w:rPr>
+        <w:rFonts w:eastAsia="黑体"/>
         <w:b/>
         <w:bCs/>
       </w:rPr>
     </w:tblStylePr>
     <w:tblStylePr w:type="lastRow">
       <w:rPr>
+        <w:rFonts w:eastAsia="黑体"/>
         <w:b/>
         <w:bCs/>
       </w:rPr>
@@ -9295,12 +9666,14 @@
     </w:tblStylePr>
     <w:tblStylePr w:type="firstCol">
       <w:rPr>
+        <w:rFonts w:eastAsia="黑体"/>
         <w:b/>
         <w:bCs/>
       </w:rPr>
     </w:tblStylePr>
     <w:tblStylePr w:type="lastCol">
       <w:rPr>
+        <w:rFonts w:eastAsia="黑体"/>
         <w:b/>
         <w:bCs/>
       </w:rPr>
@@ -9350,12 +9723,14 @@
     </w:tcPr>
     <w:tblStylePr w:type="firstRow">
       <w:rPr>
+        <w:rFonts w:eastAsia="黑体"/>
         <w:b/>
         <w:bCs/>
       </w:rPr>
     </w:tblStylePr>
     <w:tblStylePr w:type="lastRow">
       <w:rPr>
+        <w:rFonts w:eastAsia="黑体"/>
         <w:b/>
         <w:bCs/>
       </w:rPr>
@@ -9368,12 +9743,14 @@
     </w:tblStylePr>
     <w:tblStylePr w:type="firstCol">
       <w:rPr>
+        <w:rFonts w:eastAsia="黑体"/>
         <w:b/>
         <w:bCs/>
       </w:rPr>
     </w:tblStylePr>
     <w:tblStylePr w:type="lastCol">
       <w:rPr>
+        <w:rFonts w:eastAsia="黑体"/>
         <w:b/>
         <w:bCs/>
       </w:rPr>
@@ -9423,12 +9800,14 @@
     </w:tcPr>
     <w:tblStylePr w:type="firstRow">
       <w:rPr>
+        <w:rFonts w:eastAsia="黑体"/>
         <w:b/>
         <w:bCs/>
       </w:rPr>
     </w:tblStylePr>
     <w:tblStylePr w:type="lastRow">
       <w:rPr>
+        <w:rFonts w:eastAsia="黑体"/>
         <w:b/>
         <w:bCs/>
       </w:rPr>
@@ -9441,12 +9820,14 @@
     </w:tblStylePr>
     <w:tblStylePr w:type="firstCol">
       <w:rPr>
+        <w:rFonts w:eastAsia="黑体"/>
         <w:b/>
         <w:bCs/>
       </w:rPr>
     </w:tblStylePr>
     <w:tblStylePr w:type="lastCol">
       <w:rPr>
+        <w:rFonts w:eastAsia="黑体"/>
         <w:b/>
         <w:bCs/>
       </w:rPr>
@@ -9496,12 +9877,14 @@
     </w:tcPr>
     <w:tblStylePr w:type="firstRow">
       <w:rPr>
+        <w:rFonts w:eastAsia="黑体"/>
         <w:b/>
         <w:bCs/>
       </w:rPr>
     </w:tblStylePr>
     <w:tblStylePr w:type="lastRow">
       <w:rPr>
+        <w:rFonts w:eastAsia="黑体"/>
         <w:b/>
         <w:bCs/>
       </w:rPr>
@@ -9514,12 +9897,14 @@
     </w:tblStylePr>
     <w:tblStylePr w:type="firstCol">
       <w:rPr>
+        <w:rFonts w:eastAsia="黑体"/>
         <w:b/>
         <w:bCs/>
       </w:rPr>
     </w:tblStylePr>
     <w:tblStylePr w:type="lastCol">
       <w:rPr>
+        <w:rFonts w:eastAsia="黑体"/>
         <w:b/>
         <w:bCs/>
       </w:rPr>
@@ -9569,12 +9954,14 @@
     </w:tcPr>
     <w:tblStylePr w:type="firstRow">
       <w:rPr>
+        <w:rFonts w:eastAsia="黑体"/>
         <w:b/>
         <w:bCs/>
       </w:rPr>
     </w:tblStylePr>
     <w:tblStylePr w:type="lastRow">
       <w:rPr>
+        <w:rFonts w:eastAsia="黑体"/>
         <w:b/>
         <w:bCs/>
       </w:rPr>
@@ -9587,12 +9974,14 @@
     </w:tblStylePr>
     <w:tblStylePr w:type="firstCol">
       <w:rPr>
+        <w:rFonts w:eastAsia="黑体"/>
         <w:b/>
         <w:bCs/>
       </w:rPr>
     </w:tblStylePr>
     <w:tblStylePr w:type="lastCol">
       <w:rPr>
+        <w:rFonts w:eastAsia="黑体"/>
         <w:b/>
         <w:bCs/>
       </w:rPr>
@@ -9642,12 +10031,14 @@
     </w:tcPr>
     <w:tblStylePr w:type="firstRow">
       <w:rPr>
+        <w:rFonts w:eastAsia="黑体"/>
         <w:b/>
         <w:bCs/>
       </w:rPr>
     </w:tblStylePr>
     <w:tblStylePr w:type="lastRow">
       <w:rPr>
+        <w:rFonts w:eastAsia="黑体"/>
         <w:b/>
         <w:bCs/>
       </w:rPr>
@@ -9660,12 +10051,14 @@
     </w:tblStylePr>
     <w:tblStylePr w:type="firstCol">
       <w:rPr>
+        <w:rFonts w:eastAsia="黑体"/>
         <w:b/>
         <w:bCs/>
       </w:rPr>
     </w:tblStylePr>
     <w:tblStylePr w:type="lastCol">
       <w:rPr>
+        <w:rFonts w:eastAsia="黑体"/>
         <w:b/>
         <w:bCs/>
       </w:rPr>
@@ -9692,7 +10085,7 @@
       <w:spacing w:after="0" w:line="240" w:lineRule="auto"/>
     </w:pPr>
     <w:rPr>
-      <w:rFonts w:asciiTheme="majorHAnsi" w:cstheme="majorBidi" w:eastAsiaTheme="majorEastAsia" w:hAnsiTheme="majorHAnsi"/>
+      <w:rFonts w:asciiTheme="majorHAnsi" w:cstheme="majorBidi" w:hAnsiTheme="majorHAnsi" w:eastAsia="黑体"/>
       <w:color w:themeColor="text1" w:val="000000"/>
     </w:rPr>
     <w:tblPr>
@@ -9719,6 +10112,7 @@
     </w:tcPr>
     <w:tblStylePr w:type="firstRow">
       <w:rPr>
+        <w:rFonts w:eastAsia="黑体"/>
         <w:b/>
         <w:bCs/>
         <w:color w:themeColor="text1" w:val="000000"/>
@@ -9730,6 +10124,7 @@
     </w:tblStylePr>
     <w:tblStylePr w:type="lastRow">
       <w:rPr>
+        <w:rFonts w:eastAsia="黑体"/>
         <w:b/>
         <w:bCs/>
         <w:color w:themeColor="text1" w:val="000000"/>
@@ -9749,6 +10144,7 @@
     </w:tblStylePr>
     <w:tblStylePr w:type="firstCol">
       <w:rPr>
+        <w:rFonts w:eastAsia="黑体"/>
         <w:b/>
         <w:bCs/>
         <w:color w:themeColor="text1" w:val="000000"/>
@@ -9768,6 +10164,7 @@
     </w:tblStylePr>
     <w:tblStylePr w:type="lastCol">
       <w:rPr>
+        <w:rFonts w:eastAsia="黑体"/>
         <w:b w:val="0"/>
         <w:bCs w:val="0"/>
         <w:color w:themeColor="text1" w:val="000000"/>
@@ -9817,7 +10214,7 @@
       <w:spacing w:after="0" w:line="240" w:lineRule="auto"/>
     </w:pPr>
     <w:rPr>
-      <w:rFonts w:asciiTheme="majorHAnsi" w:cstheme="majorBidi" w:eastAsiaTheme="majorEastAsia" w:hAnsiTheme="majorHAnsi"/>
+      <w:rFonts w:asciiTheme="majorHAnsi" w:cstheme="majorBidi" w:hAnsiTheme="majorHAnsi" w:eastAsia="黑体"/>
       <w:color w:themeColor="text1" w:val="000000"/>
     </w:rPr>
     <w:tblPr>
@@ -9844,6 +10241,7 @@
     </w:tcPr>
     <w:tblStylePr w:type="firstRow">
       <w:rPr>
+        <w:rFonts w:eastAsia="黑体"/>
         <w:b/>
         <w:bCs/>
         <w:color w:themeColor="text1" w:val="000000"/>
@@ -9855,6 +10253,7 @@
     </w:tblStylePr>
     <w:tblStylePr w:type="lastRow">
       <w:rPr>
+        <w:rFonts w:eastAsia="黑体"/>
         <w:b/>
         <w:bCs/>
         <w:color w:themeColor="text1" w:val="000000"/>
@@ -9874,6 +10273,7 @@
     </w:tblStylePr>
     <w:tblStylePr w:type="firstCol">
       <w:rPr>
+        <w:rFonts w:eastAsia="黑体"/>
         <w:b/>
         <w:bCs/>
         <w:color w:themeColor="text1" w:val="000000"/>
@@ -9893,6 +10293,7 @@
     </w:tblStylePr>
     <w:tblStylePr w:type="lastCol">
       <w:rPr>
+        <w:rFonts w:eastAsia="黑体"/>
         <w:b w:val="0"/>
         <w:bCs w:val="0"/>
         <w:color w:themeColor="text1" w:val="000000"/>
@@ -9942,7 +10343,7 @@
       <w:spacing w:after="0" w:line="240" w:lineRule="auto"/>
     </w:pPr>
     <w:rPr>
-      <w:rFonts w:asciiTheme="majorHAnsi" w:cstheme="majorBidi" w:eastAsiaTheme="majorEastAsia" w:hAnsiTheme="majorHAnsi"/>
+      <w:rFonts w:asciiTheme="majorHAnsi" w:cstheme="majorBidi" w:hAnsiTheme="majorHAnsi" w:eastAsia="黑体"/>
       <w:color w:themeColor="text1" w:val="000000"/>
     </w:rPr>
     <w:tblPr>
@@ -9969,6 +10370,7 @@
     </w:tcPr>
     <w:tblStylePr w:type="firstRow">
       <w:rPr>
+        <w:rFonts w:eastAsia="黑体"/>
         <w:b/>
         <w:bCs/>
         <w:color w:themeColor="text1" w:val="000000"/>
@@ -9980,6 +10382,7 @@
     </w:tblStylePr>
     <w:tblStylePr w:type="lastRow">
       <w:rPr>
+        <w:rFonts w:eastAsia="黑体"/>
         <w:b/>
         <w:bCs/>
         <w:color w:themeColor="text1" w:val="000000"/>
@@ -9999,6 +10402,7 @@
     </w:tblStylePr>
     <w:tblStylePr w:type="firstCol">
       <w:rPr>
+        <w:rFonts w:eastAsia="黑体"/>
         <w:b/>
         <w:bCs/>
         <w:color w:themeColor="text1" w:val="000000"/>
@@ -10018,6 +10422,7 @@
     </w:tblStylePr>
     <w:tblStylePr w:type="lastCol">
       <w:rPr>
+        <w:rFonts w:eastAsia="黑体"/>
         <w:b w:val="0"/>
         <w:bCs w:val="0"/>
         <w:color w:themeColor="text1" w:val="000000"/>
@@ -10067,7 +10472,7 @@
       <w:spacing w:after="0" w:line="240" w:lineRule="auto"/>
     </w:pPr>
     <w:rPr>
-      <w:rFonts w:asciiTheme="majorHAnsi" w:cstheme="majorBidi" w:eastAsiaTheme="majorEastAsia" w:hAnsiTheme="majorHAnsi"/>
+      <w:rFonts w:asciiTheme="majorHAnsi" w:cstheme="majorBidi" w:hAnsiTheme="majorHAnsi" w:eastAsia="黑体"/>
       <w:color w:themeColor="text1" w:val="000000"/>
     </w:rPr>
     <w:tblPr>
@@ -10094,6 +10499,7 @@
     </w:tcPr>
     <w:tblStylePr w:type="firstRow">
       <w:rPr>
+        <w:rFonts w:eastAsia="黑体"/>
         <w:b/>
         <w:bCs/>
         <w:color w:themeColor="text1" w:val="000000"/>
@@ -10105,6 +10511,7 @@
     </w:tblStylePr>
     <w:tblStylePr w:type="lastRow">
       <w:rPr>
+        <w:rFonts w:eastAsia="黑体"/>
         <w:b/>
         <w:bCs/>
         <w:color w:themeColor="text1" w:val="000000"/>
@@ -10124,6 +10531,7 @@
     </w:tblStylePr>
     <w:tblStylePr w:type="firstCol">
       <w:rPr>
+        <w:rFonts w:eastAsia="黑体"/>
         <w:b/>
         <w:bCs/>
         <w:color w:themeColor="text1" w:val="000000"/>
@@ -10143,6 +10551,7 @@
     </w:tblStylePr>
     <w:tblStylePr w:type="lastCol">
       <w:rPr>
+        <w:rFonts w:eastAsia="黑体"/>
         <w:b w:val="0"/>
         <w:bCs w:val="0"/>
         <w:color w:themeColor="text1" w:val="000000"/>
@@ -10192,7 +10601,7 @@
       <w:spacing w:after="0" w:line="240" w:lineRule="auto"/>
     </w:pPr>
     <w:rPr>
-      <w:rFonts w:asciiTheme="majorHAnsi" w:cstheme="majorBidi" w:eastAsiaTheme="majorEastAsia" w:hAnsiTheme="majorHAnsi"/>
+      <w:rFonts w:asciiTheme="majorHAnsi" w:cstheme="majorBidi" w:hAnsiTheme="majorHAnsi" w:eastAsia="黑体"/>
       <w:color w:themeColor="text1" w:val="000000"/>
     </w:rPr>
     <w:tblPr>
@@ -10219,6 +10628,7 @@
     </w:tcPr>
     <w:tblStylePr w:type="firstRow">
       <w:rPr>
+        <w:rFonts w:eastAsia="黑体"/>
         <w:b/>
         <w:bCs/>
         <w:color w:themeColor="text1" w:val="000000"/>
@@ -10230,6 +10640,7 @@
     </w:tblStylePr>
     <w:tblStylePr w:type="lastRow">
       <w:rPr>
+        <w:rFonts w:eastAsia="黑体"/>
         <w:b/>
         <w:bCs/>
         <w:color w:themeColor="text1" w:val="000000"/>
@@ -10249,6 +10660,7 @@
     </w:tblStylePr>
     <w:tblStylePr w:type="firstCol">
       <w:rPr>
+        <w:rFonts w:eastAsia="黑体"/>
         <w:b/>
         <w:bCs/>
         <w:color w:themeColor="text1" w:val="000000"/>
@@ -10268,6 +10680,7 @@
     </w:tblStylePr>
     <w:tblStylePr w:type="lastCol">
       <w:rPr>
+        <w:rFonts w:eastAsia="黑体"/>
         <w:b w:val="0"/>
         <w:bCs w:val="0"/>
         <w:color w:themeColor="text1" w:val="000000"/>
@@ -10317,7 +10730,7 @@
       <w:spacing w:after="0" w:line="240" w:lineRule="auto"/>
     </w:pPr>
     <w:rPr>
-      <w:rFonts w:asciiTheme="majorHAnsi" w:cstheme="majorBidi" w:eastAsiaTheme="majorEastAsia" w:hAnsiTheme="majorHAnsi"/>
+      <w:rFonts w:asciiTheme="majorHAnsi" w:cstheme="majorBidi" w:hAnsiTheme="majorHAnsi" w:eastAsia="黑体"/>
       <w:color w:themeColor="text1" w:val="000000"/>
     </w:rPr>
     <w:tblPr>
@@ -10344,6 +10757,7 @@
     </w:tcPr>
     <w:tblStylePr w:type="firstRow">
       <w:rPr>
+        <w:rFonts w:eastAsia="黑体"/>
         <w:b/>
         <w:bCs/>
         <w:color w:themeColor="text1" w:val="000000"/>
@@ -10355,6 +10769,7 @@
     </w:tblStylePr>
     <w:tblStylePr w:type="lastRow">
       <w:rPr>
+        <w:rFonts w:eastAsia="黑体"/>
         <w:b/>
         <w:bCs/>
         <w:color w:themeColor="text1" w:val="000000"/>
@@ -10374,6 +10789,7 @@
     </w:tblStylePr>
     <w:tblStylePr w:type="firstCol">
       <w:rPr>
+        <w:rFonts w:eastAsia="黑体"/>
         <w:b/>
         <w:bCs/>
         <w:color w:themeColor="text1" w:val="000000"/>
@@ -10393,6 +10809,7 @@
     </w:tblStylePr>
     <w:tblStylePr w:type="lastCol">
       <w:rPr>
+        <w:rFonts w:eastAsia="黑体"/>
         <w:b w:val="0"/>
         <w:bCs w:val="0"/>
         <w:color w:themeColor="text1" w:val="000000"/>
@@ -10442,7 +10859,7 @@
       <w:spacing w:after="0" w:line="240" w:lineRule="auto"/>
     </w:pPr>
     <w:rPr>
-      <w:rFonts w:asciiTheme="majorHAnsi" w:cstheme="majorBidi" w:eastAsiaTheme="majorEastAsia" w:hAnsiTheme="majorHAnsi"/>
+      <w:rFonts w:asciiTheme="majorHAnsi" w:cstheme="majorBidi" w:hAnsiTheme="majorHAnsi" w:eastAsia="黑体"/>
       <w:color w:themeColor="text1" w:val="000000"/>
     </w:rPr>
     <w:tblPr>
@@ -10469,6 +10886,7 @@
     </w:tcPr>
     <w:tblStylePr w:type="firstRow">
       <w:rPr>
+        <w:rFonts w:eastAsia="黑体"/>
         <w:b/>
         <w:bCs/>
         <w:color w:themeColor="text1" w:val="000000"/>
@@ -10480,6 +10898,7 @@
     </w:tblStylePr>
     <w:tblStylePr w:type="lastRow">
       <w:rPr>
+        <w:rFonts w:eastAsia="黑体"/>
         <w:b/>
         <w:bCs/>
         <w:color w:themeColor="text1" w:val="000000"/>
@@ -10499,6 +10918,7 @@
     </w:tblStylePr>
     <w:tblStylePr w:type="firstCol">
       <w:rPr>
+        <w:rFonts w:eastAsia="黑体"/>
         <w:b/>
         <w:bCs/>
         <w:color w:themeColor="text1" w:val="000000"/>
@@ -10518,6 +10938,7 @@
     </w:tblStylePr>
     <w:tblStylePr w:type="lastCol">
       <w:rPr>
+        <w:rFonts w:eastAsia="黑体"/>
         <w:b w:val="0"/>
         <w:bCs w:val="0"/>
         <w:color w:themeColor="text1" w:val="000000"/>
@@ -10590,6 +11011,7 @@
     </w:tcPr>
     <w:tblStylePr w:type="firstRow">
       <w:rPr>
+        <w:rFonts w:eastAsia="黑体"/>
         <w:b/>
         <w:bCs/>
         <w:i w:val="0"/>
@@ -10611,6 +11033,7 @@
     </w:tblStylePr>
     <w:tblStylePr w:type="lastRow">
       <w:rPr>
+        <w:rFonts w:eastAsia="黑体"/>
         <w:b/>
         <w:bCs/>
         <w:i w:val="0"/>
@@ -10632,6 +11055,7 @@
     </w:tblStylePr>
     <w:tblStylePr w:type="firstCol">
       <w:rPr>
+        <w:rFonts w:eastAsia="黑体"/>
         <w:b/>
         <w:bCs/>
         <w:i w:val="0"/>
@@ -10651,6 +11075,7 @@
     </w:tblStylePr>
     <w:tblStylePr w:type="lastCol">
       <w:rPr>
+        <w:rFonts w:eastAsia="黑体"/>
         <w:b/>
         <w:bCs/>
         <w:i w:val="0"/>
@@ -10731,6 +11156,7 @@
     </w:tcPr>
     <w:tblStylePr w:type="firstRow">
       <w:rPr>
+        <w:rFonts w:eastAsia="黑体"/>
         <w:b/>
         <w:bCs/>
         <w:i w:val="0"/>
@@ -10752,6 +11178,7 @@
     </w:tblStylePr>
     <w:tblStylePr w:type="lastRow">
       <w:rPr>
+        <w:rFonts w:eastAsia="黑体"/>
         <w:b/>
         <w:bCs/>
         <w:i w:val="0"/>
@@ -10773,6 +11200,7 @@
     </w:tblStylePr>
     <w:tblStylePr w:type="firstCol">
       <w:rPr>
+        <w:rFonts w:eastAsia="黑体"/>
         <w:b/>
         <w:bCs/>
         <w:i w:val="0"/>
@@ -10792,6 +11220,7 @@
     </w:tblStylePr>
     <w:tblStylePr w:type="lastCol">
       <w:rPr>
+        <w:rFonts w:eastAsia="黑体"/>
         <w:b/>
         <w:bCs/>
         <w:i w:val="0"/>
@@ -10872,6 +11301,7 @@
     </w:tcPr>
     <w:tblStylePr w:type="firstRow">
       <w:rPr>
+        <w:rFonts w:eastAsia="黑体"/>
         <w:b/>
         <w:bCs/>
         <w:i w:val="0"/>
@@ -10893,6 +11323,7 @@
     </w:tblStylePr>
     <w:tblStylePr w:type="lastRow">
       <w:rPr>
+        <w:rFonts w:eastAsia="黑体"/>
         <w:b/>
         <w:bCs/>
         <w:i w:val="0"/>
@@ -10914,6 +11345,7 @@
     </w:tblStylePr>
     <w:tblStylePr w:type="firstCol">
       <w:rPr>
+        <w:rFonts w:eastAsia="黑体"/>
         <w:b/>
         <w:bCs/>
         <w:i w:val="0"/>
@@ -10933,6 +11365,7 @@
     </w:tblStylePr>
     <w:tblStylePr w:type="lastCol">
       <w:rPr>
+        <w:rFonts w:eastAsia="黑体"/>
         <w:b/>
         <w:bCs/>
         <w:i w:val="0"/>
@@ -11013,6 +11446,7 @@
     </w:tcPr>
     <w:tblStylePr w:type="firstRow">
       <w:rPr>
+        <w:rFonts w:eastAsia="黑体"/>
         <w:b/>
         <w:bCs/>
         <w:i w:val="0"/>
@@ -11034,6 +11468,7 @@
     </w:tblStylePr>
     <w:tblStylePr w:type="lastRow">
       <w:rPr>
+        <w:rFonts w:eastAsia="黑体"/>
         <w:b/>
         <w:bCs/>
         <w:i w:val="0"/>
@@ -11055,6 +11490,7 @@
     </w:tblStylePr>
     <w:tblStylePr w:type="firstCol">
       <w:rPr>
+        <w:rFonts w:eastAsia="黑体"/>
         <w:b/>
         <w:bCs/>
         <w:i w:val="0"/>
@@ -11074,6 +11510,7 @@
     </w:tblStylePr>
     <w:tblStylePr w:type="lastCol">
       <w:rPr>
+        <w:rFonts w:eastAsia="黑体"/>
         <w:b/>
         <w:bCs/>
         <w:i w:val="0"/>
@@ -11154,6 +11591,7 @@
     </w:tcPr>
     <w:tblStylePr w:type="firstRow">
       <w:rPr>
+        <w:rFonts w:eastAsia="黑体"/>
         <w:b/>
         <w:bCs/>
         <w:i w:val="0"/>
@@ -11175,6 +11613,7 @@
     </w:tblStylePr>
     <w:tblStylePr w:type="lastRow">
       <w:rPr>
+        <w:rFonts w:eastAsia="黑体"/>
         <w:b/>
         <w:bCs/>
         <w:i w:val="0"/>
@@ -11196,6 +11635,7 @@
     </w:tblStylePr>
     <w:tblStylePr w:type="firstCol">
       <w:rPr>
+        <w:rFonts w:eastAsia="黑体"/>
         <w:b/>
         <w:bCs/>
         <w:i w:val="0"/>
@@ -11215,6 +11655,7 @@
     </w:tblStylePr>
     <w:tblStylePr w:type="lastCol">
       <w:rPr>
+        <w:rFonts w:eastAsia="黑体"/>
         <w:b/>
         <w:bCs/>
         <w:i w:val="0"/>
@@ -11295,6 +11736,7 @@
     </w:tcPr>
     <w:tblStylePr w:type="firstRow">
       <w:rPr>
+        <w:rFonts w:eastAsia="黑体"/>
         <w:b/>
         <w:bCs/>
         <w:i w:val="0"/>
@@ -11316,6 +11758,7 @@
     </w:tblStylePr>
     <w:tblStylePr w:type="lastRow">
       <w:rPr>
+        <w:rFonts w:eastAsia="黑体"/>
         <w:b/>
         <w:bCs/>
         <w:i w:val="0"/>
@@ -11337,6 +11780,7 @@
     </w:tblStylePr>
     <w:tblStylePr w:type="firstCol">
       <w:rPr>
+        <w:rFonts w:eastAsia="黑体"/>
         <w:b/>
         <w:bCs/>
         <w:i w:val="0"/>
@@ -11356,6 +11800,7 @@
     </w:tblStylePr>
     <w:tblStylePr w:type="lastCol">
       <w:rPr>
+        <w:rFonts w:eastAsia="黑体"/>
         <w:b/>
         <w:bCs/>
         <w:i w:val="0"/>
@@ -11436,6 +11881,7 @@
     </w:tcPr>
     <w:tblStylePr w:type="firstRow">
       <w:rPr>
+        <w:rFonts w:eastAsia="黑体"/>
         <w:b/>
         <w:bCs/>
         <w:i w:val="0"/>
@@ -11457,6 +11903,7 @@
     </w:tblStylePr>
     <w:tblStylePr w:type="lastRow">
       <w:rPr>
+        <w:rFonts w:eastAsia="黑体"/>
         <w:b/>
         <w:bCs/>
         <w:i w:val="0"/>
@@ -11478,6 +11925,7 @@
     </w:tblStylePr>
     <w:tblStylePr w:type="firstCol">
       <w:rPr>
+        <w:rFonts w:eastAsia="黑体"/>
         <w:b/>
         <w:bCs/>
         <w:i w:val="0"/>
@@ -11497,6 +11945,7 @@
     </w:tblStylePr>
     <w:tblStylePr w:type="lastCol">
       <w:rPr>
+        <w:rFonts w:eastAsia="黑体"/>
         <w:b/>
         <w:bCs/>
         <w:i w:val="0"/>
@@ -11554,6 +12003,7 @@
       <w:spacing w:after="0" w:line="240" w:lineRule="auto"/>
     </w:pPr>
     <w:rPr>
+      <w:rFonts w:eastAsia="黑体"/>
       <w:color w:themeColor="background1" w:val="FFFFFF"/>
     </w:rPr>
     <w:tblPr>
@@ -11572,6 +12022,7 @@
     </w:tcPr>
     <w:tblStylePr w:type="firstRow">
       <w:rPr>
+        <w:rFonts w:eastAsia="黑体"/>
         <w:b/>
         <w:bCs/>
       </w:rPr>
@@ -11668,6 +12119,7 @@
       <w:spacing w:after="0" w:line="240" w:lineRule="auto"/>
     </w:pPr>
     <w:rPr>
+      <w:rFonts w:eastAsia="黑体"/>
       <w:color w:themeColor="background1" w:val="FFFFFF"/>
     </w:rPr>
     <w:tblPr>
@@ -11686,6 +12138,7 @@
     </w:tcPr>
     <w:tblStylePr w:type="firstRow">
       <w:rPr>
+        <w:rFonts w:eastAsia="黑体"/>
         <w:b/>
         <w:bCs/>
       </w:rPr>
@@ -11782,6 +12235,7 @@
       <w:spacing w:after="0" w:line="240" w:lineRule="auto"/>
     </w:pPr>
     <w:rPr>
+      <w:rFonts w:eastAsia="黑体"/>
       <w:color w:themeColor="background1" w:val="FFFFFF"/>
     </w:rPr>
     <w:tblPr>
@@ -11800,6 +12254,7 @@
     </w:tcPr>
     <w:tblStylePr w:type="firstRow">
       <w:rPr>
+        <w:rFonts w:eastAsia="黑体"/>
         <w:b/>
         <w:bCs/>
       </w:rPr>
@@ -11896,6 +12351,7 @@
       <w:spacing w:after="0" w:line="240" w:lineRule="auto"/>
     </w:pPr>
     <w:rPr>
+      <w:rFonts w:eastAsia="黑体"/>
       <w:color w:themeColor="background1" w:val="FFFFFF"/>
     </w:rPr>
     <w:tblPr>
@@ -11914,6 +12370,7 @@
     </w:tcPr>
     <w:tblStylePr w:type="firstRow">
       <w:rPr>
+        <w:rFonts w:eastAsia="黑体"/>
         <w:b/>
         <w:bCs/>
       </w:rPr>
@@ -12010,6 +12467,7 @@
       <w:spacing w:after="0" w:line="240" w:lineRule="auto"/>
     </w:pPr>
     <w:rPr>
+      <w:rFonts w:eastAsia="黑体"/>
       <w:color w:themeColor="background1" w:val="FFFFFF"/>
     </w:rPr>
     <w:tblPr>
@@ -12028,6 +12486,7 @@
     </w:tcPr>
     <w:tblStylePr w:type="firstRow">
       <w:rPr>
+        <w:rFonts w:eastAsia="黑体"/>
         <w:b/>
         <w:bCs/>
       </w:rPr>
@@ -12124,6 +12583,7 @@
       <w:spacing w:after="0" w:line="240" w:lineRule="auto"/>
     </w:pPr>
     <w:rPr>
+      <w:rFonts w:eastAsia="黑体"/>
       <w:color w:themeColor="background1" w:val="FFFFFF"/>
     </w:rPr>
     <w:tblPr>
@@ -12142,6 +12602,7 @@
     </w:tcPr>
     <w:tblStylePr w:type="firstRow">
       <w:rPr>
+        <w:rFonts w:eastAsia="黑体"/>
         <w:b/>
         <w:bCs/>
       </w:rPr>
@@ -12238,6 +12699,7 @@
       <w:spacing w:after="0" w:line="240" w:lineRule="auto"/>
     </w:pPr>
     <w:rPr>
+      <w:rFonts w:eastAsia="黑体"/>
       <w:color w:themeColor="background1" w:val="FFFFFF"/>
     </w:rPr>
     <w:tblPr>
@@ -12256,6 +12718,7 @@
     </w:tcPr>
     <w:tblStylePr w:type="firstRow">
       <w:rPr>
+        <w:rFonts w:eastAsia="黑体"/>
         <w:b/>
         <w:bCs/>
       </w:rPr>
@@ -12352,6 +12815,7 @@
       <w:spacing w:after="0" w:line="240" w:lineRule="auto"/>
     </w:pPr>
     <w:rPr>
+      <w:rFonts w:eastAsia="黑体"/>
       <w:color w:themeColor="text1" w:val="000000"/>
     </w:rPr>
     <w:tblPr>
@@ -12378,6 +12842,7 @@
     </w:tcPr>
     <w:tblStylePr w:type="firstRow">
       <w:rPr>
+        <w:rFonts w:eastAsia="黑体"/>
         <w:b/>
         <w:bCs/>
       </w:rPr>
@@ -12396,6 +12861,7 @@
     </w:tblStylePr>
     <w:tblStylePr w:type="lastRow">
       <w:rPr>
+        <w:rFonts w:eastAsia="黑体"/>
         <w:b/>
         <w:bCs/>
         <w:color w:themeColor="background1" w:val="FFFFFF"/>
@@ -12410,6 +12876,7 @@
     </w:tblStylePr>
     <w:tblStylePr w:type="firstCol">
       <w:rPr>
+        <w:rFonts w:eastAsia="黑体"/>
         <w:color w:themeColor="background1" w:val="FFFFFF"/>
       </w:rPr>
       <w:tblPr/>
@@ -12427,6 +12894,7 @@
     </w:tblStylePr>
     <w:tblStylePr w:type="lastCol">
       <w:rPr>
+        <w:rFonts w:eastAsia="黑体"/>
         <w:color w:themeColor="background1" w:val="FFFFFF"/>
       </w:rPr>
       <w:tblPr/>
@@ -12456,11 +12924,13 @@
     </w:tblStylePr>
     <w:tblStylePr w:type="neCell">
       <w:rPr>
+        <w:rFonts w:eastAsia="黑体"/>
         <w:color w:themeColor="text1" w:val="000000"/>
       </w:rPr>
     </w:tblStylePr>
     <w:tblStylePr w:type="nwCell">
       <w:rPr>
+        <w:rFonts w:eastAsia="黑体"/>
         <w:color w:themeColor="text1" w:val="000000"/>
       </w:rPr>
     </w:tblStylePr>
@@ -12474,6 +12944,7 @@
       <w:spacing w:after="0" w:line="240" w:lineRule="auto"/>
     </w:pPr>
     <w:rPr>
+      <w:rFonts w:eastAsia="黑体"/>
       <w:color w:themeColor="text1" w:val="000000"/>
     </w:rPr>
     <w:tblPr>
@@ -12500,6 +12971,7 @@
     </w:tcPr>
     <w:tblStylePr w:type="firstRow">
       <w:rPr>
+        <w:rFonts w:eastAsia="黑体"/>
         <w:b/>
         <w:bCs/>
       </w:rPr>
@@ -12518,6 +12990,7 @@
     </w:tblStylePr>
     <w:tblStylePr w:type="lastRow">
       <w:rPr>
+        <w:rFonts w:eastAsia="黑体"/>
         <w:b/>
         <w:bCs/>
         <w:color w:themeColor="background1" w:val="FFFFFF"/>
@@ -12532,6 +13005,7 @@
     </w:tblStylePr>
     <w:tblStylePr w:type="firstCol">
       <w:rPr>
+        <w:rFonts w:eastAsia="黑体"/>
         <w:color w:themeColor="background1" w:val="FFFFFF"/>
       </w:rPr>
       <w:tblPr/>
@@ -12549,6 +13023,7 @@
     </w:tblStylePr>
     <w:tblStylePr w:type="lastCol">
       <w:rPr>
+        <w:rFonts w:eastAsia="黑体"/>
         <w:color w:themeColor="background1" w:val="FFFFFF"/>
       </w:rPr>
       <w:tblPr/>
@@ -12578,11 +13053,13 @@
     </w:tblStylePr>
     <w:tblStylePr w:type="neCell">
       <w:rPr>
+        <w:rFonts w:eastAsia="黑体"/>
         <w:color w:themeColor="text1" w:val="000000"/>
       </w:rPr>
     </w:tblStylePr>
     <w:tblStylePr w:type="nwCell">
       <w:rPr>
+        <w:rFonts w:eastAsia="黑体"/>
         <w:color w:themeColor="text1" w:val="000000"/>
       </w:rPr>
     </w:tblStylePr>
@@ -12596,6 +13073,7 @@
       <w:spacing w:after="0" w:line="240" w:lineRule="auto"/>
     </w:pPr>
     <w:rPr>
+      <w:rFonts w:eastAsia="黑体"/>
       <w:color w:themeColor="text1" w:val="000000"/>
     </w:rPr>
     <w:tblPr>
@@ -12622,6 +13100,7 @@
     </w:tcPr>
     <w:tblStylePr w:type="firstRow">
       <w:rPr>
+        <w:rFonts w:eastAsia="黑体"/>
         <w:b/>
         <w:bCs/>
       </w:rPr>
@@ -12640,6 +13119,7 @@
     </w:tblStylePr>
     <w:tblStylePr w:type="lastRow">
       <w:rPr>
+        <w:rFonts w:eastAsia="黑体"/>
         <w:b/>
         <w:bCs/>
         <w:color w:themeColor="background1" w:val="FFFFFF"/>
@@ -12654,6 +13134,7 @@
     </w:tblStylePr>
     <w:tblStylePr w:type="firstCol">
       <w:rPr>
+        <w:rFonts w:eastAsia="黑体"/>
         <w:color w:themeColor="background1" w:val="FFFFFF"/>
       </w:rPr>
       <w:tblPr/>
@@ -12671,6 +13152,7 @@
     </w:tblStylePr>
     <w:tblStylePr w:type="lastCol">
       <w:rPr>
+        <w:rFonts w:eastAsia="黑体"/>
         <w:color w:themeColor="background1" w:val="FFFFFF"/>
       </w:rPr>
       <w:tblPr/>
@@ -12700,11 +13182,13 @@
     </w:tblStylePr>
     <w:tblStylePr w:type="neCell">
       <w:rPr>
+        <w:rFonts w:eastAsia="黑体"/>
         <w:color w:themeColor="text1" w:val="000000"/>
       </w:rPr>
     </w:tblStylePr>
     <w:tblStylePr w:type="nwCell">
       <w:rPr>
+        <w:rFonts w:eastAsia="黑体"/>
         <w:color w:themeColor="text1" w:val="000000"/>
       </w:rPr>
     </w:tblStylePr>
@@ -12718,6 +13202,7 @@
       <w:spacing w:after="0" w:line="240" w:lineRule="auto"/>
     </w:pPr>
     <w:rPr>
+      <w:rFonts w:eastAsia="黑体"/>
       <w:color w:themeColor="text1" w:val="000000"/>
     </w:rPr>
     <w:tblPr>
@@ -12744,6 +13229,7 @@
     </w:tcPr>
     <w:tblStylePr w:type="firstRow">
       <w:rPr>
+        <w:rFonts w:eastAsia="黑体"/>
         <w:b/>
         <w:bCs/>
       </w:rPr>
@@ -12762,6 +13248,7 @@
     </w:tblStylePr>
     <w:tblStylePr w:type="lastRow">
       <w:rPr>
+        <w:rFonts w:eastAsia="黑体"/>
         <w:b/>
         <w:bCs/>
         <w:color w:themeColor="background1" w:val="FFFFFF"/>
@@ -12776,6 +13263,7 @@
     </w:tblStylePr>
     <w:tblStylePr w:type="firstCol">
       <w:rPr>
+        <w:rFonts w:eastAsia="黑体"/>
         <w:color w:themeColor="background1" w:val="FFFFFF"/>
       </w:rPr>
       <w:tblPr/>
@@ -12793,6 +13281,7 @@
     </w:tblStylePr>
     <w:tblStylePr w:type="lastCol">
       <w:rPr>
+        <w:rFonts w:eastAsia="黑体"/>
         <w:color w:themeColor="background1" w:val="FFFFFF"/>
       </w:rPr>
       <w:tblPr/>
@@ -12830,6 +13319,7 @@
       <w:spacing w:after="0" w:line="240" w:lineRule="auto"/>
     </w:pPr>
     <w:rPr>
+      <w:rFonts w:eastAsia="黑体"/>
       <w:color w:themeColor="text1" w:val="000000"/>
     </w:rPr>
     <w:tblPr>
@@ -12856,6 +13346,7 @@
     </w:tcPr>
     <w:tblStylePr w:type="firstRow">
       <w:rPr>
+        <w:rFonts w:eastAsia="黑体"/>
         <w:b/>
         <w:bCs/>
       </w:rPr>
@@ -12874,6 +13365,7 @@
     </w:tblStylePr>
     <w:tblStylePr w:type="lastRow">
       <w:rPr>
+        <w:rFonts w:eastAsia="黑体"/>
         <w:b/>
         <w:bCs/>
         <w:color w:themeColor="background1" w:val="FFFFFF"/>
@@ -12888,6 +13380,7 @@
     </w:tblStylePr>
     <w:tblStylePr w:type="firstCol">
       <w:rPr>
+        <w:rFonts w:eastAsia="黑体"/>
         <w:color w:themeColor="background1" w:val="FFFFFF"/>
       </w:rPr>
       <w:tblPr/>
@@ -12905,6 +13398,7 @@
     </w:tblStylePr>
     <w:tblStylePr w:type="lastCol">
       <w:rPr>
+        <w:rFonts w:eastAsia="黑体"/>
         <w:color w:themeColor="background1" w:val="FFFFFF"/>
       </w:rPr>
       <w:tblPr/>
@@ -12934,11 +13428,13 @@
     </w:tblStylePr>
     <w:tblStylePr w:type="neCell">
       <w:rPr>
+        <w:rFonts w:eastAsia="黑体"/>
         <w:color w:themeColor="text1" w:val="000000"/>
       </w:rPr>
     </w:tblStylePr>
     <w:tblStylePr w:type="nwCell">
       <w:rPr>
+        <w:rFonts w:eastAsia="黑体"/>
         <w:color w:themeColor="text1" w:val="000000"/>
       </w:rPr>
     </w:tblStylePr>
@@ -12952,6 +13448,7 @@
       <w:spacing w:after="0" w:line="240" w:lineRule="auto"/>
     </w:pPr>
     <w:rPr>
+      <w:rFonts w:eastAsia="黑体"/>
       <w:color w:themeColor="text1" w:val="000000"/>
     </w:rPr>
     <w:tblPr>
@@ -12978,6 +13475,7 @@
     </w:tcPr>
     <w:tblStylePr w:type="firstRow">
       <w:rPr>
+        <w:rFonts w:eastAsia="黑体"/>
         <w:b/>
         <w:bCs/>
       </w:rPr>
@@ -12996,6 +13494,7 @@
     </w:tblStylePr>
     <w:tblStylePr w:type="lastRow">
       <w:rPr>
+        <w:rFonts w:eastAsia="黑体"/>
         <w:b/>
         <w:bCs/>
         <w:color w:themeColor="background1" w:val="FFFFFF"/>
@@ -13010,6 +13509,7 @@
     </w:tblStylePr>
     <w:tblStylePr w:type="firstCol">
       <w:rPr>
+        <w:rFonts w:eastAsia="黑体"/>
         <w:color w:themeColor="background1" w:val="FFFFFF"/>
       </w:rPr>
       <w:tblPr/>
@@ -13027,6 +13527,7 @@
     </w:tblStylePr>
     <w:tblStylePr w:type="lastCol">
       <w:rPr>
+        <w:rFonts w:eastAsia="黑体"/>
         <w:color w:themeColor="background1" w:val="FFFFFF"/>
       </w:rPr>
       <w:tblPr/>
@@ -13056,11 +13557,13 @@
     </w:tblStylePr>
     <w:tblStylePr w:type="neCell">
       <w:rPr>
+        <w:rFonts w:eastAsia="黑体"/>
         <w:color w:themeColor="text1" w:val="000000"/>
       </w:rPr>
     </w:tblStylePr>
     <w:tblStylePr w:type="nwCell">
       <w:rPr>
+        <w:rFonts w:eastAsia="黑体"/>
         <w:color w:themeColor="text1" w:val="000000"/>
       </w:rPr>
     </w:tblStylePr>
@@ -13074,6 +13577,7 @@
       <w:spacing w:after="0" w:line="240" w:lineRule="auto"/>
     </w:pPr>
     <w:rPr>
+      <w:rFonts w:eastAsia="黑体"/>
       <w:color w:themeColor="text1" w:val="000000"/>
     </w:rPr>
     <w:tblPr>
@@ -13100,6 +13604,7 @@
     </w:tcPr>
     <w:tblStylePr w:type="firstRow">
       <w:rPr>
+        <w:rFonts w:eastAsia="黑体"/>
         <w:b/>
         <w:bCs/>
       </w:rPr>
@@ -13118,6 +13623,7 @@
     </w:tblStylePr>
     <w:tblStylePr w:type="lastRow">
       <w:rPr>
+        <w:rFonts w:eastAsia="黑体"/>
         <w:b/>
         <w:bCs/>
         <w:color w:themeColor="background1" w:val="FFFFFF"/>
@@ -13132,6 +13638,7 @@
     </w:tblStylePr>
     <w:tblStylePr w:type="firstCol">
       <w:rPr>
+        <w:rFonts w:eastAsia="黑体"/>
         <w:color w:themeColor="background1" w:val="FFFFFF"/>
       </w:rPr>
       <w:tblPr/>
@@ -13149,6 +13656,7 @@
     </w:tblStylePr>
     <w:tblStylePr w:type="lastCol">
       <w:rPr>
+        <w:rFonts w:eastAsia="黑体"/>
         <w:color w:themeColor="background1" w:val="FFFFFF"/>
       </w:rPr>
       <w:tblPr/>
@@ -13178,11 +13686,13 @@
     </w:tblStylePr>
     <w:tblStylePr w:type="neCell">
       <w:rPr>
+        <w:rFonts w:eastAsia="黑体"/>
         <w:color w:themeColor="text1" w:val="000000"/>
       </w:rPr>
     </w:tblStylePr>
     <w:tblStylePr w:type="nwCell">
       <w:rPr>
+        <w:rFonts w:eastAsia="黑体"/>
         <w:color w:themeColor="text1" w:val="000000"/>
       </w:rPr>
     </w:tblStylePr>
@@ -13196,6 +13706,7 @@
       <w:spacing w:after="0" w:line="240" w:lineRule="auto"/>
     </w:pPr>
     <w:rPr>
+      <w:rFonts w:eastAsia="黑体"/>
       <w:color w:themeColor="text1" w:val="000000"/>
     </w:rPr>
     <w:tblPr>
@@ -13214,6 +13725,7 @@
     </w:tcPr>
     <w:tblStylePr w:type="firstRow">
       <w:rPr>
+        <w:rFonts w:eastAsia="黑体"/>
         <w:b/>
         <w:bCs/>
         <w:color w:themeColor="background1" w:val="FFFFFF"/>
@@ -13228,6 +13740,7 @@
     </w:tblStylePr>
     <w:tblStylePr w:type="lastRow">
       <w:rPr>
+        <w:rFonts w:eastAsia="黑体"/>
         <w:b/>
         <w:bCs/>
         <w:color w:themeColor="accent2" w:themeShade="CC" w:val="9E3A38"/>
@@ -13242,12 +13755,14 @@
     </w:tblStylePr>
     <w:tblStylePr w:type="firstCol">
       <w:rPr>
+        <w:rFonts w:eastAsia="黑体"/>
         <w:b/>
         <w:bCs/>
       </w:rPr>
     </w:tblStylePr>
     <w:tblStylePr w:type="lastCol">
       <w:rPr>
+        <w:rFonts w:eastAsia="黑体"/>
         <w:b/>
         <w:bCs/>
       </w:rPr>
@@ -13282,6 +13797,7 @@
       <w:spacing w:after="0" w:line="240" w:lineRule="auto"/>
     </w:pPr>
     <w:rPr>
+      <w:rFonts w:eastAsia="黑体"/>
       <w:color w:themeColor="text1" w:val="000000"/>
     </w:rPr>
     <w:tblPr>
@@ -13300,6 +13816,7 @@
     </w:tcPr>
     <w:tblStylePr w:type="firstRow">
       <w:rPr>
+        <w:rFonts w:eastAsia="黑体"/>
         <w:b/>
         <w:bCs/>
         <w:color w:themeColor="background1" w:val="FFFFFF"/>
@@ -13314,6 +13831,7 @@
     </w:tblStylePr>
     <w:tblStylePr w:type="lastRow">
       <w:rPr>
+        <w:rFonts w:eastAsia="黑体"/>
         <w:b/>
         <w:bCs/>
         <w:color w:themeColor="accent2" w:themeShade="CC" w:val="9E3A38"/>
@@ -13328,12 +13846,14 @@
     </w:tblStylePr>
     <w:tblStylePr w:type="firstCol">
       <w:rPr>
+        <w:rFonts w:eastAsia="黑体"/>
         <w:b/>
         <w:bCs/>
       </w:rPr>
     </w:tblStylePr>
     <w:tblStylePr w:type="lastCol">
       <w:rPr>
+        <w:rFonts w:eastAsia="黑体"/>
         <w:b/>
         <w:bCs/>
       </w:rPr>
@@ -13368,6 +13888,7 @@
       <w:spacing w:after="0" w:line="240" w:lineRule="auto"/>
     </w:pPr>
     <w:rPr>
+      <w:rFonts w:eastAsia="黑体"/>
       <w:color w:themeColor="text1" w:val="000000"/>
     </w:rPr>
     <w:tblPr>
@@ -13386,6 +13907,7 @@
     </w:tcPr>
     <w:tblStylePr w:type="firstRow">
       <w:rPr>
+        <w:rFonts w:eastAsia="黑体"/>
         <w:b/>
         <w:bCs/>
         <w:color w:themeColor="background1" w:val="FFFFFF"/>
@@ -13400,6 +13922,7 @@
     </w:tblStylePr>
     <w:tblStylePr w:type="lastRow">
       <w:rPr>
+        <w:rFonts w:eastAsia="黑体"/>
         <w:b/>
         <w:bCs/>
         <w:color w:themeColor="accent2" w:themeShade="CC" w:val="9E3A38"/>
@@ -13414,12 +13937,14 @@
     </w:tblStylePr>
     <w:tblStylePr w:type="firstCol">
       <w:rPr>
+        <w:rFonts w:eastAsia="黑体"/>
         <w:b/>
         <w:bCs/>
       </w:rPr>
     </w:tblStylePr>
     <w:tblStylePr w:type="lastCol">
       <w:rPr>
+        <w:rFonts w:eastAsia="黑体"/>
         <w:b/>
         <w:bCs/>
       </w:rPr>
@@ -13454,6 +13979,7 @@
       <w:spacing w:after="0" w:line="240" w:lineRule="auto"/>
     </w:pPr>
     <w:rPr>
+      <w:rFonts w:eastAsia="黑体"/>
       <w:color w:themeColor="text1" w:val="000000"/>
     </w:rPr>
     <w:tblPr>
@@ -13472,6 +13998,7 @@
     </w:tcPr>
     <w:tblStylePr w:type="firstRow">
       <w:rPr>
+        <w:rFonts w:eastAsia="黑体"/>
         <w:b/>
         <w:bCs/>
         <w:color w:themeColor="background1" w:val="FFFFFF"/>
@@ -13486,6 +14013,7 @@
     </w:tblStylePr>
     <w:tblStylePr w:type="lastRow">
       <w:rPr>
+        <w:rFonts w:eastAsia="黑体"/>
         <w:b/>
         <w:bCs/>
         <w:color w:themeColor="accent4" w:themeShade="CC" w:val="664E82"/>
@@ -13500,12 +14028,14 @@
     </w:tblStylePr>
     <w:tblStylePr w:type="firstCol">
       <w:rPr>
+        <w:rFonts w:eastAsia="黑体"/>
         <w:b/>
         <w:bCs/>
       </w:rPr>
     </w:tblStylePr>
     <w:tblStylePr w:type="lastCol">
       <w:rPr>
+        <w:rFonts w:eastAsia="黑体"/>
         <w:b/>
         <w:bCs/>
       </w:rPr>
@@ -13540,6 +14070,7 @@
       <w:spacing w:after="0" w:line="240" w:lineRule="auto"/>
     </w:pPr>
     <w:rPr>
+      <w:rFonts w:eastAsia="黑体"/>
       <w:color w:themeColor="text1" w:val="000000"/>
     </w:rPr>
     <w:tblPr>
@@ -13558,6 +14089,7 @@
     </w:tcPr>
     <w:tblStylePr w:type="firstRow">
       <w:rPr>
+        <w:rFonts w:eastAsia="黑体"/>
         <w:b/>
         <w:bCs/>
         <w:color w:themeColor="background1" w:val="FFFFFF"/>
@@ -13572,6 +14104,7 @@
     </w:tblStylePr>
     <w:tblStylePr w:type="lastRow">
       <w:rPr>
+        <w:rFonts w:eastAsia="黑体"/>
         <w:b/>
         <w:bCs/>
         <w:color w:themeColor="accent3" w:themeShade="CC" w:val="7E9C40"/>
@@ -13586,12 +14119,14 @@
     </w:tblStylePr>
     <w:tblStylePr w:type="firstCol">
       <w:rPr>
+        <w:rFonts w:eastAsia="黑体"/>
         <w:b/>
         <w:bCs/>
       </w:rPr>
     </w:tblStylePr>
     <w:tblStylePr w:type="lastCol">
       <w:rPr>
+        <w:rFonts w:eastAsia="黑体"/>
         <w:b/>
         <w:bCs/>
       </w:rPr>
@@ -13626,6 +14161,7 @@
       <w:spacing w:after="0" w:line="240" w:lineRule="auto"/>
     </w:pPr>
     <w:rPr>
+      <w:rFonts w:eastAsia="黑体"/>
       <w:color w:themeColor="text1" w:val="000000"/>
     </w:rPr>
     <w:tblPr>
@@ -13644,6 +14180,7 @@
     </w:tcPr>
     <w:tblStylePr w:type="firstRow">
       <w:rPr>
+        <w:rFonts w:eastAsia="黑体"/>
         <w:b/>
         <w:bCs/>
         <w:color w:themeColor="background1" w:val="FFFFFF"/>
@@ -13658,6 +14195,7 @@
     </w:tblStylePr>
     <w:tblStylePr w:type="lastRow">
       <w:rPr>
+        <w:rFonts w:eastAsia="黑体"/>
         <w:b/>
         <w:bCs/>
         <w:color w:themeColor="accent6" w:themeShade="CC" w:val="F2730A"/>
@@ -13672,12 +14210,14 @@
     </w:tblStylePr>
     <w:tblStylePr w:type="firstCol">
       <w:rPr>
+        <w:rFonts w:eastAsia="黑体"/>
         <w:b/>
         <w:bCs/>
       </w:rPr>
     </w:tblStylePr>
     <w:tblStylePr w:type="lastCol">
       <w:rPr>
+        <w:rFonts w:eastAsia="黑体"/>
         <w:b/>
         <w:bCs/>
       </w:rPr>
@@ -13712,6 +14252,7 @@
       <w:spacing w:after="0" w:line="240" w:lineRule="auto"/>
     </w:pPr>
     <w:rPr>
+      <w:rFonts w:eastAsia="黑体"/>
       <w:color w:themeColor="text1" w:val="000000"/>
     </w:rPr>
     <w:tblPr>
@@ -13730,6 +14271,7 @@
     </w:tcPr>
     <w:tblStylePr w:type="firstRow">
       <w:rPr>
+        <w:rFonts w:eastAsia="黑体"/>
         <w:b/>
         <w:bCs/>
         <w:color w:themeColor="background1" w:val="FFFFFF"/>
@@ -13744,6 +14286,7 @@
     </w:tblStylePr>
     <w:tblStylePr w:type="lastRow">
       <w:rPr>
+        <w:rFonts w:eastAsia="黑体"/>
         <w:b/>
         <w:bCs/>
         <w:color w:themeColor="accent5" w:themeShade="CC" w:val="348DA5"/>
@@ -13758,12 +14301,14 @@
     </w:tblStylePr>
     <w:tblStylePr w:type="firstCol">
       <w:rPr>
+        <w:rFonts w:eastAsia="黑体"/>
         <w:b/>
         <w:bCs/>
       </w:rPr>
     </w:tblStylePr>
     <w:tblStylePr w:type="lastCol">
       <w:rPr>
+        <w:rFonts w:eastAsia="黑体"/>
         <w:b/>
         <w:bCs/>
       </w:rPr>
@@ -13798,6 +14343,7 @@
       <w:spacing w:after="0" w:line="240" w:lineRule="auto"/>
     </w:pPr>
     <w:rPr>
+      <w:rFonts w:eastAsia="黑体"/>
       <w:color w:themeColor="text1" w:val="000000"/>
     </w:rPr>
     <w:tblPr>
@@ -13819,6 +14365,7 @@
     </w:tcPr>
     <w:tblStylePr w:type="firstRow">
       <w:rPr>
+        <w:rFonts w:eastAsia="黑体"/>
         <w:b/>
         <w:bCs/>
       </w:rPr>
@@ -13829,6 +14376,7 @@
     </w:tblStylePr>
     <w:tblStylePr w:type="lastRow">
       <w:rPr>
+        <w:rFonts w:eastAsia="黑体"/>
         <w:b/>
         <w:bCs/>
         <w:color w:themeColor="text1" w:val="000000"/>
@@ -13840,6 +14388,7 @@
     </w:tblStylePr>
     <w:tblStylePr w:type="firstCol">
       <w:rPr>
+        <w:rFonts w:eastAsia="黑体"/>
         <w:color w:themeColor="background1" w:val="FFFFFF"/>
       </w:rPr>
       <w:tblPr/>
@@ -13849,6 +14398,7 @@
     </w:tblStylePr>
     <w:tblStylePr w:type="lastCol">
       <w:rPr>
+        <w:rFonts w:eastAsia="黑体"/>
         <w:color w:themeColor="background1" w:val="FFFFFF"/>
       </w:rPr>
       <w:tblPr/>
@@ -13878,6 +14428,7 @@
       <w:spacing w:after="0" w:line="240" w:lineRule="auto"/>
     </w:pPr>
     <w:rPr>
+      <w:rFonts w:eastAsia="黑体"/>
       <w:color w:themeColor="text1" w:val="000000"/>
     </w:rPr>
     <w:tblPr>
@@ -13899,6 +14450,7 @@
     </w:tcPr>
     <w:tblStylePr w:type="firstRow">
       <w:rPr>
+        <w:rFonts w:eastAsia="黑体"/>
         <w:b/>
         <w:bCs/>
       </w:rPr>
@@ -13909,6 +14461,7 @@
     </w:tblStylePr>
     <w:tblStylePr w:type="lastRow">
       <w:rPr>
+        <w:rFonts w:eastAsia="黑体"/>
         <w:b/>
         <w:bCs/>
         <w:color w:themeColor="text1" w:val="000000"/>
@@ -13920,6 +14473,7 @@
     </w:tblStylePr>
     <w:tblStylePr w:type="firstCol">
       <w:rPr>
+        <w:rFonts w:eastAsia="黑体"/>
         <w:color w:themeColor="background1" w:val="FFFFFF"/>
       </w:rPr>
       <w:tblPr/>
@@ -13929,6 +14483,7 @@
     </w:tblStylePr>
     <w:tblStylePr w:type="lastCol">
       <w:rPr>
+        <w:rFonts w:eastAsia="黑体"/>
         <w:color w:themeColor="background1" w:val="FFFFFF"/>
       </w:rPr>
       <w:tblPr/>
@@ -13958,6 +14513,7 @@
       <w:spacing w:after="0" w:line="240" w:lineRule="auto"/>
     </w:pPr>
     <w:rPr>
+      <w:rFonts w:eastAsia="黑体"/>
       <w:color w:themeColor="text1" w:val="000000"/>
     </w:rPr>
     <w:tblPr>
@@ -13979,6 +14535,7 @@
     </w:tcPr>
     <w:tblStylePr w:type="firstRow">
       <w:rPr>
+        <w:rFonts w:eastAsia="黑体"/>
         <w:b/>
         <w:bCs/>
       </w:rPr>
@@ -13989,6 +14546,7 @@
     </w:tblStylePr>
     <w:tblStylePr w:type="lastRow">
       <w:rPr>
+        <w:rFonts w:eastAsia="黑体"/>
         <w:b/>
         <w:bCs/>
         <w:color w:themeColor="text1" w:val="000000"/>
@@ -14000,6 +14558,7 @@
     </w:tblStylePr>
     <w:tblStylePr w:type="firstCol">
       <w:rPr>
+        <w:rFonts w:eastAsia="黑体"/>
         <w:color w:themeColor="background1" w:val="FFFFFF"/>
       </w:rPr>
       <w:tblPr/>
@@ -14009,6 +14568,7 @@
     </w:tblStylePr>
     <w:tblStylePr w:type="lastCol">
       <w:rPr>
+        <w:rFonts w:eastAsia="黑体"/>
         <w:color w:themeColor="background1" w:val="FFFFFF"/>
       </w:rPr>
       <w:tblPr/>
@@ -14038,6 +14598,7 @@
       <w:spacing w:after="0" w:line="240" w:lineRule="auto"/>
     </w:pPr>
     <w:rPr>
+      <w:rFonts w:eastAsia="黑体"/>
       <w:color w:themeColor="text1" w:val="000000"/>
     </w:rPr>
     <w:tblPr>
@@ -14059,6 +14620,7 @@
     </w:tcPr>
     <w:tblStylePr w:type="firstRow">
       <w:rPr>
+        <w:rFonts w:eastAsia="黑体"/>
         <w:b/>
         <w:bCs/>
       </w:rPr>
@@ -14069,6 +14631,7 @@
     </w:tblStylePr>
     <w:tblStylePr w:type="lastRow">
       <w:rPr>
+        <w:rFonts w:eastAsia="黑体"/>
         <w:b/>
         <w:bCs/>
         <w:color w:themeColor="text1" w:val="000000"/>
@@ -14080,6 +14643,7 @@
     </w:tblStylePr>
     <w:tblStylePr w:type="firstCol">
       <w:rPr>
+        <w:rFonts w:eastAsia="黑体"/>
         <w:color w:themeColor="background1" w:val="FFFFFF"/>
       </w:rPr>
       <w:tblPr/>
@@ -14089,6 +14653,7 @@
     </w:tblStylePr>
     <w:tblStylePr w:type="lastCol">
       <w:rPr>
+        <w:rFonts w:eastAsia="黑体"/>
         <w:color w:themeColor="background1" w:val="FFFFFF"/>
       </w:rPr>
       <w:tblPr/>
@@ -14118,6 +14683,7 @@
       <w:spacing w:after="0" w:line="240" w:lineRule="auto"/>
     </w:pPr>
     <w:rPr>
+      <w:rFonts w:eastAsia="黑体"/>
       <w:color w:themeColor="text1" w:val="000000"/>
     </w:rPr>
     <w:tblPr>
@@ -14139,6 +14705,7 @@
     </w:tcPr>
     <w:tblStylePr w:type="firstRow">
       <w:rPr>
+        <w:rFonts w:eastAsia="黑体"/>
         <w:b/>
         <w:bCs/>
       </w:rPr>
@@ -14149,6 +14716,7 @@
     </w:tblStylePr>
     <w:tblStylePr w:type="lastRow">
       <w:rPr>
+        <w:rFonts w:eastAsia="黑体"/>
         <w:b/>
         <w:bCs/>
         <w:color w:themeColor="text1" w:val="000000"/>
@@ -14160,6 +14728,7 @@
     </w:tblStylePr>
     <w:tblStylePr w:type="firstCol">
       <w:rPr>
+        <w:rFonts w:eastAsia="黑体"/>
         <w:color w:themeColor="background1" w:val="FFFFFF"/>
       </w:rPr>
       <w:tblPr/>
@@ -14169,6 +14738,7 @@
     </w:tblStylePr>
     <w:tblStylePr w:type="lastCol">
       <w:rPr>
+        <w:rFonts w:eastAsia="黑体"/>
         <w:color w:themeColor="background1" w:val="FFFFFF"/>
       </w:rPr>
       <w:tblPr/>
@@ -14198,6 +14768,7 @@
       <w:spacing w:after="0" w:line="240" w:lineRule="auto"/>
     </w:pPr>
     <w:rPr>
+      <w:rFonts w:eastAsia="黑体"/>
       <w:color w:themeColor="text1" w:val="000000"/>
     </w:rPr>
     <w:tblPr>
@@ -14219,6 +14790,7 @@
     </w:tcPr>
     <w:tblStylePr w:type="firstRow">
       <w:rPr>
+        <w:rFonts w:eastAsia="黑体"/>
         <w:b/>
         <w:bCs/>
       </w:rPr>
@@ -14229,6 +14801,7 @@
     </w:tblStylePr>
     <w:tblStylePr w:type="lastRow">
       <w:rPr>
+        <w:rFonts w:eastAsia="黑体"/>
         <w:b/>
         <w:bCs/>
         <w:color w:themeColor="text1" w:val="000000"/>
@@ -14240,6 +14813,7 @@
     </w:tblStylePr>
     <w:tblStylePr w:type="firstCol">
       <w:rPr>
+        <w:rFonts w:eastAsia="黑体"/>
         <w:color w:themeColor="background1" w:val="FFFFFF"/>
       </w:rPr>
       <w:tblPr/>
@@ -14249,6 +14823,7 @@
     </w:tblStylePr>
     <w:tblStylePr w:type="lastCol">
       <w:rPr>
+        <w:rFonts w:eastAsia="黑体"/>
         <w:color w:themeColor="background1" w:val="FFFFFF"/>
       </w:rPr>
       <w:tblPr/>
@@ -14278,6 +14853,7 @@
       <w:spacing w:after="0" w:line="240" w:lineRule="auto"/>
     </w:pPr>
     <w:rPr>
+      <w:rFonts w:eastAsia="黑体"/>
       <w:color w:themeColor="text1" w:val="000000"/>
     </w:rPr>
     <w:tblPr>
@@ -14299,6 +14875,7 @@
     </w:tcPr>
     <w:tblStylePr w:type="firstRow">
       <w:rPr>
+        <w:rFonts w:eastAsia="黑体"/>
         <w:b/>
         <w:bCs/>
       </w:rPr>
@@ -14309,6 +14886,7 @@
     </w:tblStylePr>
     <w:tblStylePr w:type="lastRow">
       <w:rPr>
+        <w:rFonts w:eastAsia="黑体"/>
         <w:b/>
         <w:bCs/>
         <w:color w:themeColor="text1" w:val="000000"/>
@@ -14320,6 +14898,7 @@
     </w:tblStylePr>
     <w:tblStylePr w:type="firstCol">
       <w:rPr>
+        <w:rFonts w:eastAsia="黑体"/>
         <w:color w:themeColor="background1" w:val="FFFFFF"/>
       </w:rPr>
       <w:tblPr/>
@@ -14329,6 +14908,7 @@
     </w:tblStylePr>
     <w:tblStylePr w:type="lastCol">
       <w:rPr>
+        <w:rFonts w:eastAsia="黑体"/>
         <w:color w:themeColor="background1" w:val="FFFFFF"/>
       </w:rPr>
       <w:tblPr/>
@@ -14361,6 +14941,7 @@
     <w:name w:val="KeywordTok"/>
     <w:basedOn w:val="VerbatimChar"/>
     <w:rPr>
+      <w:rFonts w:eastAsia="黑体"/>
       <w:b/>
       <w:color w:val="007020"/>
     </w:rPr>
@@ -14369,6 +14950,7 @@
     <w:name w:val="DataTypeTok"/>
     <w:basedOn w:val="VerbatimChar"/>
     <w:rPr>
+      <w:rFonts w:eastAsia="黑体"/>
       <w:color w:val="902000"/>
     </w:rPr>
   </w:style>
@@ -14376,6 +14958,7 @@
     <w:name w:val="DecValTok"/>
     <w:basedOn w:val="VerbatimChar"/>
     <w:rPr>
+      <w:rFonts w:eastAsia="黑体"/>
       <w:color w:val="40a070"/>
     </w:rPr>
   </w:style>
@@ -14383,6 +14966,7 @@
     <w:name w:val="BaseNTok"/>
     <w:basedOn w:val="VerbatimChar"/>
     <w:rPr>
+      <w:rFonts w:eastAsia="黑体"/>
       <w:color w:val="40a070"/>
     </w:rPr>
   </w:style>
@@ -14390,6 +14974,7 @@
     <w:name w:val="FloatTok"/>
     <w:basedOn w:val="VerbatimChar"/>
     <w:rPr>
+      <w:rFonts w:eastAsia="黑体"/>
       <w:color w:val="40a070"/>
     </w:rPr>
   </w:style>
@@ -14397,6 +14982,7 @@
     <w:name w:val="ConstantTok"/>
     <w:basedOn w:val="VerbatimChar"/>
     <w:rPr>
+      <w:rFonts w:eastAsia="黑体"/>
       <w:color w:val="880000"/>
     </w:rPr>
   </w:style>
@@ -14404,6 +14990,7 @@
     <w:name w:val="CharTok"/>
     <w:basedOn w:val="VerbatimChar"/>
     <w:rPr>
+      <w:rFonts w:eastAsia="黑体"/>
       <w:color w:val="4070a0"/>
     </w:rPr>
   </w:style>
@@ -14411,6 +14998,7 @@
     <w:name w:val="SpecialCharTok"/>
     <w:basedOn w:val="VerbatimChar"/>
     <w:rPr>
+      <w:rFonts w:eastAsia="黑体"/>
       <w:color w:val="4070a0"/>
     </w:rPr>
   </w:style>
@@ -14418,6 +15006,7 @@
     <w:name w:val="StringTok"/>
     <w:basedOn w:val="VerbatimChar"/>
     <w:rPr>
+      <w:rFonts w:eastAsia="黑体"/>
       <w:color w:val="4070a0"/>
     </w:rPr>
   </w:style>
@@ -14425,6 +15014,7 @@
     <w:name w:val="VerbatimStringTok"/>
     <w:basedOn w:val="VerbatimChar"/>
     <w:rPr>
+      <w:rFonts w:eastAsia="黑体"/>
       <w:color w:val="4070a0"/>
     </w:rPr>
   </w:style>
@@ -14432,6 +15022,7 @@
     <w:name w:val="SpecialStringTok"/>
     <w:basedOn w:val="VerbatimChar"/>
     <w:rPr>
+      <w:rFonts w:eastAsia="黑体"/>
       <w:color w:val="bb6688"/>
     </w:rPr>
   </w:style>
@@ -14439,6 +15030,7 @@
     <w:name w:val="ImportTok"/>
     <w:basedOn w:val="VerbatimChar"/>
     <w:rPr>
+      <w:rFonts w:eastAsia="黑体"/>
       <w:b/>
       <w:color w:val="008000"/>
     </w:rPr>
@@ -14447,6 +15039,7 @@
     <w:name w:val="CommentTok"/>
     <w:basedOn w:val="VerbatimChar"/>
     <w:rPr>
+      <w:rFonts w:eastAsia="黑体"/>
       <w:i/>
       <w:color w:val="60a0b0"/>
     </w:rPr>
@@ -14455,6 +15048,7 @@
     <w:name w:val="DocumentationTok"/>
     <w:basedOn w:val="VerbatimChar"/>
     <w:rPr>
+      <w:rFonts w:eastAsia="黑体"/>
       <w:i/>
       <w:color w:val="ba2121"/>
     </w:rPr>
@@ -14463,6 +15057,7 @@
     <w:name w:val="AnnotationTok"/>
     <w:basedOn w:val="VerbatimChar"/>
     <w:rPr>
+      <w:rFonts w:eastAsia="黑体"/>
       <w:b/>
       <w:i/>
       <w:color w:val="60a0b0"/>
@@ -14472,6 +15067,7 @@
     <w:name w:val="CommentVarTok"/>
     <w:basedOn w:val="VerbatimChar"/>
     <w:rPr>
+      <w:rFonts w:eastAsia="黑体"/>
       <w:b/>
       <w:i/>
       <w:color w:val="60a0b0"/>
@@ -14481,6 +15077,7 @@
     <w:name w:val="OtherTok"/>
     <w:basedOn w:val="VerbatimChar"/>
     <w:rPr>
+      <w:rFonts w:eastAsia="黑体"/>
       <w:color w:val="007020"/>
     </w:rPr>
   </w:style>
@@ -14488,6 +15085,7 @@
     <w:name w:val="FunctionTok"/>
     <w:basedOn w:val="VerbatimChar"/>
     <w:rPr>
+      <w:rFonts w:eastAsia="黑体"/>
       <w:color w:val="06287e"/>
     </w:rPr>
   </w:style>
@@ -14495,6 +15093,7 @@
     <w:name w:val="VariableTok"/>
     <w:basedOn w:val="VerbatimChar"/>
     <w:rPr>
+      <w:rFonts w:eastAsia="黑体"/>
       <w:color w:val="19177c"/>
     </w:rPr>
   </w:style>
@@ -14502,6 +15101,7 @@
     <w:name w:val="ControlFlowTok"/>
     <w:basedOn w:val="VerbatimChar"/>
     <w:rPr>
+      <w:rFonts w:eastAsia="黑体"/>
       <w:b/>
       <w:color w:val="007020"/>
     </w:rPr>
@@ -14510,6 +15110,7 @@
     <w:name w:val="OperatorTok"/>
     <w:basedOn w:val="VerbatimChar"/>
     <w:rPr>
+      <w:rFonts w:eastAsia="黑体"/>
       <w:color w:val="666666"/>
     </w:rPr>
   </w:style>
@@ -14517,18 +15118,22 @@
     <w:name w:val="BuiltInTok"/>
     <w:basedOn w:val="VerbatimChar"/>
     <w:rPr>
+      <w:rFonts w:eastAsia="黑体"/>
       <w:color w:val="008000"/>
     </w:rPr>
   </w:style>
   <w:style w:type="character" w:customStyle="1" w:styleId="ExtensionTok">
     <w:name w:val="ExtensionTok"/>
     <w:basedOn w:val="VerbatimChar"/>
-    <w:rPr/>
+    <w:rPr>
+      <w:rFonts w:eastAsia="黑体"/>
+    </w:rPr>
   </w:style>
   <w:style w:type="character" w:customStyle="1" w:styleId="PreprocessorTok">
     <w:name w:val="PreprocessorTok"/>
     <w:basedOn w:val="VerbatimChar"/>
     <w:rPr>
+      <w:rFonts w:eastAsia="黑体"/>
       <w:color w:val="bc7a00"/>
     </w:rPr>
   </w:style>
@@ -14536,18 +15141,22 @@
     <w:name w:val="AttributeTok"/>
     <w:basedOn w:val="VerbatimChar"/>
     <w:rPr>
+      <w:rFonts w:eastAsia="黑体"/>
       <w:color w:val="7d9029"/>
     </w:rPr>
   </w:style>
   <w:style w:type="character" w:customStyle="1" w:styleId="RegionMarkerTok">
     <w:name w:val="RegionMarkerTok"/>
     <w:basedOn w:val="VerbatimChar"/>
-    <w:rPr/>
+    <w:rPr>
+      <w:rFonts w:eastAsia="黑体"/>
+    </w:rPr>
   </w:style>
   <w:style w:type="character" w:customStyle="1" w:styleId="InformationTok">
     <w:name w:val="InformationTok"/>
     <w:basedOn w:val="VerbatimChar"/>
     <w:rPr>
+      <w:rFonts w:eastAsia="黑体"/>
       <w:b/>
       <w:i/>
       <w:color w:val="60a0b0"/>
@@ -14557,6 +15166,7 @@
     <w:name w:val="WarningTok"/>
     <w:basedOn w:val="VerbatimChar"/>
     <w:rPr>
+      <w:rFonts w:eastAsia="黑体"/>
       <w:b/>
       <w:i/>
       <w:color w:val="60a0b0"/>
@@ -14566,6 +15176,7 @@
     <w:name w:val="AlertTok"/>
     <w:basedOn w:val="VerbatimChar"/>
     <w:rPr>
+      <w:rFonts w:eastAsia="黑体"/>
       <w:b/>
       <w:color w:val="ff0000"/>
     </w:rPr>
@@ -14574,6 +15185,7 @@
     <w:name w:val="ErrorTok"/>
     <w:basedOn w:val="VerbatimChar"/>
     <w:rPr>
+      <w:rFonts w:eastAsia="黑体"/>
       <w:b/>
       <w:color w:val="ff0000"/>
     </w:rPr>
@@ -14581,7 +15193,9 @@
   <w:style w:type="character" w:customStyle="1" w:styleId="NormalTok">
     <w:name w:val="NormalTok"/>
     <w:basedOn w:val="VerbatimChar"/>
-    <w:rPr/>
+    <w:rPr>
+      <w:rFonts w:eastAsia="黑体"/>
+    </w:rPr>
   </w:style>
 </w:styles>
 </file>
@@ -14630,12 +15244,12 @@
     <a:fontScheme name="Office">
       <a:majorFont>
         <a:latin typeface="Calibri"/>
-        <a:ea typeface=""/>
+        <a:ea typeface="黑体"/>
         <a:cs typeface=""/>
         <a:font script="Jpan" typeface="ＭＳ ゴシック"/>
         <a:font script="Hang" typeface="맑은 고딕"/>
-        <a:font script="Hans" typeface="宋体"/>
-        <a:font script="Hant" typeface="新細明體"/>
+        <a:font script="Hans" typeface="黑体"/>
+        <a:font script="Hant" typeface="黑体"/>
         <a:font script="Arab" typeface="Times New Roman"/>
         <a:font script="Hebr" typeface="Times New Roman"/>
         <a:font script="Thai" typeface="Angsana New"/>
@@ -14665,12 +15279,12 @@
       </a:majorFont>
       <a:minorFont>
         <a:latin typeface="Cambria"/>
-        <a:ea typeface=""/>
+        <a:ea typeface="黑体"/>
         <a:cs typeface=""/>
         <a:font script="Jpan" typeface="ＭＳ 明朝"/>
         <a:font script="Hang" typeface="맑은 고딕"/>
-        <a:font script="Hans" typeface="宋体"/>
-        <a:font script="Hant" typeface="新細明體"/>
+        <a:font script="Hans" typeface="黑体"/>
+        <a:font script="Hant" typeface="黑体"/>
         <a:font script="Arab" typeface="Arial"/>
         <a:font script="Hebr" typeface="Arial"/>
         <a:font script="Thai" typeface="Cordia New"/>

--- a/08-传感器电路/03-霍尔传感器电路/线性霍尔电路/线性霍尔电路.docx
+++ b/08-传感器电路/03-霍尔传感器电路/线性霍尔电路/线性霍尔电路.docx
@@ -2173,7 +2173,7 @@
           <w:color w:val="555555"/>
           <w:sz w:val="21"/>
         </w:rPr>
-        <w:t>材料收集者：杜文杰，WX手机：19519196569，QQ:3478827729</w:t>
+        <w:t>材料收集者：杜文杰，微信/手机：19519196569，QQ:3478827729</w:t>
       </w:r>
     </w:p>
     <w:sectPr>
